--- a/01-电源电路/02-开关电源/Buck降压/非同步Buck电路/非同步Buck电路.docx
+++ b/01-电源电路/02-开关电源/Buck降压/非同步Buck电路/非同步Buck电路.docx
@@ -2738,6 +2738,20 @@
     </w:p>
     <w:bookmarkEnd w:id="26"/>
     <w:bookmarkEnd w:id="27"/>
+    <w:p>
+      <w:pPr>
+        <w:spacing w:before="360"/>
+        <w:jc w:val="center"/>
+      </w:pPr>
+      <w:r>
+        <w:rPr>
+          <w:rFonts w:ascii="Times New Roman" w:hAnsi="Times New Roman"/>
+          <w:color w:val="555555"/>
+          <w:sz w:val="21"/>
+        </w:rPr>
+        <w:t>材料收集者：杜文杰</w:t>
+      </w:r>
+    </w:p>
     <w:sectPr>
       <w:headerReference r:id="rId9" w:type="default"/>
       <w:footerReference r:id="rId10" w:type="default"/>

--- a/01-电源电路/02-开关电源/Buck降压/非同步Buck电路/非同步Buck电路.docx
+++ b/01-电源电路/02-开关电源/Buck降压/非同步Buck电路/非同步Buck电路.docx
@@ -1,6 +1,6 @@
 
 <file path=word/document.xml><?xml version="1.0" encoding="utf-8"?>
-<w:document xmlns:w="http://schemas.openxmlformats.org/wordprocessingml/2006/main" xmlns:m="http://schemas.openxmlformats.org/officeDocument/2006/math" xmlns:r="http://schemas.openxmlformats.org/officeDocument/2006/relationships" xmlns:o="urn:schemas-microsoft-com:office:office" xmlns:v="urn:schemas-microsoft-com:vml" xmlns:w10="urn:schemas-microsoft-com:office:word" xmlns:a="http://schemas.openxmlformats.org/drawingml/2006/main" xmlns:pic="http://schemas.openxmlformats.org/drawingml/2006/picture" xmlns:wp="http://schemas.openxmlformats.org/drawingml/2006/wordprocessingDrawing">
+<w:document xmlns:m="http://schemas.openxmlformats.org/officeDocument/2006/math" xmlns:r="http://schemas.openxmlformats.org/officeDocument/2006/relationships" xmlns:w="http://schemas.openxmlformats.org/wordprocessingml/2006/main" xmlns:o="urn:schemas-microsoft-com:office:office" xmlns:v="urn:schemas-microsoft-com:vml" xmlns:w10="urn:schemas-microsoft-com:office:word" xmlns:a="http://schemas.openxmlformats.org/drawingml/2006/main" xmlns:pic="http://schemas.openxmlformats.org/drawingml/2006/picture" xmlns:wp="http://schemas.openxmlformats.org/drawingml/2006/wordprocessingDrawing">
   <w:body>
     <w:bookmarkStart w:id="27" w:name="非同步-buck-电路"/>
     <w:p>
@@ -9,16 +9,19 @@
       </w:pPr>
       <w:r>
         <w:rPr>
-          <w:rFonts w:hint="eastAsia"/>
+          <w:rFonts w:hint="eastAsia" w:eastAsia="黑体"/>
         </w:rPr>
         <w:t xml:space="preserve">非同步</w:t>
       </w:r>
       <w:r>
+        <w:rPr>
+          <w:rFonts w:eastAsia="黑体"/>
+        </w:rPr>
         <w:t xml:space="preserve"> Buck </w:t>
       </w:r>
       <w:r>
         <w:rPr>
-          <w:rFonts w:hint="eastAsia"/>
+          <w:rFonts w:hint="eastAsia" w:eastAsia="黑体"/>
         </w:rPr>
         <w:t xml:space="preserve">电路</w:t>
       </w:r>
@@ -30,7 +33,7 @@
       </w:pPr>
       <w:r>
         <w:rPr>
-          <w:rFonts w:hint="eastAsia"/>
+          <w:rFonts w:hint="eastAsia" w:eastAsia="黑体"/>
         </w:rPr>
         <w:t xml:space="preserve">拓扑描述</w:t>
       </w:r>
@@ -41,16 +44,19 @@
       </w:pPr>
       <w:r>
         <w:rPr>
-          <w:rFonts w:hint="eastAsia"/>
+          <w:rFonts w:hint="eastAsia" w:eastAsia="黑体"/>
         </w:rPr>
         <w:t xml:space="preserve">由</w:t>
       </w:r>
       <w:r>
+        <w:rPr>
+          <w:rFonts w:eastAsia="黑体"/>
+        </w:rPr>
         <w:t xml:space="preserve"> </w:t>
       </w:r>
       <w:r>
         <w:rPr>
-          <w:rFonts w:hint="eastAsia"/>
+          <w:rFonts w:hint="eastAsia" w:eastAsia="黑体"/>
           <w:b/>
           <w:bCs/>
         </w:rPr>
@@ -58,6 +64,7 @@
       </w:r>
       <w:r>
         <w:rPr>
+          <w:rFonts w:eastAsia="黑体"/>
           <w:b/>
           <w:bCs/>
         </w:rPr>
@@ -70,18 +77,21 @@
       </m:oMath>
       <w:r>
         <w:rPr>
-          <w:rFonts w:hint="eastAsia"/>
+          <w:rFonts w:hint="eastAsia" w:eastAsia="黑体"/>
           <w:b/>
           <w:bCs/>
         </w:rPr>
         <w:t xml:space="preserve">（MOSFET）</w:t>
       </w:r>
       <w:r>
+        <w:rPr>
+          <w:rFonts w:eastAsia="黑体"/>
+        </w:rPr>
         <w:t xml:space="preserve">、</w:t>
       </w:r>
       <w:r>
         <w:rPr>
-          <w:rFonts w:hint="eastAsia"/>
+          <w:rFonts w:hint="eastAsia" w:eastAsia="黑体"/>
           <w:b/>
           <w:bCs/>
         </w:rPr>
@@ -89,6 +99,7 @@
       </w:r>
       <w:r>
         <w:rPr>
+          <w:rFonts w:eastAsia="黑体"/>
           <w:b/>
           <w:bCs/>
         </w:rPr>
@@ -100,11 +111,14 @@
         </m:r>
       </m:oMath>
       <w:r>
+        <w:rPr>
+          <w:rFonts w:eastAsia="黑体"/>
+        </w:rPr>
         <w:t xml:space="preserve">、</w:t>
       </w:r>
       <w:r>
         <w:rPr>
-          <w:rFonts w:hint="eastAsia"/>
+          <w:rFonts w:hint="eastAsia" w:eastAsia="黑体"/>
           <w:b/>
           <w:bCs/>
         </w:rPr>
@@ -112,6 +126,7 @@
       </w:r>
       <w:r>
         <w:rPr>
+          <w:rFonts w:eastAsia="黑体"/>
           <w:b/>
           <w:bCs/>
         </w:rPr>
@@ -123,11 +138,14 @@
         </m:r>
       </m:oMath>
       <w:r>
+        <w:rPr>
+          <w:rFonts w:eastAsia="黑体"/>
+        </w:rPr>
         <w:t xml:space="preserve">、</w:t>
       </w:r>
       <w:r>
         <w:rPr>
-          <w:rFonts w:hint="eastAsia"/>
+          <w:rFonts w:hint="eastAsia" w:eastAsia="黑体"/>
           <w:b/>
           <w:bCs/>
         </w:rPr>
@@ -135,6 +153,7 @@
       </w:r>
       <w:r>
         <w:rPr>
+          <w:rFonts w:eastAsia="黑体"/>
           <w:b/>
           <w:bCs/>
         </w:rPr>
@@ -146,20 +165,26 @@
         </m:r>
       </m:oMath>
       <w:r>
+        <w:rPr>
+          <w:rFonts w:eastAsia="黑体"/>
+        </w:rPr>
         <w:t xml:space="preserve"> </w:t>
       </w:r>
       <w:r>
         <w:rPr>
-          <w:rFonts w:hint="eastAsia"/>
+          <w:rFonts w:hint="eastAsia" w:eastAsia="黑体"/>
         </w:rPr>
         <w:t xml:space="preserve">与</w:t>
       </w:r>
       <w:r>
+        <w:rPr>
+          <w:rFonts w:eastAsia="黑体"/>
+        </w:rPr>
         <w:t xml:space="preserve"> </w:t>
       </w:r>
       <w:r>
         <w:rPr>
-          <w:rFonts w:hint="eastAsia"/>
+          <w:rFonts w:hint="eastAsia" w:eastAsia="黑体"/>
           <w:b/>
           <w:bCs/>
         </w:rPr>
@@ -167,6 +192,7 @@
       </w:r>
       <w:r>
         <w:rPr>
+          <w:rFonts w:eastAsia="黑体"/>
           <w:b/>
           <w:bCs/>
         </w:rPr>
@@ -178,35 +204,44 @@
         </m:r>
       </m:oMath>
       <w:r>
+        <w:rPr>
+          <w:rFonts w:eastAsia="黑体"/>
+        </w:rPr>
         <w:t xml:space="preserve"> </w:t>
       </w:r>
       <w:r>
         <w:rPr>
-          <w:rFonts w:hint="eastAsia"/>
+          <w:rFonts w:hint="eastAsia" w:eastAsia="黑体"/>
         </w:rPr>
         <w:t xml:space="preserve">组成的降压型</w:t>
       </w:r>
       <w:r>
+        <w:rPr>
+          <w:rFonts w:eastAsia="黑体"/>
+        </w:rPr>
         <w:t xml:space="preserve"> DC-DC </w:t>
       </w:r>
       <w:r>
         <w:rPr>
-          <w:rFonts w:hint="eastAsia"/>
+          <w:rFonts w:hint="eastAsia" w:eastAsia="黑体"/>
         </w:rPr>
         <w:t xml:space="preserve">开关电源。电路共有</w:t>
       </w:r>
       <w:r>
+        <w:rPr>
+          <w:rFonts w:eastAsia="黑体"/>
+        </w:rPr>
         <w:t xml:space="preserve"> 4 </w:t>
       </w:r>
       <w:r>
         <w:rPr>
-          <w:rFonts w:hint="eastAsia"/>
+          <w:rFonts w:hint="eastAsia" w:eastAsia="黑体"/>
         </w:rPr>
         <w:t xml:space="preserve">个关键节点：</w:t>
       </w:r>
       <w:r>
         <w:rPr>
-          <w:rFonts w:hint="eastAsia"/>
+          <w:rFonts w:hint="eastAsia" w:eastAsia="黑体"/>
           <w:b/>
           <w:bCs/>
         </w:rPr>
@@ -214,6 +249,7 @@
       </w:r>
       <w:r>
         <w:rPr>
+          <w:rFonts w:eastAsia="黑体"/>
           <w:b/>
           <w:bCs/>
         </w:rPr>
@@ -221,7 +257,7 @@
       </w:r>
       <w:r>
         <w:rPr>
-          <w:rFonts w:hint="eastAsia"/>
+          <w:rFonts w:hint="eastAsia" w:eastAsia="黑体"/>
           <w:b/>
           <w:bCs/>
         </w:rPr>
@@ -229,11 +265,14 @@
       </w:r>
       <w:r>
         <w:rPr>
-          <w:rFonts w:hint="eastAsia"/>
+          <w:rFonts w:hint="eastAsia" w:eastAsia="黑体"/>
         </w:rPr>
         <w:t xml:space="preserve">（输入电压</w:t>
       </w:r>
       <w:r>
+        <w:rPr>
+          <w:rFonts w:eastAsia="黑体"/>
+        </w:rPr>
         <w:t xml:space="preserve"> </w:t>
       </w:r>
       <m:oMath>
@@ -254,15 +293,21 @@
         </m:sSub>
       </m:oMath>
       <w:r>
+        <w:rPr>
+          <w:rFonts w:eastAsia="黑体"/>
+        </w:rPr>
         <w:t xml:space="preserve"> </w:t>
       </w:r>
       <w:r>
         <w:rPr>
-          <w:rFonts w:hint="eastAsia"/>
+          <w:rFonts w:hint="eastAsia" w:eastAsia="黑体"/>
         </w:rPr>
         <w:t xml:space="preserve">正端与</w:t>
       </w:r>
       <w:r>
+        <w:rPr>
+          <w:rFonts w:eastAsia="黑体"/>
+        </w:rPr>
         <w:t xml:space="preserve"> </w:t>
       </w:r>
       <m:oMath>
@@ -271,26 +316,32 @@
         </m:r>
       </m:oMath>
       <w:r>
+        <w:rPr>
+          <w:rFonts w:eastAsia="黑体"/>
+        </w:rPr>
         <w:t xml:space="preserve"> </w:t>
       </w:r>
       <w:r>
         <w:rPr>
-          <w:rFonts w:hint="eastAsia"/>
+          <w:rFonts w:hint="eastAsia" w:eastAsia="黑体"/>
         </w:rPr>
         <w:t xml:space="preserve">的漏极</w:t>
       </w:r>
       <w:r>
+        <w:rPr>
+          <w:rFonts w:eastAsia="黑体"/>
+        </w:rPr>
         <w:t xml:space="preserve"> D </w:t>
       </w:r>
       <w:r>
         <w:rPr>
-          <w:rFonts w:hint="eastAsia"/>
+          <w:rFonts w:hint="eastAsia" w:eastAsia="黑体"/>
         </w:rPr>
         <w:t xml:space="preserve">相连）；</w:t>
       </w:r>
       <w:r>
         <w:rPr>
-          <w:rFonts w:hint="eastAsia"/>
+          <w:rFonts w:hint="eastAsia" w:eastAsia="黑体"/>
           <w:b/>
           <w:bCs/>
         </w:rPr>
@@ -298,6 +349,7 @@
       </w:r>
       <w:r>
         <w:rPr>
+          <w:rFonts w:eastAsia="黑体"/>
           <w:b/>
           <w:bCs/>
         </w:rPr>
@@ -305,7 +357,7 @@
       </w:r>
       <w:r>
         <w:rPr>
-          <w:rFonts w:hint="eastAsia"/>
+          <w:rFonts w:hint="eastAsia" w:eastAsia="黑体"/>
           <w:b/>
           <w:bCs/>
         </w:rPr>
@@ -313,7 +365,7 @@
       </w:r>
       <w:r>
         <w:rPr>
-          <w:rFonts w:hint="eastAsia"/>
+          <w:rFonts w:hint="eastAsia" w:eastAsia="黑体"/>
         </w:rPr>
         <w:t xml:space="preserve">（</w:t>
       </w:r>
@@ -323,15 +375,21 @@
         </m:r>
       </m:oMath>
       <w:r>
+        <w:rPr>
+          <w:rFonts w:eastAsia="黑体"/>
+        </w:rPr>
         <w:t xml:space="preserve"> </w:t>
       </w:r>
       <w:r>
         <w:rPr>
-          <w:rFonts w:hint="eastAsia"/>
+          <w:rFonts w:hint="eastAsia" w:eastAsia="黑体"/>
         </w:rPr>
         <w:t xml:space="preserve">的源极</w:t>
       </w:r>
       <w:r>
+        <w:rPr>
+          <w:rFonts w:eastAsia="黑体"/>
+        </w:rPr>
         <w:t xml:space="preserve"> S、</w:t>
       </w:r>
       <m:oMath>
@@ -340,15 +398,21 @@
         </m:r>
       </m:oMath>
       <w:r>
+        <w:rPr>
+          <w:rFonts w:eastAsia="黑体"/>
+        </w:rPr>
         <w:t xml:space="preserve"> </w:t>
       </w:r>
       <w:r>
         <w:rPr>
-          <w:rFonts w:hint="eastAsia"/>
+          <w:rFonts w:hint="eastAsia" w:eastAsia="黑体"/>
         </w:rPr>
         <w:t xml:space="preserve">的阴极与</w:t>
       </w:r>
       <w:r>
+        <w:rPr>
+          <w:rFonts w:eastAsia="黑体"/>
+        </w:rPr>
         <w:t xml:space="preserve"> </w:t>
       </w:r>
       <m:oMath>
@@ -357,17 +421,20 @@
         </m:r>
       </m:oMath>
       <w:r>
+        <w:rPr>
+          <w:rFonts w:eastAsia="黑体"/>
+        </w:rPr>
         <w:t xml:space="preserve"> </w:t>
       </w:r>
       <w:r>
         <w:rPr>
-          <w:rFonts w:hint="eastAsia"/>
+          <w:rFonts w:hint="eastAsia" w:eastAsia="黑体"/>
         </w:rPr>
         <w:t xml:space="preserve">的一端相连）；</w:t>
       </w:r>
       <w:r>
         <w:rPr>
-          <w:rFonts w:hint="eastAsia"/>
+          <w:rFonts w:hint="eastAsia" w:eastAsia="黑体"/>
           <w:b/>
           <w:bCs/>
         </w:rPr>
@@ -375,6 +442,7 @@
       </w:r>
       <w:r>
         <w:rPr>
+          <w:rFonts w:eastAsia="黑体"/>
           <w:b/>
           <w:bCs/>
         </w:rPr>
@@ -382,7 +450,7 @@
       </w:r>
       <w:r>
         <w:rPr>
-          <w:rFonts w:hint="eastAsia"/>
+          <w:rFonts w:hint="eastAsia" w:eastAsia="黑体"/>
           <w:b/>
           <w:bCs/>
         </w:rPr>
@@ -390,7 +458,7 @@
       </w:r>
       <w:r>
         <w:rPr>
-          <w:rFonts w:hint="eastAsia"/>
+          <w:rFonts w:hint="eastAsia" w:eastAsia="黑体"/>
         </w:rPr>
         <w:t xml:space="preserve">（</w:t>
       </w:r>
@@ -400,11 +468,14 @@
         </m:r>
       </m:oMath>
       <w:r>
+        <w:rPr>
+          <w:rFonts w:eastAsia="黑体"/>
+        </w:rPr>
         <w:t xml:space="preserve"> </w:t>
       </w:r>
       <w:r>
         <w:rPr>
-          <w:rFonts w:hint="eastAsia"/>
+          <w:rFonts w:hint="eastAsia" w:eastAsia="黑体"/>
         </w:rPr>
         <w:t xml:space="preserve">的另一端、</w:t>
       </w:r>
@@ -414,11 +485,14 @@
         </m:r>
       </m:oMath>
       <w:r>
+        <w:rPr>
+          <w:rFonts w:eastAsia="黑体"/>
+        </w:rPr>
         <w:t xml:space="preserve"> </w:t>
       </w:r>
       <w:r>
         <w:rPr>
-          <w:rFonts w:hint="eastAsia"/>
+          <w:rFonts w:hint="eastAsia" w:eastAsia="黑体"/>
         </w:rPr>
         <w:t xml:space="preserve">的一端、</w:t>
       </w:r>
@@ -428,15 +502,21 @@
         </m:r>
       </m:oMath>
       <w:r>
+        <w:rPr>
+          <w:rFonts w:eastAsia="黑体"/>
+        </w:rPr>
         <w:t xml:space="preserve"> </w:t>
       </w:r>
       <w:r>
         <w:rPr>
-          <w:rFonts w:hint="eastAsia"/>
+          <w:rFonts w:hint="eastAsia" w:eastAsia="黑体"/>
         </w:rPr>
         <w:t xml:space="preserve">的一端与输出</w:t>
       </w:r>
       <w:r>
+        <w:rPr>
+          <w:rFonts w:eastAsia="黑体"/>
+        </w:rPr>
         <w:t xml:space="preserve"> </w:t>
       </w:r>
       <m:oMath>
@@ -460,17 +540,20 @@
         </m:sSub>
       </m:oMath>
       <w:r>
+        <w:rPr>
+          <w:rFonts w:eastAsia="黑体"/>
+        </w:rPr>
         <w:t xml:space="preserve"> </w:t>
       </w:r>
       <w:r>
         <w:rPr>
-          <w:rFonts w:hint="eastAsia"/>
+          <w:rFonts w:hint="eastAsia" w:eastAsia="黑体"/>
         </w:rPr>
         <w:t xml:space="preserve">正端相连）；</w:t>
       </w:r>
       <w:r>
         <w:rPr>
-          <w:rFonts w:hint="eastAsia"/>
+          <w:rFonts w:hint="eastAsia" w:eastAsia="黑体"/>
           <w:b/>
           <w:bCs/>
         </w:rPr>
@@ -478,6 +561,7 @@
       </w:r>
       <w:r>
         <w:rPr>
+          <w:rFonts w:eastAsia="黑体"/>
           <w:b/>
           <w:bCs/>
         </w:rPr>
@@ -485,7 +569,7 @@
       </w:r>
       <w:r>
         <w:rPr>
-          <w:rFonts w:hint="eastAsia"/>
+          <w:rFonts w:hint="eastAsia" w:eastAsia="黑体"/>
           <w:b/>
           <w:bCs/>
         </w:rPr>
@@ -493,6 +577,7 @@
       </w:r>
       <w:r>
         <w:rPr>
+          <w:rFonts w:eastAsia="黑体"/>
           <w:b/>
           <w:bCs/>
         </w:rPr>
@@ -500,7 +585,7 @@
       </w:r>
       <w:r>
         <w:rPr>
-          <w:rFonts w:hint="eastAsia"/>
+          <w:rFonts w:hint="eastAsia" w:eastAsia="黑体"/>
         </w:rPr>
         <w:t xml:space="preserve">（</w:t>
       </w:r>
@@ -522,11 +607,14 @@
         </m:sSub>
       </m:oMath>
       <w:r>
+        <w:rPr>
+          <w:rFonts w:eastAsia="黑体"/>
+        </w:rPr>
         <w:t xml:space="preserve"> </w:t>
       </w:r>
       <w:r>
         <w:rPr>
-          <w:rFonts w:hint="eastAsia"/>
+          <w:rFonts w:hint="eastAsia" w:eastAsia="黑体"/>
         </w:rPr>
         <w:t xml:space="preserve">负端、</w:t>
       </w:r>
@@ -536,11 +624,14 @@
         </m:r>
       </m:oMath>
       <w:r>
+        <w:rPr>
+          <w:rFonts w:eastAsia="黑体"/>
+        </w:rPr>
         <w:t xml:space="preserve"> </w:t>
       </w:r>
       <w:r>
         <w:rPr>
-          <w:rFonts w:hint="eastAsia"/>
+          <w:rFonts w:hint="eastAsia" w:eastAsia="黑体"/>
         </w:rPr>
         <w:t xml:space="preserve">的阳极、</w:t>
       </w:r>
@@ -550,15 +641,21 @@
         </m:r>
       </m:oMath>
       <w:r>
+        <w:rPr>
+          <w:rFonts w:eastAsia="黑体"/>
+        </w:rPr>
         <w:t xml:space="preserve"> </w:t>
       </w:r>
       <w:r>
         <w:rPr>
-          <w:rFonts w:hint="eastAsia"/>
+          <w:rFonts w:hint="eastAsia" w:eastAsia="黑体"/>
         </w:rPr>
         <w:t xml:space="preserve">的另一端与</w:t>
       </w:r>
       <w:r>
+        <w:rPr>
+          <w:rFonts w:eastAsia="黑体"/>
+        </w:rPr>
         <w:t xml:space="preserve"> </w:t>
       </w:r>
       <m:oMath>
@@ -567,11 +664,14 @@
         </m:r>
       </m:oMath>
       <w:r>
+        <w:rPr>
+          <w:rFonts w:eastAsia="黑体"/>
+        </w:rPr>
         <w:t xml:space="preserve"> </w:t>
       </w:r>
       <w:r>
         <w:rPr>
-          <w:rFonts w:hint="eastAsia"/>
+          <w:rFonts w:hint="eastAsia" w:eastAsia="黑体"/>
         </w:rPr>
         <w:t xml:space="preserve">的另一端相连）。</w:t>
       </w:r>
@@ -580,7 +680,7 @@
       <w:pPr/>
       <w:r>
         <w:rPr>
-          <w:rFonts w:hint="eastAsia"/>
+          <w:rFonts w:hint="eastAsia" w:eastAsia="黑体"/>
         </w:rPr>
         <w:t xml:space="preserve">各元件管脚连接：</w:t>
       </w:r>
@@ -590,38 +690,50 @@
         </m:r>
       </m:oMath>
       <w:r>
+        <w:rPr>
+          <w:rFonts w:eastAsia="黑体"/>
+        </w:rPr>
         <w:t xml:space="preserve"> </w:t>
       </w:r>
       <w:r>
         <w:rPr>
-          <w:rFonts w:hint="eastAsia"/>
+          <w:rFonts w:hint="eastAsia" w:eastAsia="黑体"/>
         </w:rPr>
         <w:t xml:space="preserve">的栅极</w:t>
       </w:r>
       <w:r>
+        <w:rPr>
+          <w:rFonts w:eastAsia="黑体"/>
+        </w:rPr>
         <w:t xml:space="preserve"> G </w:t>
       </w:r>
       <w:r>
         <w:rPr>
-          <w:rFonts w:hint="eastAsia"/>
+          <w:rFonts w:hint="eastAsia" w:eastAsia="黑体"/>
         </w:rPr>
         <w:t xml:space="preserve">接驱动信号、漏极</w:t>
       </w:r>
       <w:r>
+        <w:rPr>
+          <w:rFonts w:eastAsia="黑体"/>
+        </w:rPr>
         <w:t xml:space="preserve"> D </w:t>
       </w:r>
       <w:r>
         <w:rPr>
-          <w:rFonts w:hint="eastAsia"/>
+          <w:rFonts w:hint="eastAsia" w:eastAsia="黑体"/>
         </w:rPr>
         <w:t xml:space="preserve">接节点①、源极</w:t>
       </w:r>
       <w:r>
+        <w:rPr>
+          <w:rFonts w:eastAsia="黑体"/>
+        </w:rPr>
         <w:t xml:space="preserve"> S </w:t>
       </w:r>
       <w:r>
         <w:rPr>
-          <w:rFonts w:hint="eastAsia"/>
+          <w:rFonts w:hint="eastAsia" w:eastAsia="黑体"/>
         </w:rPr>
         <w:t xml:space="preserve">接节点②；</w:t>
       </w:r>
@@ -631,11 +743,14 @@
         </m:r>
       </m:oMath>
       <w:r>
+        <w:rPr>
+          <w:rFonts w:eastAsia="黑体"/>
+        </w:rPr>
         <w:t xml:space="preserve"> </w:t>
       </w:r>
       <w:r>
         <w:rPr>
-          <w:rFonts w:hint="eastAsia"/>
+          <w:rFonts w:hint="eastAsia" w:eastAsia="黑体"/>
         </w:rPr>
         <w:t xml:space="preserve">阳极接节点④、阴极接节点②；</w:t>
       </w:r>
@@ -645,11 +760,14 @@
         </m:r>
       </m:oMath>
       <w:r>
+        <w:rPr>
+          <w:rFonts w:eastAsia="黑体"/>
+        </w:rPr>
         <w:t xml:space="preserve"> </w:t>
       </w:r>
       <w:r>
         <w:rPr>
-          <w:rFonts w:hint="eastAsia"/>
+          <w:rFonts w:hint="eastAsia" w:eastAsia="黑体"/>
         </w:rPr>
         <w:t xml:space="preserve">一端接节点②、另一端接节点③；</w:t>
       </w:r>
@@ -659,11 +777,14 @@
         </m:r>
       </m:oMath>
       <w:r>
+        <w:rPr>
+          <w:rFonts w:eastAsia="黑体"/>
+        </w:rPr>
         <w:t xml:space="preserve"> </w:t>
       </w:r>
       <w:r>
         <w:rPr>
-          <w:rFonts w:hint="eastAsia"/>
+          <w:rFonts w:hint="eastAsia" w:eastAsia="黑体"/>
         </w:rPr>
         <w:t xml:space="preserve">一端接节点③、另一端接节点④；</w:t>
       </w:r>
@@ -673,11 +794,14 @@
         </m:r>
       </m:oMath>
       <w:r>
+        <w:rPr>
+          <w:rFonts w:eastAsia="黑体"/>
+        </w:rPr>
         <w:t xml:space="preserve"> </w:t>
       </w:r>
       <w:r>
         <w:rPr>
-          <w:rFonts w:hint="eastAsia"/>
+          <w:rFonts w:hint="eastAsia" w:eastAsia="黑体"/>
         </w:rPr>
         <w:t xml:space="preserve">一端接节点③、另一端接节点④。</w:t>
       </w:r>
@@ -686,11 +810,14 @@
       <w:pPr/>
       <w:r>
         <w:rPr>
-          <w:rFonts w:hint="eastAsia"/>
+          <w:rFonts w:hint="eastAsia" w:eastAsia="黑体"/>
         </w:rPr>
         <w:t xml:space="preserve">由此构成”开关管</w:t>
       </w:r>
       <w:r>
+        <w:rPr>
+          <w:rFonts w:eastAsia="黑体"/>
+        </w:rPr>
         <w:t xml:space="preserve"> </w:t>
       </w:r>
       <m:oMath>
@@ -699,15 +826,21 @@
         </m:r>
       </m:oMath>
       <w:r>
+        <w:rPr>
+          <w:rFonts w:eastAsia="黑体"/>
+        </w:rPr>
         <w:t xml:space="preserve"> </w:t>
       </w:r>
       <w:r>
         <w:rPr>
-          <w:rFonts w:hint="eastAsia"/>
+          <w:rFonts w:hint="eastAsia" w:eastAsia="黑体"/>
         </w:rPr>
         <w:t xml:space="preserve">串接在输入与开关节点、续流二极管</w:t>
       </w:r>
       <w:r>
+        <w:rPr>
+          <w:rFonts w:eastAsia="黑体"/>
+        </w:rPr>
         <w:t xml:space="preserve"> </w:t>
       </w:r>
       <m:oMath>
@@ -716,15 +849,21 @@
         </m:r>
       </m:oMath>
       <w:r>
+        <w:rPr>
+          <w:rFonts w:eastAsia="黑体"/>
+        </w:rPr>
         <w:t xml:space="preserve"> </w:t>
       </w:r>
       <w:r>
         <w:rPr>
-          <w:rFonts w:hint="eastAsia"/>
+          <w:rFonts w:hint="eastAsia" w:eastAsia="黑体"/>
         </w:rPr>
         <w:t xml:space="preserve">跨接在开关节点与地之间、电感</w:t>
       </w:r>
       <w:r>
+        <w:rPr>
+          <w:rFonts w:eastAsia="黑体"/>
+        </w:rPr>
         <w:t xml:space="preserve"> </w:t>
       </w:r>
       <m:oMath>
@@ -733,15 +872,21 @@
         </m:r>
       </m:oMath>
       <w:r>
+        <w:rPr>
+          <w:rFonts w:eastAsia="黑体"/>
+        </w:rPr>
         <w:t xml:space="preserve"> </w:t>
       </w:r>
       <w:r>
         <w:rPr>
-          <w:rFonts w:hint="eastAsia"/>
+          <w:rFonts w:hint="eastAsia" w:eastAsia="黑体"/>
         </w:rPr>
         <w:t xml:space="preserve">到输出、输出电容</w:t>
       </w:r>
       <w:r>
+        <w:rPr>
+          <w:rFonts w:eastAsia="黑体"/>
+        </w:rPr>
         <w:t xml:space="preserve"> </w:t>
       </w:r>
       <m:oMath>
@@ -750,15 +895,21 @@
         </m:r>
       </m:oMath>
       <w:r>
+        <w:rPr>
+          <w:rFonts w:eastAsia="黑体"/>
+        </w:rPr>
         <w:t xml:space="preserve"> </w:t>
       </w:r>
       <w:r>
         <w:rPr>
-          <w:rFonts w:hint="eastAsia"/>
+          <w:rFonts w:hint="eastAsia" w:eastAsia="黑体"/>
         </w:rPr>
         <w:t xml:space="preserve">与负载</w:t>
       </w:r>
       <w:r>
+        <w:rPr>
+          <w:rFonts w:eastAsia="黑体"/>
+        </w:rPr>
         <w:t xml:space="preserve"> </w:t>
       </w:r>
       <m:oMath>
@@ -767,24 +918,33 @@
         </m:r>
       </m:oMath>
       <w:r>
+        <w:rPr>
+          <w:rFonts w:eastAsia="黑体"/>
+        </w:rPr>
         <w:t xml:space="preserve"> </w:t>
       </w:r>
       <w:r>
         <w:rPr>
-          <w:rFonts w:hint="eastAsia"/>
+          <w:rFonts w:hint="eastAsia" w:eastAsia="黑体"/>
         </w:rPr>
         <w:t xml:space="preserve">并联在输出与地之间”的非同步</w:t>
       </w:r>
       <w:r>
+        <w:rPr>
+          <w:rFonts w:eastAsia="黑体"/>
+        </w:rPr>
         <w:t xml:space="preserve"> Buck </w:t>
       </w:r>
       <w:r>
         <w:rPr>
-          <w:rFonts w:hint="eastAsia"/>
+          <w:rFonts w:hint="eastAsia" w:eastAsia="黑体"/>
         </w:rPr>
         <w:t xml:space="preserve">降压组态，把较高直流输入</w:t>
       </w:r>
       <w:r>
+        <w:rPr>
+          <w:rFonts w:eastAsia="黑体"/>
+        </w:rPr>
         <w:t xml:space="preserve"> </w:t>
       </w:r>
       <m:oMath>
@@ -805,15 +965,21 @@
         </m:sSub>
       </m:oMath>
       <w:r>
+        <w:rPr>
+          <w:rFonts w:eastAsia="黑体"/>
+        </w:rPr>
         <w:t xml:space="preserve"> </w:t>
       </w:r>
       <w:r>
         <w:rPr>
-          <w:rFonts w:hint="eastAsia"/>
+          <w:rFonts w:hint="eastAsia" w:eastAsia="黑体"/>
         </w:rPr>
         <w:t xml:space="preserve">降为较低稳定输出</w:t>
       </w:r>
       <w:r>
+        <w:rPr>
+          <w:rFonts w:eastAsia="黑体"/>
+        </w:rPr>
         <w:t xml:space="preserve"> </w:t>
       </w:r>
       <m:oMath>
@@ -865,7 +1031,7 @@
       </m:oMath>
       <w:r>
         <w:rPr>
-          <w:rFonts w:hint="eastAsia"/>
+          <w:rFonts w:hint="eastAsia" w:eastAsia="黑体"/>
         </w:rPr>
         <w:t xml:space="preserve">，由二极管（被动）续流而得名”非同步”。</w:t>
       </w:r>
@@ -878,7 +1044,7 @@
       </w:pPr>
       <w:r>
         <w:rPr>
-          <w:rFonts w:hint="eastAsia"/>
+          <w:rFonts w:hint="eastAsia" w:eastAsia="黑体"/>
         </w:rPr>
         <w:t xml:space="preserve">工作原理</w:t>
       </w:r>
@@ -889,16 +1055,19 @@
       </w:pPr>
       <w:r>
         <w:rPr>
-          <w:rFonts w:hint="eastAsia"/>
+          <w:rFonts w:hint="eastAsia" w:eastAsia="黑体"/>
         </w:rPr>
         <w:t xml:space="preserve">开关周期</w:t>
       </w:r>
       <w:r>
+        <w:rPr>
+          <w:rFonts w:eastAsia="黑体"/>
+        </w:rPr>
         <w:t xml:space="preserve"> T </w:t>
       </w:r>
       <w:r>
         <w:rPr>
-          <w:rFonts w:hint="eastAsia"/>
+          <w:rFonts w:hint="eastAsia" w:eastAsia="黑体"/>
         </w:rPr>
         <w:t xml:space="preserve">内，开关管导通时电流经电感流向输出并给电感储能，二极管反偏截止；开关管关断时电感电流经续流二极管续流，维持输出电流连续。电感的伏秒平衡使输出电压恒等于输入电压与占空比的乘积。</w:t>
       </w:r>
@@ -911,7 +1080,7 @@
       </w:pPr>
       <w:r>
         <w:rPr>
-          <w:rFonts w:hint="eastAsia"/>
+          <w:rFonts w:hint="eastAsia" w:eastAsia="黑体"/>
         </w:rPr>
         <w:t xml:space="preserve">关键计算公式</w:t>
       </w:r>
@@ -925,7 +1094,7 @@
       </w:pPr>
       <w:r>
         <w:rPr>
-          <w:rFonts w:hint="eastAsia"/>
+          <w:rFonts w:hint="eastAsia" w:eastAsia="黑体"/>
         </w:rPr>
         <w:t xml:space="preserve">理想电压增益（CCM）：</w:t>
       </w:r>
@@ -997,7 +1166,7 @@
       </w:pPr>
       <w:r>
         <w:rPr>
-          <w:rFonts w:hint="eastAsia"/>
+          <w:rFonts w:hint="eastAsia" w:eastAsia="黑体"/>
         </w:rPr>
         <w:t xml:space="preserve">电感纹波电流（开关管导通期间）：</w:t>
       </w:r>
@@ -1126,7 +1295,7 @@
       </w:pPr>
       <w:r>
         <w:rPr>
-          <w:rFonts w:hint="eastAsia"/>
+          <w:rFonts w:hint="eastAsia" w:eastAsia="黑体"/>
         </w:rPr>
         <w:t xml:space="preserve">临界（连续/断续）电感：</w:t>
       </w:r>
@@ -1231,7 +1400,7 @@
       </w:pPr>
       <w:r>
         <w:rPr>
-          <w:rFonts w:hint="eastAsia"/>
+          <w:rFonts w:hint="eastAsia" w:eastAsia="黑体"/>
         </w:rPr>
         <w:t xml:space="preserve">输出电压纹波（近似）：</w:t>
       </w:r>
@@ -1333,7 +1502,7 @@
       </w:pPr>
       <w:r>
         <w:rPr>
-          <w:rFonts w:hint="eastAsia"/>
+          <w:rFonts w:hint="eastAsia" w:eastAsia="黑体"/>
         </w:rPr>
         <w:t xml:space="preserve">交流直流传递比（CCM）：</w:t>
       </w:r>
@@ -1433,7 +1602,7 @@
             </w:pPr>
             <w:r>
               <w:rPr>
-                <w:rFonts w:hint="eastAsia"/>
+                <w:rFonts w:hint="eastAsia" w:eastAsia="黑体"/>
               </w:rPr>
               <w:t xml:space="preserve">符号</w:t>
             </w:r>
@@ -1447,7 +1616,7 @@
             </w:pPr>
             <w:r>
               <w:rPr>
-                <w:rFonts w:hint="eastAsia"/>
+                <w:rFonts w:hint="eastAsia" w:eastAsia="黑体"/>
               </w:rPr>
               <w:t xml:space="preserve">含义</w:t>
             </w:r>
@@ -1461,7 +1630,7 @@
             </w:pPr>
             <w:r>
               <w:rPr>
-                <w:rFonts w:hint="eastAsia"/>
+                <w:rFonts w:hint="eastAsia" w:eastAsia="黑体"/>
               </w:rPr>
               <w:t xml:space="preserve">单位</w:t>
             </w:r>
@@ -1493,6 +1662,9 @@
               </m:sSub>
             </m:oMath>
             <w:r>
+              <w:rPr>
+                <w:rFonts w:eastAsia="黑体"/>
+              </w:rPr>
               <w:t xml:space="preserve">​</w:t>
             </w:r>
           </w:p>
@@ -1505,7 +1677,7 @@
             </w:pPr>
             <w:r>
               <w:rPr>
-                <w:rFonts w:hint="eastAsia"/>
+                <w:rFonts w:hint="eastAsia" w:eastAsia="黑体"/>
               </w:rPr>
               <w:t xml:space="preserve">输入电压</w:t>
             </w:r>
@@ -1518,6 +1690,9 @@
               <w:pStyle w:val="Compact"/>
             </w:pPr>
             <w:r>
+              <w:rPr>
+                <w:rFonts w:eastAsia="黑体"/>
+              </w:rPr>
               <w:t xml:space="preserve">V</w:t>
             </w:r>
           </w:p>
@@ -1551,6 +1726,9 @@
               </m:sSub>
             </m:oMath>
             <w:r>
+              <w:rPr>
+                <w:rFonts w:eastAsia="黑体"/>
+              </w:rPr>
               <w:t xml:space="preserve">​</w:t>
             </w:r>
           </w:p>
@@ -1563,7 +1741,7 @@
             </w:pPr>
             <w:r>
               <w:rPr>
-                <w:rFonts w:hint="eastAsia"/>
+                <w:rFonts w:hint="eastAsia" w:eastAsia="黑体"/>
               </w:rPr>
               <w:t xml:space="preserve">输出电压</w:t>
             </w:r>
@@ -1576,6 +1754,9 @@
               <w:pStyle w:val="Compact"/>
             </w:pPr>
             <w:r>
+              <w:rPr>
+                <w:rFonts w:eastAsia="黑体"/>
+              </w:rPr>
               <w:t xml:space="preserve">V</w:t>
             </w:r>
           </w:p>
@@ -1594,6 +1775,9 @@
               </m:r>
             </m:oMath>
             <w:r>
+              <w:rPr>
+                <w:rFonts w:eastAsia="黑体"/>
+              </w:rPr>
               <w:t xml:space="preserve">​</w:t>
             </w:r>
           </w:p>
@@ -1606,7 +1790,7 @@
             </w:pPr>
             <w:r>
               <w:rPr>
-                <w:rFonts w:hint="eastAsia"/>
+                <w:rFonts w:hint="eastAsia" w:eastAsia="黑体"/>
               </w:rPr>
               <w:t xml:space="preserve">占空比（</w:t>
             </w:r>
@@ -1635,7 +1819,7 @@
             </m:oMath>
             <w:r>
               <w:rPr>
-                <w:rFonts w:hint="eastAsia"/>
+                <w:rFonts w:hint="eastAsia" w:eastAsia="黑体"/>
               </w:rPr>
               <w:t xml:space="preserve">）</w:t>
             </w:r>
@@ -1648,6 +1832,9 @@
               <w:pStyle w:val="Compact"/>
             </w:pPr>
             <w:r>
+              <w:rPr>
+                <w:rFonts w:eastAsia="黑体"/>
+              </w:rPr>
               <w:t xml:space="preserve">—</w:t>
             </w:r>
           </w:p>
@@ -1675,6 +1862,9 @@
               </m:sSub>
             </m:oMath>
             <w:r>
+              <w:rPr>
+                <w:rFonts w:eastAsia="黑体"/>
+              </w:rPr>
               <w:t xml:space="preserve">​</w:t>
             </w:r>
           </w:p>
@@ -1687,7 +1877,7 @@
             </w:pPr>
             <w:r>
               <w:rPr>
-                <w:rFonts w:hint="eastAsia"/>
+                <w:rFonts w:hint="eastAsia" w:eastAsia="黑体"/>
               </w:rPr>
               <w:t xml:space="preserve">开关频率</w:t>
             </w:r>
@@ -1700,6 +1890,9 @@
               <w:pStyle w:val="Compact"/>
             </w:pPr>
             <w:r>
+              <w:rPr>
+                <w:rFonts w:eastAsia="黑体"/>
+              </w:rPr>
               <w:t xml:space="preserve">Hz</w:t>
             </w:r>
           </w:p>
@@ -1718,6 +1911,9 @@
               </m:r>
             </m:oMath>
             <w:r>
+              <w:rPr>
+                <w:rFonts w:eastAsia="黑体"/>
+              </w:rPr>
               <w:t xml:space="preserve">​</w:t>
             </w:r>
           </w:p>
@@ -1730,7 +1926,7 @@
             </w:pPr>
             <w:r>
               <w:rPr>
-                <w:rFonts w:hint="eastAsia"/>
+                <w:rFonts w:hint="eastAsia" w:eastAsia="黑体"/>
               </w:rPr>
               <w:t xml:space="preserve">电感</w:t>
             </w:r>
@@ -1743,6 +1939,9 @@
               <w:pStyle w:val="Compact"/>
             </w:pPr>
             <w:r>
+              <w:rPr>
+                <w:rFonts w:eastAsia="黑体"/>
+              </w:rPr>
               <w:t xml:space="preserve">H</w:t>
             </w:r>
           </w:p>
@@ -1761,6 +1960,9 @@
               </m:r>
             </m:oMath>
             <w:r>
+              <w:rPr>
+                <w:rFonts w:eastAsia="黑体"/>
+              </w:rPr>
               <w:t xml:space="preserve">​</w:t>
             </w:r>
           </w:p>
@@ -1773,7 +1975,7 @@
             </w:pPr>
             <w:r>
               <w:rPr>
-                <w:rFonts w:hint="eastAsia"/>
+                <w:rFonts w:hint="eastAsia" w:eastAsia="黑体"/>
               </w:rPr>
               <w:t xml:space="preserve">输出电容</w:t>
             </w:r>
@@ -1786,6 +1988,9 @@
               <w:pStyle w:val="Compact"/>
             </w:pPr>
             <w:r>
+              <w:rPr>
+                <w:rFonts w:eastAsia="黑体"/>
+              </w:rPr>
               <w:t xml:space="preserve">F</w:t>
             </w:r>
           </w:p>
@@ -1804,6 +2009,9 @@
               </m:r>
             </m:oMath>
             <w:r>
+              <w:rPr>
+                <w:rFonts w:eastAsia="黑体"/>
+              </w:rPr>
               <w:t xml:space="preserve">​</w:t>
             </w:r>
           </w:p>
@@ -1816,7 +2024,7 @@
             </w:pPr>
             <w:r>
               <w:rPr>
-                <w:rFonts w:hint="eastAsia"/>
+                <w:rFonts w:hint="eastAsia" w:eastAsia="黑体"/>
               </w:rPr>
               <w:t xml:space="preserve">负载电阻</w:t>
             </w:r>
@@ -1829,6 +2037,9 @@
               <w:pStyle w:val="Compact"/>
             </w:pPr>
             <w:r>
+              <w:rPr>
+                <w:rFonts w:eastAsia="黑体"/>
+              </w:rPr>
               <w:t xml:space="preserve">Ω</w:t>
             </w:r>
           </w:p>
@@ -1862,6 +2073,9 @@
               </m:sSub>
             </m:oMath>
             <w:r>
+              <w:rPr>
+                <w:rFonts w:eastAsia="黑体"/>
+              </w:rPr>
               <w:t xml:space="preserve">​</w:t>
             </w:r>
           </w:p>
@@ -1874,7 +2088,7 @@
             </w:pPr>
             <w:r>
               <w:rPr>
-                <w:rFonts w:hint="eastAsia"/>
+                <w:rFonts w:hint="eastAsia" w:eastAsia="黑体"/>
               </w:rPr>
               <w:t xml:space="preserve">电感纹波电流</w:t>
             </w:r>
@@ -1887,6 +2101,9 @@
               <w:pStyle w:val="Compact"/>
             </w:pPr>
             <w:r>
+              <w:rPr>
+                <w:rFonts w:eastAsia="黑体"/>
+              </w:rPr>
               <w:t xml:space="preserve">A</w:t>
             </w:r>
           </w:p>
@@ -1901,7 +2118,7 @@
       </w:pPr>
       <w:r>
         <w:rPr>
-          <w:rFonts w:hint="eastAsia"/>
+          <w:rFonts w:hint="eastAsia" w:eastAsia="黑体"/>
         </w:rPr>
         <w:t xml:space="preserve">元件调整影响</w:t>
       </w:r>
@@ -1916,24 +2133,34 @@
       </w:pPr>
       <w:r>
         <w:rPr>
+          <w:rFonts w:eastAsia="黑体"/>
           <w:b/>
           <w:bCs/>
         </w:rPr>
         <w:t xml:space="preserve">L↑</w:t>
       </w:r>
       <w:r>
+        <w:rPr>
+          <w:rFonts w:eastAsia="黑体"/>
+        </w:rPr>
         <w:t xml:space="preserve"> </w:t>
       </w:r>
       <w:r>
+        <w:rPr>
+          <w:rFonts w:eastAsia="黑体"/>
+        </w:rPr>
         <w:t xml:space="preserve">→ </w:t>
       </w:r>
       <w:r>
         <w:rPr>
-          <w:rFonts w:hint="eastAsia"/>
+          <w:rFonts w:hint="eastAsia" w:eastAsia="黑体"/>
         </w:rPr>
         <w:t xml:space="preserve">纹波电流</w:t>
       </w:r>
       <w:r>
+        <w:rPr>
+          <w:rFonts w:eastAsia="黑体"/>
+        </w:rPr>
         <w:t xml:space="preserve"> </w:t>
       </w:r>
       <m:oMath>
@@ -1957,20 +2184,26 @@
         </m:sSub>
       </m:oMath>
       <w:r>
+        <w:rPr>
+          <w:rFonts w:eastAsia="黑体"/>
+        </w:rPr>
         <w:t xml:space="preserve"> </w:t>
       </w:r>
       <w:r>
         <w:rPr>
-          <w:rFonts w:hint="eastAsia"/>
+          <w:rFonts w:hint="eastAsia" w:eastAsia="黑体"/>
         </w:rPr>
         <w:t xml:space="preserve">减小，更易进入</w:t>
       </w:r>
       <w:r>
+        <w:rPr>
+          <w:rFonts w:eastAsia="黑体"/>
+        </w:rPr>
         <w:t xml:space="preserve"> </w:t>
       </w:r>
       <w:r>
         <w:rPr>
-          <w:rFonts w:hint="eastAsia"/>
+          <w:rFonts w:hint="eastAsia" w:eastAsia="黑体"/>
         </w:rPr>
         <w:t xml:space="preserve">CCM，暂态响应变慢。</w:t>
       </w:r>
@@ -1985,20 +2218,27 @@
       </w:pPr>
       <w:r>
         <w:rPr>
+          <w:rFonts w:eastAsia="黑体"/>
           <w:b/>
           <w:bCs/>
         </w:rPr>
         <w:t xml:space="preserve">C↑</w:t>
       </w:r>
       <w:r>
+        <w:rPr>
+          <w:rFonts w:eastAsia="黑体"/>
+        </w:rPr>
         <w:t xml:space="preserve"> </w:t>
       </w:r>
       <w:r>
+        <w:rPr>
+          <w:rFonts w:eastAsia="黑体"/>
+        </w:rPr>
         <w:t xml:space="preserve">→ </w:t>
       </w:r>
       <w:r>
         <w:rPr>
-          <w:rFonts w:hint="eastAsia"/>
+          <w:rFonts w:hint="eastAsia" w:eastAsia="黑体"/>
         </w:rPr>
         <w:t xml:space="preserve">输出电压纹波减小，但暂态响应与启动时间变慢。</w:t>
       </w:r>
@@ -2013,29 +2253,39 @@
       </w:pPr>
       <w:r>
         <w:rPr>
+          <w:rFonts w:eastAsia="黑体"/>
           <w:b/>
           <w:bCs/>
         </w:rPr>
         <w:t xml:space="preserve">D↑</w:t>
       </w:r>
       <w:r>
+        <w:rPr>
+          <w:rFonts w:eastAsia="黑体"/>
+        </w:rPr>
         <w:t xml:space="preserve"> </w:t>
       </w:r>
       <w:r>
+        <w:rPr>
+          <w:rFonts w:eastAsia="黑体"/>
+        </w:rPr>
         <w:t xml:space="preserve">→ </w:t>
       </w:r>
       <w:r>
         <w:rPr>
-          <w:rFonts w:hint="eastAsia"/>
+          <w:rFonts w:hint="eastAsia" w:eastAsia="黑体"/>
         </w:rPr>
         <w:t xml:space="preserve">输出电压升高；D</w:t>
       </w:r>
       <w:r>
+        <w:rPr>
+          <w:rFonts w:eastAsia="黑体"/>
+        </w:rPr>
         <w:t xml:space="preserve"> </w:t>
       </w:r>
       <w:r>
         <w:rPr>
-          <w:rFonts w:hint="eastAsia"/>
+          <w:rFonts w:hint="eastAsia" w:eastAsia="黑体"/>
         </w:rPr>
         <w:t xml:space="preserve">受限于输出电压小于输入电压。</w:t>
       </w:r>
@@ -2050,29 +2300,39 @@
       </w:pPr>
       <w:r>
         <w:rPr>
+          <w:rFonts w:eastAsia="黑体"/>
           <w:b/>
           <w:bCs/>
         </w:rPr>
         <w:t xml:space="preserve">f_s↑</w:t>
       </w:r>
       <w:r>
+        <w:rPr>
+          <w:rFonts w:eastAsia="黑体"/>
+        </w:rPr>
         <w:t xml:space="preserve"> </w:t>
       </w:r>
       <w:r>
+        <w:rPr>
+          <w:rFonts w:eastAsia="黑体"/>
+        </w:rPr>
         <w:t xml:space="preserve">→ </w:t>
       </w:r>
       <w:r>
         <w:rPr>
-          <w:rFonts w:hint="eastAsia"/>
+          <w:rFonts w:hint="eastAsia" w:eastAsia="黑体"/>
         </w:rPr>
         <w:t xml:space="preserve">所需的</w:t>
       </w:r>
       <w:r>
+        <w:rPr>
+          <w:rFonts w:eastAsia="黑体"/>
+        </w:rPr>
         <w:t xml:space="preserve"> L、C </w:t>
       </w:r>
       <w:r>
         <w:rPr>
-          <w:rFonts w:hint="eastAsia"/>
+          <w:rFonts w:hint="eastAsia" w:eastAsia="黑体"/>
         </w:rPr>
         <w:t xml:space="preserve">体积减小，但开关损耗增大。</w:t>
       </w:r>
@@ -2087,7 +2347,7 @@
       </w:pPr>
       <w:r>
         <w:rPr>
-          <w:rFonts w:hint="eastAsia"/>
+          <w:rFonts w:hint="eastAsia" w:eastAsia="黑体"/>
         </w:rPr>
         <w:t xml:space="preserve">二极管压降较大时效率降低，轻载或低压大电流场合常用同步整流。</w:t>
       </w:r>
@@ -2100,7 +2360,7 @@
       </w:pPr>
       <w:r>
         <w:rPr>
-          <w:rFonts w:hint="eastAsia"/>
+          <w:rFonts w:hint="eastAsia" w:eastAsia="黑体"/>
         </w:rPr>
         <w:t xml:space="preserve">典型参数示例</w:t>
       </w:r>
@@ -2115,11 +2375,14 @@
       </w:pPr>
       <w:r>
         <w:rPr>
-          <w:rFonts w:hint="eastAsia"/>
+          <w:rFonts w:hint="eastAsia" w:eastAsia="黑体"/>
         </w:rPr>
         <w:t xml:space="preserve">取</w:t>
       </w:r>
       <w:r>
+        <w:rPr>
+          <w:rFonts w:eastAsia="黑体"/>
+        </w:rPr>
         <w:t xml:space="preserve"> </w:t>
       </w:r>
       <m:oMath>
@@ -2160,11 +2423,14 @@
       </m:oMath>
       <w:r>
         <w:rPr>
-          <w:rFonts w:hint="eastAsia"/>
+          <w:rFonts w:hint="eastAsia" w:eastAsia="黑体"/>
         </w:rPr>
         <w:t xml:space="preserve">、要求</w:t>
       </w:r>
       <w:r>
+        <w:rPr>
+          <w:rFonts w:eastAsia="黑体"/>
+        </w:rPr>
         <w:t xml:space="preserve"> </w:t>
       </w:r>
       <m:oMath>
@@ -2208,7 +2474,7 @@
       </m:oMath>
       <w:r>
         <w:rPr>
-          <w:rFonts w:hint="eastAsia"/>
+          <w:rFonts w:hint="eastAsia" w:eastAsia="黑体"/>
         </w:rPr>
         <w:t xml:space="preserve">：</w:t>
       </w:r>
@@ -2248,6 +2514,9 @@
         </m:r>
       </m:oMath>
       <w:r>
+        <w:rPr>
+          <w:rFonts w:eastAsia="黑体"/>
+        </w:rPr>
         <w:t xml:space="preserve">。</w:t>
       </w:r>
     </w:p>
@@ -2261,11 +2530,14 @@
       </w:pPr>
       <w:r>
         <w:rPr>
-          <w:rFonts w:hint="eastAsia"/>
+          <w:rFonts w:hint="eastAsia" w:eastAsia="黑体"/>
         </w:rPr>
         <w:t xml:space="preserve">取</w:t>
       </w:r>
       <w:r>
+        <w:rPr>
+          <w:rFonts w:eastAsia="黑体"/>
+        </w:rPr>
         <w:t xml:space="preserve"> </w:t>
       </w:r>
       <m:oMath>
@@ -2302,6 +2574,9 @@
         </m:r>
       </m:oMath>
       <w:r>
+        <w:rPr>
+          <w:rFonts w:eastAsia="黑体"/>
+        </w:rPr>
         <w:t xml:space="preserve">、</w:t>
       </w:r>
       <m:oMath>
@@ -2332,6 +2607,9 @@
         </m:r>
       </m:oMath>
       <w:r>
+        <w:rPr>
+          <w:rFonts w:eastAsia="黑体"/>
+        </w:rPr>
         <w:t xml:space="preserve">、</w:t>
       </w:r>
       <m:oMath>
@@ -2350,7 +2628,7 @@
       </m:oMath>
       <w:r>
         <w:rPr>
-          <w:rFonts w:hint="eastAsia"/>
+          <w:rFonts w:hint="eastAsia" w:eastAsia="黑体"/>
         </w:rPr>
         <w:t xml:space="preserve">：</w:t>
       </w:r>
@@ -2496,6 +2774,9 @@
         </m:r>
       </m:oMath>
       <w:r>
+        <w:rPr>
+          <w:rFonts w:eastAsia="黑体"/>
+        </w:rPr>
         <w:t xml:space="preserve">。</w:t>
       </w:r>
     </w:p>
@@ -2507,7 +2788,7 @@
       </w:pPr>
       <w:r>
         <w:rPr>
-          <w:rFonts w:hint="eastAsia"/>
+          <w:rFonts w:hint="eastAsia" w:eastAsia="黑体"/>
         </w:rPr>
         <w:t xml:space="preserve">常见器件型号</w:t>
       </w:r>
@@ -2522,7 +2803,7 @@
       </w:pPr>
       <w:r>
         <w:rPr>
-          <w:rFonts w:hint="eastAsia"/>
+          <w:rFonts w:hint="eastAsia" w:eastAsia="黑体"/>
         </w:rPr>
         <w:t xml:space="preserve">开关管：IRF540N、SI2302、CSD18504。</w:t>
       </w:r>
@@ -2537,7 +2818,7 @@
       </w:pPr>
       <w:r>
         <w:rPr>
-          <w:rFonts w:hint="eastAsia"/>
+          <w:rFonts w:hint="eastAsia" w:eastAsia="黑体"/>
         </w:rPr>
         <w:t xml:space="preserve">续流二极管（肖特基）：SS34、MBR0540、SS56。</w:t>
       </w:r>
@@ -2552,16 +2833,19 @@
       </w:pPr>
       <w:r>
         <w:rPr>
-          <w:rFonts w:hint="eastAsia"/>
+          <w:rFonts w:hint="eastAsia" w:eastAsia="黑体"/>
         </w:rPr>
         <w:t xml:space="preserve">控制</w:t>
       </w:r>
       <w:r>
+        <w:rPr>
+          <w:rFonts w:eastAsia="黑体"/>
+        </w:rPr>
         <w:t xml:space="preserve"> </w:t>
       </w:r>
       <w:r>
         <w:rPr>
-          <w:rFonts w:hint="eastAsia"/>
+          <w:rFonts w:hint="eastAsia" w:eastAsia="黑体"/>
         </w:rPr>
         <w:t xml:space="preserve">IC：LM2596、TPS5430、MP1584。</w:t>
       </w:r>
@@ -2574,7 +2858,7 @@
       </w:pPr>
       <w:r>
         <w:rPr>
-          <w:rFonts w:hint="eastAsia"/>
+          <w:rFonts w:hint="eastAsia" w:eastAsia="黑体"/>
         </w:rPr>
         <w:t xml:space="preserve">注意事项</w:t>
       </w:r>
@@ -2589,16 +2873,19 @@
       </w:pPr>
       <w:r>
         <w:rPr>
-          <w:rFonts w:hint="eastAsia"/>
+          <w:rFonts w:hint="eastAsia" w:eastAsia="黑体"/>
         </w:rPr>
         <w:t xml:space="preserve">占空比</w:t>
       </w:r>
       <w:r>
+        <w:rPr>
+          <w:rFonts w:eastAsia="黑体"/>
+        </w:rPr>
         <w:t xml:space="preserve"> D </w:t>
       </w:r>
       <w:r>
         <w:rPr>
-          <w:rFonts w:hint="eastAsia"/>
+          <w:rFonts w:hint="eastAsia" w:eastAsia="黑体"/>
         </w:rPr>
         <w:t xml:space="preserve">受最小导通时间与最大占空比限制，输入输出压差不能太小。</w:t>
       </w:r>
@@ -2613,7 +2900,7 @@
       </w:pPr>
       <w:r>
         <w:rPr>
-          <w:rFonts w:hint="eastAsia"/>
+          <w:rFonts w:hint="eastAsia" w:eastAsia="黑体"/>
         </w:rPr>
         <w:t xml:space="preserve">续流二极管反向恢复与正向压降影响效率，需选用肖特基或快恢复二极管。</w:t>
       </w:r>
@@ -2628,7 +2915,7 @@
       </w:pPr>
       <w:r>
         <w:rPr>
-          <w:rFonts w:hint="eastAsia"/>
+          <w:rFonts w:hint="eastAsia" w:eastAsia="黑体"/>
         </w:rPr>
         <w:t xml:space="preserve">电感必须不饱和，额定电流应大于平均电流与纹波电流之和的一半。</w:t>
       </w:r>
@@ -2643,11 +2930,14 @@
       </w:pPr>
       <w:r>
         <w:rPr>
-          <w:rFonts w:hint="eastAsia"/>
+          <w:rFonts w:hint="eastAsia" w:eastAsia="黑体"/>
         </w:rPr>
         <w:t xml:space="preserve">输入输出需就近加去耦电容，减小开关时的电压尖峰与</w:t>
       </w:r>
       <w:r>
+        <w:rPr>
+          <w:rFonts w:eastAsia="黑体"/>
+        </w:rPr>
         <w:t xml:space="preserve"> EMI。</w:t>
       </w:r>
     </w:p>
@@ -2659,7 +2949,7 @@
       </w:pPr>
       <w:r>
         <w:rPr>
-          <w:rFonts w:hint="eastAsia"/>
+          <w:rFonts w:hint="eastAsia" w:eastAsia="黑体"/>
         </w:rPr>
         <w:t xml:space="preserve">参考资料</w:t>
       </w:r>
@@ -2673,6 +2963,9 @@
         </w:numPr>
       </w:pPr>
       <w:r>
+        <w:rPr>
+          <w:rFonts w:eastAsia="黑体"/>
+        </w:rPr>
         <w:t xml:space="preserve">Wikipedia: Buck converter。</w:t>
       </w:r>
     </w:p>
@@ -2685,29 +2978,38 @@
         </w:numPr>
       </w:pPr>
       <w:r>
+        <w:rPr>
+          <w:rFonts w:eastAsia="黑体"/>
+        </w:rPr>
         <w:t xml:space="preserve">TI </w:t>
       </w:r>
       <w:r>
         <w:rPr>
-          <w:rFonts w:hint="eastAsia"/>
+          <w:rFonts w:hint="eastAsia" w:eastAsia="黑体"/>
         </w:rPr>
         <w:t xml:space="preserve">应用笔记</w:t>
       </w:r>
       <w:r>
+        <w:rPr>
+          <w:rFonts w:eastAsia="黑体"/>
+        </w:rPr>
         <w:t xml:space="preserve"> </w:t>
       </w:r>
       <w:r>
         <w:rPr>
-          <w:rFonts w:hint="eastAsia"/>
+          <w:rFonts w:hint="eastAsia" w:eastAsia="黑体"/>
         </w:rPr>
         <w:t xml:space="preserve">SLVA477（Buck</w:t>
       </w:r>
       <w:r>
+        <w:rPr>
+          <w:rFonts w:eastAsia="黑体"/>
+        </w:rPr>
         <w:t xml:space="preserve"> </w:t>
       </w:r>
       <w:r>
         <w:rPr>
-          <w:rFonts w:hint="eastAsia"/>
+          <w:rFonts w:hint="eastAsia" w:eastAsia="黑体"/>
         </w:rPr>
         <w:t xml:space="preserve">电路设计）。</w:t>
       </w:r>
@@ -2722,16 +3024,19 @@
       </w:pPr>
       <w:r>
         <w:rPr>
-          <w:rFonts w:hint="eastAsia"/>
+          <w:rFonts w:hint="eastAsia" w:eastAsia="黑体"/>
         </w:rPr>
         <w:t xml:space="preserve">《开关电源设计》（Abraham</w:t>
       </w:r>
       <w:r>
+        <w:rPr>
+          <w:rFonts w:eastAsia="黑体"/>
+        </w:rPr>
         <w:t xml:space="preserve"> I. </w:t>
       </w:r>
       <w:r>
         <w:rPr>
-          <w:rFonts w:hint="eastAsia"/>
+          <w:rFonts w:hint="eastAsia" w:eastAsia="黑体"/>
         </w:rPr>
         <w:t xml:space="preserve">Pressman）。</w:t>
       </w:r>
@@ -2745,11 +3050,11 @@
       </w:pPr>
       <w:r>
         <w:rPr>
-          <w:rFonts w:ascii="Times New Roman" w:hAnsi="Times New Roman"/>
+          <w:rFonts w:ascii="Times New Roman" w:hAnsi="Times New Roman" w:eastAsia="黑体"/>
           <w:color w:val="555555"/>
           <w:sz w:val="21"/>
         </w:rPr>
-        <w:t>材料收集者：杜文杰</w:t>
+        <w:t>材料收集者：杜文杰，WX手机：19519196569，QQ:3478827729</w:t>
       </w:r>
     </w:p>
     <w:sectPr>
@@ -2769,7 +3074,7 @@
 </file>
 
 <file path=word/footer1.xml><?xml version="1.0" encoding="utf-8"?>
-<w:ftr xmlns:m="http://schemas.openxmlformats.org/officeDocument/2006/math" xmlns:mc="http://schemas.openxmlformats.org/markup-compatibility/2006" xmlns:mo="http://schemas.microsoft.com/office/mac/office/2008/main" xmlns:mv="urn:schemas-microsoft-com:mac:vml" xmlns:o="urn:schemas-microsoft-com:office:office" xmlns:r="http://schemas.openxmlformats.org/officeDocument/2006/relationships" xmlns:v="urn:schemas-microsoft-com:vml" xmlns:w10="urn:schemas-microsoft-com:office:word" xmlns:w14="http://schemas.microsoft.com/office/word/2010/wordml" xmlns:w="http://schemas.openxmlformats.org/wordprocessingml/2006/main" xmlns:wne="http://schemas.microsoft.com/office/word/2006/wordml" xmlns:wp14="http://schemas.microsoft.com/office/word/2010/wordprocessingDrawing" xmlns:wp="http://schemas.openxmlformats.org/drawingml/2006/wordprocessingDrawing" xmlns:wpc="http://schemas.microsoft.com/office/word/2010/wordprocessingCanvas" xmlns:wpg="http://schemas.microsoft.com/office/word/2010/wordprocessingGroup" xmlns:wpi="http://schemas.microsoft.com/office/word/2010/wordprocessingInk" xmlns:wps="http://schemas.microsoft.com/office/word/2010/wordprocessingShape" mc:Ignorable="w14 wp14">
+<w:ftr xmlns:mc="http://schemas.openxmlformats.org/markup-compatibility/2006" xmlns:w="http://schemas.openxmlformats.org/wordprocessingml/2006/main" xmlns:m="http://schemas.openxmlformats.org/officeDocument/2006/math" xmlns:mo="http://schemas.microsoft.com/office/mac/office/2008/main" xmlns:mv="urn:schemas-microsoft-com:mac:vml" xmlns:o="urn:schemas-microsoft-com:office:office" xmlns:r="http://schemas.openxmlformats.org/officeDocument/2006/relationships" xmlns:v="urn:schemas-microsoft-com:vml" xmlns:w10="urn:schemas-microsoft-com:office:word" xmlns:w14="http://schemas.microsoft.com/office/word/2010/wordml" xmlns:wne="http://schemas.microsoft.com/office/word/2006/wordml" xmlns:wp14="http://schemas.microsoft.com/office/word/2010/wordprocessingDrawing" xmlns:wp="http://schemas.openxmlformats.org/drawingml/2006/wordprocessingDrawing" xmlns:wpc="http://schemas.microsoft.com/office/word/2010/wordprocessingCanvas" xmlns:wpg="http://schemas.microsoft.com/office/word/2010/wordprocessingGroup" xmlns:wpi="http://schemas.microsoft.com/office/word/2010/wordprocessingInk" xmlns:wps="http://schemas.microsoft.com/office/word/2010/wordprocessingShape" mc:Ignorable="w14 wp14">
   <w:p>
     <w:pPr>
       <w:pStyle w:val="Footer"/>
@@ -2777,12 +3082,14 @@
     </w:pPr>
     <w:r>
       <w:rPr>
+        <w:rFonts w:eastAsia="黑体"/>
         <w:sz w:val="18"/>
       </w:rPr>
       <w:t xml:space="preserve">第 </w:t>
     </w:r>
     <w:r>
       <w:rPr>
+        <w:rFonts w:eastAsia="黑体"/>
         <w:sz w:val="18"/>
       </w:rPr>
       <w:fldChar w:fldCharType="begin"/>
@@ -2791,6 +3098,7 @@
     </w:r>
     <w:r>
       <w:rPr>
+        <w:rFonts w:eastAsia="黑体"/>
         <w:sz w:val="18"/>
       </w:rPr>
       <w:t xml:space="preserve"> 页</w:t>
@@ -2804,6 +3112,9 @@
   <w:footnote w:type="continuationSeparator" w:id="0">
     <w:p>
       <w:r>
+        <w:rPr>
+          <w:rFonts w:eastAsia="黑体"/>
+        </w:rPr>
         <w:continuationSeparator/>
       </w:r>
     </w:p>
@@ -2811,6 +3122,9 @@
   <w:footnote w:type="separator" w:id="-1">
     <w:p>
       <w:r>
+        <w:rPr>
+          <w:rFonts w:eastAsia="黑体"/>
+        </w:rPr>
         <w:separator/>
       </w:r>
     </w:p>
@@ -2819,7 +3133,7 @@
 </file>
 
 <file path=word/header1.xml><?xml version="1.0" encoding="utf-8"?>
-<w:hdr xmlns:m="http://schemas.openxmlformats.org/officeDocument/2006/math" xmlns:mc="http://schemas.openxmlformats.org/markup-compatibility/2006" xmlns:mo="http://schemas.microsoft.com/office/mac/office/2008/main" xmlns:mv="urn:schemas-microsoft-com:mac:vml" xmlns:o="urn:schemas-microsoft-com:office:office" xmlns:r="http://schemas.openxmlformats.org/officeDocument/2006/relationships" xmlns:v="urn:schemas-microsoft-com:vml" xmlns:w10="urn:schemas-microsoft-com:office:word" xmlns:w14="http://schemas.microsoft.com/office/word/2010/wordml" xmlns:w="http://schemas.openxmlformats.org/wordprocessingml/2006/main" xmlns:wne="http://schemas.microsoft.com/office/word/2006/wordml" xmlns:wp14="http://schemas.microsoft.com/office/word/2010/wordprocessingDrawing" xmlns:wp="http://schemas.openxmlformats.org/drawingml/2006/wordprocessingDrawing" xmlns:wpc="http://schemas.microsoft.com/office/word/2010/wordprocessingCanvas" xmlns:wpg="http://schemas.microsoft.com/office/word/2010/wordprocessingGroup" xmlns:wpi="http://schemas.microsoft.com/office/word/2010/wordprocessingInk" xmlns:wps="http://schemas.microsoft.com/office/word/2010/wordprocessingShape" mc:Ignorable="w14 wp14">
+<w:hdr xmlns:mc="http://schemas.openxmlformats.org/markup-compatibility/2006" xmlns:w="http://schemas.openxmlformats.org/wordprocessingml/2006/main" xmlns:m="http://schemas.openxmlformats.org/officeDocument/2006/math" xmlns:mo="http://schemas.microsoft.com/office/mac/office/2008/main" xmlns:mv="urn:schemas-microsoft-com:mac:vml" xmlns:o="urn:schemas-microsoft-com:office:office" xmlns:r="http://schemas.openxmlformats.org/officeDocument/2006/relationships" xmlns:v="urn:schemas-microsoft-com:vml" xmlns:w10="urn:schemas-microsoft-com:office:word" xmlns:w14="http://schemas.microsoft.com/office/word/2010/wordml" xmlns:wne="http://schemas.microsoft.com/office/word/2006/wordml" xmlns:wp14="http://schemas.microsoft.com/office/word/2010/wordprocessingDrawing" xmlns:wp="http://schemas.openxmlformats.org/drawingml/2006/wordprocessingDrawing" xmlns:wpc="http://schemas.microsoft.com/office/word/2010/wordprocessingCanvas" xmlns:wpg="http://schemas.microsoft.com/office/word/2010/wordprocessingGroup" xmlns:wpi="http://schemas.microsoft.com/office/word/2010/wordprocessingInk" xmlns:wps="http://schemas.microsoft.com/office/word/2010/wordprocessingShape" mc:Ignorable="w14 wp14">
   <w:p>
     <w:pPr>
       <w:pStyle w:val="Header"/>
@@ -2827,7 +3141,7 @@
     </w:pPr>
     <w:r>
       <w:rPr>
-        <w:rFonts w:ascii="Times New Roman" w:hAnsi="Times New Roman"/>
+        <w:rFonts w:ascii="Times New Roman" w:hAnsi="Times New Roman" w:eastAsia="黑体"/>
         <w:sz w:val="18"/>
         <w:rFonts w:eastAsia="黑体"/>
         <w:rFonts w:eastAsia="黑体"/>
@@ -2839,7 +3153,7 @@
 </file>
 
 <file path=word/numbering.xml><?xml version="1.0" encoding="utf-8"?>
-<w:numbering xmlns:m="http://schemas.openxmlformats.org/officeDocument/2006/math" xmlns:mc="http://schemas.openxmlformats.org/markup-compatibility/2006" xmlns:mo="http://schemas.microsoft.com/office/mac/office/2008/main" xmlns:mv="urn:schemas-microsoft-com:mac:vml" xmlns:o="urn:schemas-microsoft-com:office:office" xmlns:r="http://schemas.openxmlformats.org/officeDocument/2006/relationships" xmlns:v="urn:schemas-microsoft-com:vml" xmlns:w="http://schemas.openxmlformats.org/wordprocessingml/2006/main" xmlns:w10="urn:schemas-microsoft-com:office:word" xmlns:w14="http://schemas.microsoft.com/office/word/2010/wordml" xmlns:wne="http://schemas.microsoft.com/office/word/2006/wordml" xmlns:wp="http://schemas.openxmlformats.org/drawingml/2006/wordprocessingDrawing" xmlns:wp14="http://schemas.microsoft.com/office/word/2010/wordprocessingDrawing" xmlns:wpc="http://schemas.microsoft.com/office/word/2010/wordprocessingCanvas" xmlns:wpg="http://schemas.microsoft.com/office/word/2010/wordprocessingGroup" xmlns:wpi="http://schemas.microsoft.com/office/word/2010/wordprocessingInk" xmlns:wps="http://schemas.microsoft.com/office/word/2010/wordprocessingShape" mc:Ignorable="w14 wp14">
+<w:numbering xmlns:mc="http://schemas.openxmlformats.org/markup-compatibility/2006" xmlns:w="http://schemas.openxmlformats.org/wordprocessingml/2006/main" xmlns:m="http://schemas.openxmlformats.org/officeDocument/2006/math" xmlns:mo="http://schemas.microsoft.com/office/mac/office/2008/main" xmlns:mv="urn:schemas-microsoft-com:mac:vml" xmlns:o="urn:schemas-microsoft-com:office:office" xmlns:r="http://schemas.openxmlformats.org/officeDocument/2006/relationships" xmlns:v="urn:schemas-microsoft-com:vml" xmlns:w10="urn:schemas-microsoft-com:office:word" xmlns:w14="http://schemas.microsoft.com/office/word/2010/wordml" xmlns:wne="http://schemas.microsoft.com/office/word/2006/wordml" xmlns:wp="http://schemas.openxmlformats.org/drawingml/2006/wordprocessingDrawing" xmlns:wp14="http://schemas.microsoft.com/office/word/2010/wordprocessingDrawing" xmlns:wpc="http://schemas.microsoft.com/office/word/2010/wordprocessingCanvas" xmlns:wpg="http://schemas.microsoft.com/office/word/2010/wordprocessingGroup" xmlns:wpi="http://schemas.microsoft.com/office/word/2010/wordprocessingInk" xmlns:wps="http://schemas.microsoft.com/office/word/2010/wordprocessingShape" mc:Ignorable="w14 wp14">
   <w:abstractNum w:abstractNumId="0">
     <w:nsid w:val="FFFFFF7C"/>
     <w:multiLevelType w:val="singleLevel"/>
@@ -2926,7 +3240,7 @@
         <w:ind w:hanging="360" w:left="1440"/>
       </w:pPr>
       <w:rPr>
-        <w:rFonts w:ascii="Symbol" w:hAnsi="Symbol" w:hint="default"/>
+        <w:rFonts w:ascii="Symbol" w:hAnsi="Symbol" w:hint="default" w:eastAsia="黑体"/>
       </w:rPr>
     </w:lvl>
   </w:abstractNum>
@@ -2947,7 +3261,7 @@
         <w:ind w:hanging="360" w:left="1080"/>
       </w:pPr>
       <w:rPr>
-        <w:rFonts w:ascii="Symbol" w:hAnsi="Symbol" w:hint="default"/>
+        <w:rFonts w:ascii="Symbol" w:hAnsi="Symbol" w:hint="default" w:eastAsia="黑体"/>
       </w:rPr>
     </w:lvl>
   </w:abstractNum>
@@ -2968,7 +3282,7 @@
         <w:ind w:hanging="360" w:left="720"/>
       </w:pPr>
       <w:rPr>
-        <w:rFonts w:ascii="Symbol" w:hAnsi="Symbol" w:hint="default"/>
+        <w:rFonts w:ascii="Symbol" w:hAnsi="Symbol" w:hint="default" w:eastAsia="黑体"/>
       </w:rPr>
     </w:lvl>
   </w:abstractNum>
@@ -3007,7 +3321,7 @@
         <w:ind w:hanging="360" w:left="360"/>
       </w:pPr>
       <w:rPr>
-        <w:rFonts w:ascii="Symbol" w:hAnsi="Symbol" w:hint="default"/>
+        <w:rFonts w:ascii="Symbol" w:hAnsi="Symbol" w:hint="default" w:eastAsia="黑体"/>
       </w:rPr>
     </w:lvl>
   </w:abstractNum>
@@ -3098,7 +3412,7 @@
         <w:ind w:left="720" w:hanging="360"/>
       </w:pPr>
       <w:rPr>
-        <w:rFonts w:ascii="Symbol" w:hAnsi="Symbol" w:cs="Symbol" w:hint="default"/>
+        <w:rFonts w:ascii="Symbol" w:hAnsi="Symbol" w:cs="Symbol" w:hint="default" w:eastAsia="黑体"/>
       </w:rPr>
     </w:lvl>
     <w:lvl w:ilvl="1">
@@ -3109,7 +3423,7 @@
         <w:ind w:left="1440" w:hanging="360"/>
       </w:pPr>
       <w:rPr>
-        <w:rFonts w:ascii="Courier New" w:hAnsi="Courier New" w:cs="Courier New" w:hint="default"/>
+        <w:rFonts w:ascii="Courier New" w:hAnsi="Courier New" w:cs="Courier New" w:hint="default" w:eastAsia="黑体"/>
       </w:rPr>
     </w:lvl>
     <w:lvl w:ilvl="2">
@@ -3120,7 +3434,7 @@
         <w:ind w:left="2160" w:hanging="360"/>
       </w:pPr>
       <w:rPr>
-        <w:rFonts w:ascii="Wingdings" w:hAnsi="Wingdings" w:cs="Wingdings" w:hint="default"/>
+        <w:rFonts w:ascii="Wingdings" w:hAnsi="Wingdings" w:cs="Wingdings" w:hint="default" w:eastAsia="黑体"/>
       </w:rPr>
     </w:lvl>
     <w:lvl w:ilvl="3">
@@ -3131,7 +3445,7 @@
         <w:ind w:left="2880" w:hanging="360"/>
       </w:pPr>
       <w:rPr>
-        <w:rFonts w:ascii="Symbol" w:hAnsi="Symbol" w:cs="Symbol" w:hint="default"/>
+        <w:rFonts w:ascii="Symbol" w:hAnsi="Symbol" w:cs="Symbol" w:hint="default" w:eastAsia="黑体"/>
       </w:rPr>
     </w:lvl>
     <w:lvl w:ilvl="4">
@@ -3142,7 +3456,7 @@
         <w:ind w:left="3600" w:hanging="360"/>
       </w:pPr>
       <w:rPr>
-        <w:rFonts w:ascii="Courier New" w:hAnsi="Courier New" w:cs="Courier New" w:hint="default"/>
+        <w:rFonts w:ascii="Courier New" w:hAnsi="Courier New" w:cs="Courier New" w:hint="default" w:eastAsia="黑体"/>
       </w:rPr>
     </w:lvl>
     <w:lvl w:ilvl="5">
@@ -3153,7 +3467,7 @@
         <w:ind w:left="4320" w:hanging="360"/>
       </w:pPr>
       <w:rPr>
-        <w:rFonts w:ascii="Wingdings" w:hAnsi="Wingdings" w:cs="Wingdings" w:hint="default"/>
+        <w:rFonts w:ascii="Wingdings" w:hAnsi="Wingdings" w:cs="Wingdings" w:hint="default" w:eastAsia="黑体"/>
       </w:rPr>
     </w:lvl>
     <w:lvl w:ilvl="6">
@@ -3164,7 +3478,7 @@
         <w:ind w:left="5040" w:hanging="360"/>
       </w:pPr>
       <w:rPr>
-        <w:rFonts w:ascii="Symbol" w:hAnsi="Symbol" w:cs="Symbol" w:hint="default"/>
+        <w:rFonts w:ascii="Symbol" w:hAnsi="Symbol" w:cs="Symbol" w:hint="default" w:eastAsia="黑体"/>
       </w:rPr>
     </w:lvl>
     <w:lvl w:ilvl="7">
@@ -3175,7 +3489,7 @@
         <w:ind w:left="5760" w:hanging="360"/>
       </w:pPr>
       <w:rPr>
-        <w:rFonts w:ascii="Courier New" w:hAnsi="Courier New" w:cs="Courier New" w:hint="default"/>
+        <w:rFonts w:ascii="Courier New" w:hAnsi="Courier New" w:cs="Courier New" w:hint="default" w:eastAsia="黑体"/>
       </w:rPr>
     </w:lvl>
     <w:lvl w:ilvl="8">
@@ -3186,7 +3500,7 @@
         <w:ind w:left="6480" w:hanging="360"/>
       </w:pPr>
       <w:rPr>
-        <w:rFonts w:ascii="Wingdings" w:hAnsi="Wingdings" w:cs="Wingdings" w:hint="default"/>
+        <w:rFonts w:ascii="Wingdings" w:hAnsi="Wingdings" w:cs="Wingdings" w:hint="default" w:eastAsia="黑体"/>
       </w:rPr>
     </w:lvl>
   </w:abstractNum>
@@ -3242,11 +3556,11 @@
 </file>
 
 <file path=word/styles.xml><?xml version="1.0" encoding="utf-8"?>
-<w:styles xmlns:mc="http://schemas.openxmlformats.org/markup-compatibility/2006" xmlns:r="http://schemas.openxmlformats.org/officeDocument/2006/relationships" xmlns:w="http://schemas.openxmlformats.org/wordprocessingml/2006/main" xmlns:w14="http://schemas.microsoft.com/office/word/2010/wordml" mc:Ignorable="w14">
+<w:styles xmlns:mc="http://schemas.openxmlformats.org/markup-compatibility/2006" xmlns:w="http://schemas.openxmlformats.org/wordprocessingml/2006/main" xmlns:r="http://schemas.openxmlformats.org/officeDocument/2006/relationships" xmlns:w14="http://schemas.microsoft.com/office/word/2010/wordml" mc:Ignorable="w14">
   <w:docDefaults>
     <w:rPrDefault>
       <w:rPr>
-        <w:rFonts w:asciiTheme="minorHAnsi" w:cstheme="minorBidi" w:eastAsiaTheme="minorEastAsia" w:hAnsiTheme="minorHAnsi"/>
+        <w:rFonts w:asciiTheme="minorHAnsi" w:cstheme="minorBidi" w:hAnsiTheme="minorHAnsi" w:eastAsia="黑体"/>
         <w:sz w:val="22"/>
         <w:szCs w:val="22"/>
         <w:lang w:bidi="ar-SA" w:eastAsia="en-US" w:val="en-US"/>
@@ -3468,7 +3782,7 @@
       <w:outlineLvl w:val="0"/>
     </w:pPr>
     <w:rPr>
-      <w:rFonts w:ascii="Times New Roman" w:asciiTheme="majorHAnsi" w:cstheme="majorBidi" w:eastAsia="黑体" w:eastAsiaTheme="majorEastAsia" w:hAnsi="Times New Roman" w:hAnsiTheme="majorHAnsi"/>
+      <w:rFonts w:ascii="Times New Roman" w:asciiTheme="majorHAnsi" w:cstheme="majorBidi" w:eastAsia="黑体" w:hAnsi="Times New Roman" w:hAnsiTheme="majorHAnsi"/>
       <w:b/>
       <w:bCs/>
       <w:color w:val="1F3864"/>
@@ -3492,7 +3806,7 @@
       <w:outlineLvl w:val="1"/>
     </w:pPr>
     <w:rPr>
-      <w:rFonts w:ascii="Times New Roman" w:asciiTheme="majorHAnsi" w:cstheme="majorBidi" w:eastAsia="黑体" w:eastAsiaTheme="majorEastAsia" w:hAnsi="Times New Roman" w:hAnsiTheme="majorHAnsi"/>
+      <w:rFonts w:ascii="Times New Roman" w:asciiTheme="majorHAnsi" w:cstheme="majorBidi" w:eastAsia="黑体" w:hAnsi="Times New Roman" w:hAnsiTheme="majorHAnsi"/>
       <w:b/>
       <w:bCs/>
       <w:color w:val="2E4E7E"/>
@@ -3516,7 +3830,7 @@
       <w:outlineLvl w:val="2"/>
     </w:pPr>
     <w:rPr>
-      <w:rFonts w:ascii="Times New Roman" w:asciiTheme="majorHAnsi" w:cstheme="majorBidi" w:eastAsia="黑体" w:eastAsiaTheme="majorEastAsia" w:hAnsi="Times New Roman" w:hAnsiTheme="majorHAnsi"/>
+      <w:rFonts w:ascii="Times New Roman" w:asciiTheme="majorHAnsi" w:cstheme="majorBidi" w:eastAsia="黑体" w:hAnsi="Times New Roman" w:hAnsiTheme="majorHAnsi"/>
       <w:b/>
       <w:bCs/>
       <w:color w:val="2E4E7E"/>
@@ -3540,7 +3854,7 @@
       <w:outlineLvl w:val="3"/>
     </w:pPr>
     <w:rPr>
-      <w:rFonts w:ascii="Times New Roman" w:asciiTheme="majorHAnsi" w:cstheme="majorBidi" w:eastAsia="黑体" w:eastAsiaTheme="majorEastAsia" w:hAnsi="Times New Roman" w:hAnsiTheme="majorHAnsi"/>
+      <w:rFonts w:ascii="Times New Roman" w:asciiTheme="majorHAnsi" w:cstheme="majorBidi" w:eastAsia="黑体" w:hAnsi="Times New Roman" w:hAnsiTheme="majorHAnsi"/>
       <w:b/>
       <w:bCs/>
       <w:i/>
@@ -3566,7 +3880,7 @@
       <w:outlineLvl w:val="4"/>
     </w:pPr>
     <w:rPr>
-      <w:rFonts w:ascii="Times New Roman" w:asciiTheme="majorHAnsi" w:cstheme="majorBidi" w:eastAsia="黑体" w:eastAsiaTheme="majorEastAsia" w:hAnsi="Times New Roman" w:hAnsiTheme="majorHAnsi"/>
+      <w:rFonts w:ascii="Times New Roman" w:asciiTheme="majorHAnsi" w:cstheme="majorBidi" w:eastAsia="黑体" w:hAnsi="Times New Roman" w:hAnsiTheme="majorHAnsi"/>
       <w:b/>
       <w:color w:val="333333"/>
       <w:sz w:val="22"/>
@@ -3589,7 +3903,7 @@
       <w:outlineLvl w:val="5"/>
     </w:pPr>
     <w:rPr>
-      <w:rFonts w:asciiTheme="majorHAnsi" w:cstheme="majorBidi" w:eastAsiaTheme="majorEastAsia" w:hAnsiTheme="majorHAnsi"/>
+      <w:rFonts w:asciiTheme="majorHAnsi" w:cstheme="majorBidi" w:hAnsiTheme="majorHAnsi" w:eastAsia="黑体"/>
       <w:i/>
       <w:iCs/>
       <w:color w:themeColor="accent1" w:themeShade="7F" w:val="243F60"/>
@@ -3612,7 +3926,7 @@
       <w:outlineLvl w:val="6"/>
     </w:pPr>
     <w:rPr>
-      <w:rFonts w:asciiTheme="majorHAnsi" w:cstheme="majorBidi" w:eastAsiaTheme="majorEastAsia" w:hAnsiTheme="majorHAnsi"/>
+      <w:rFonts w:asciiTheme="majorHAnsi" w:cstheme="majorBidi" w:hAnsiTheme="majorHAnsi" w:eastAsia="黑体"/>
       <w:i/>
       <w:iCs/>
       <w:color w:themeColor="text1" w:themeTint="BF" w:val="404040"/>
@@ -3635,7 +3949,7 @@
       <w:outlineLvl w:val="7"/>
     </w:pPr>
     <w:rPr>
-      <w:rFonts w:asciiTheme="majorHAnsi" w:cstheme="majorBidi" w:eastAsiaTheme="majorEastAsia" w:hAnsiTheme="majorHAnsi"/>
+      <w:rFonts w:asciiTheme="majorHAnsi" w:cstheme="majorBidi" w:hAnsiTheme="majorHAnsi" w:eastAsia="黑体"/>
       <w:color w:themeColor="accent1" w:val="4F81BD"/>
       <w:sz w:val="20"/>
       <w:szCs w:val="20"/>
@@ -3658,7 +3972,7 @@
       <w:outlineLvl w:val="8"/>
     </w:pPr>
     <w:rPr>
-      <w:rFonts w:asciiTheme="majorHAnsi" w:cstheme="majorBidi" w:eastAsiaTheme="majorEastAsia" w:hAnsiTheme="majorHAnsi"/>
+      <w:rFonts w:asciiTheme="majorHAnsi" w:cstheme="majorBidi" w:hAnsiTheme="majorHAnsi" w:eastAsia="黑体"/>
       <w:i/>
       <w:iCs/>
       <w:color w:themeColor="text1" w:themeTint="BF" w:val="404040"/>
@@ -3709,7 +4023,7 @@
     <w:uiPriority w:val="9"/>
     <w:rsid w:val="00FC693F"/>
     <w:rPr>
-      <w:rFonts w:asciiTheme="majorHAnsi" w:cstheme="majorBidi" w:eastAsiaTheme="majorEastAsia" w:hAnsiTheme="majorHAnsi"/>
+      <w:rFonts w:asciiTheme="majorHAnsi" w:cstheme="majorBidi" w:hAnsiTheme="majorHAnsi" w:eastAsia="黑体"/>
       <w:b/>
       <w:bCs/>
       <w:color w:themeColor="accent1" w:themeShade="BF" w:val="365F91"/>
@@ -3724,7 +4038,7 @@
     <w:uiPriority w:val="9"/>
     <w:rsid w:val="00FC693F"/>
     <w:rPr>
-      <w:rFonts w:asciiTheme="majorHAnsi" w:cstheme="majorBidi" w:eastAsiaTheme="majorEastAsia" w:hAnsiTheme="majorHAnsi"/>
+      <w:rFonts w:asciiTheme="majorHAnsi" w:cstheme="majorBidi" w:hAnsiTheme="majorHAnsi" w:eastAsia="黑体"/>
       <w:b/>
       <w:bCs/>
       <w:color w:themeColor="accent1" w:val="4F81BD"/>
@@ -3739,7 +4053,7 @@
     <w:uiPriority w:val="9"/>
     <w:rsid w:val="00FC693F"/>
     <w:rPr>
-      <w:rFonts w:asciiTheme="majorHAnsi" w:cstheme="majorBidi" w:eastAsiaTheme="majorEastAsia" w:hAnsiTheme="majorHAnsi"/>
+      <w:rFonts w:asciiTheme="majorHAnsi" w:cstheme="majorBidi" w:hAnsiTheme="majorHAnsi" w:eastAsia="黑体"/>
       <w:b/>
       <w:bCs/>
       <w:color w:themeColor="accent1" w:val="4F81BD"/>
@@ -3762,7 +4076,7 @@
       <w:contextualSpacing/>
     </w:pPr>
     <w:rPr>
-      <w:rFonts w:ascii="Times New Roman" w:asciiTheme="majorHAnsi" w:cstheme="majorBidi" w:eastAsia="黑体" w:eastAsiaTheme="majorEastAsia" w:hAnsi="Times New Roman" w:hAnsiTheme="majorHAnsi"/>
+      <w:rFonts w:ascii="Times New Roman" w:asciiTheme="majorHAnsi" w:cstheme="majorBidi" w:eastAsia="黑体" w:hAnsi="Times New Roman" w:hAnsiTheme="majorHAnsi"/>
       <w:b/>
       <w:color w:val="1F3864"/>
       <w:spacing w:val="5"/>
@@ -3778,7 +4092,7 @@
     <w:uiPriority w:val="10"/>
     <w:rsid w:val="00FC693F"/>
     <w:rPr>
-      <w:rFonts w:asciiTheme="majorHAnsi" w:cstheme="majorBidi" w:eastAsiaTheme="majorEastAsia" w:hAnsiTheme="majorHAnsi"/>
+      <w:rFonts w:asciiTheme="majorHAnsi" w:cstheme="majorBidi" w:hAnsiTheme="majorHAnsi" w:eastAsia="黑体"/>
       <w:color w:themeColor="text2" w:themeShade="BF" w:val="17365D"/>
       <w:spacing w:val="5"/>
       <w:kern w:val="28"/>
@@ -3800,7 +4114,7 @@
       </w:numPr>
     </w:pPr>
     <w:rPr>
-      <w:rFonts w:asciiTheme="majorHAnsi" w:cstheme="majorBidi" w:eastAsiaTheme="majorEastAsia" w:hAnsiTheme="majorHAnsi"/>
+      <w:rFonts w:asciiTheme="majorHAnsi" w:cstheme="majorBidi" w:hAnsiTheme="majorHAnsi" w:eastAsia="黑体"/>
       <w:i/>
       <w:iCs/>
       <w:color w:themeColor="accent1" w:val="4F81BD"/>
@@ -3816,7 +4130,7 @@
     <w:uiPriority w:val="11"/>
     <w:rsid w:val="00FC693F"/>
     <w:rPr>
-      <w:rFonts w:asciiTheme="majorHAnsi" w:cstheme="majorBidi" w:eastAsiaTheme="majorEastAsia" w:hAnsiTheme="majorHAnsi"/>
+      <w:rFonts w:asciiTheme="majorHAnsi" w:cstheme="majorBidi" w:hAnsiTheme="majorHAnsi" w:eastAsia="黑体"/>
       <w:i/>
       <w:iCs/>
       <w:color w:themeColor="accent1" w:val="4F81BD"/>
@@ -3883,6 +4197,7 @@
       <w:spacing w:after="120"/>
     </w:pPr>
     <w:rPr>
+      <w:rFonts w:eastAsia="黑体"/>
       <w:sz w:val="16"/>
       <w:szCs w:val="16"/>
     </w:rPr>
@@ -3894,6 +4209,7 @@
     <w:uiPriority w:val="99"/>
     <w:rsid w:val="00AA1D8D"/>
     <w:rPr>
+      <w:rFonts w:eastAsia="黑体"/>
       <w:sz w:val="16"/>
       <w:szCs w:val="16"/>
     </w:rPr>
@@ -4063,7 +4379,7 @@
       </w:tabs>
     </w:pPr>
     <w:rPr>
-      <w:rFonts w:ascii="Courier" w:hAnsi="Courier"/>
+      <w:rFonts w:ascii="Courier" w:hAnsi="Courier" w:eastAsia="黑体"/>
       <w:sz w:val="20"/>
       <w:szCs w:val="20"/>
     </w:rPr>
@@ -4075,7 +4391,7 @@
     <w:uiPriority w:val="99"/>
     <w:rsid w:val="0029639D"/>
     <w:rPr>
-      <w:rFonts w:ascii="Courier" w:hAnsi="Courier"/>
+      <w:rFonts w:ascii="Courier" w:hAnsi="Courier" w:eastAsia="黑体"/>
       <w:sz w:val="20"/>
       <w:szCs w:val="20"/>
     </w:rPr>
@@ -4111,6 +4427,7 @@
     <w:uiPriority w:val="29"/>
     <w:rsid w:val="00FC693F"/>
     <w:rPr>
+      <w:rFonts w:eastAsia="黑体"/>
       <w:i/>
       <w:iCs/>
       <w:color w:themeColor="text1" w:val="000000"/>
@@ -4124,7 +4441,7 @@
     <w:semiHidden/>
     <w:rsid w:val="00FC693F"/>
     <w:rPr>
-      <w:rFonts w:asciiTheme="majorHAnsi" w:cstheme="majorBidi" w:eastAsiaTheme="majorEastAsia" w:hAnsiTheme="majorHAnsi"/>
+      <w:rFonts w:asciiTheme="majorHAnsi" w:cstheme="majorBidi" w:hAnsiTheme="majorHAnsi" w:eastAsia="黑体"/>
       <w:b/>
       <w:bCs/>
       <w:i/>
@@ -4140,7 +4457,7 @@
     <w:semiHidden/>
     <w:rsid w:val="00FC693F"/>
     <w:rPr>
-      <w:rFonts w:asciiTheme="majorHAnsi" w:cstheme="majorBidi" w:eastAsiaTheme="majorEastAsia" w:hAnsiTheme="majorHAnsi"/>
+      <w:rFonts w:asciiTheme="majorHAnsi" w:cstheme="majorBidi" w:hAnsiTheme="majorHAnsi" w:eastAsia="黑体"/>
       <w:color w:themeColor="accent1" w:themeShade="7F" w:val="243F60"/>
     </w:rPr>
   </w:style>
@@ -4152,7 +4469,7 @@
     <w:semiHidden/>
     <w:rsid w:val="00FC693F"/>
     <w:rPr>
-      <w:rFonts w:asciiTheme="majorHAnsi" w:cstheme="majorBidi" w:eastAsiaTheme="majorEastAsia" w:hAnsiTheme="majorHAnsi"/>
+      <w:rFonts w:asciiTheme="majorHAnsi" w:cstheme="majorBidi" w:hAnsiTheme="majorHAnsi" w:eastAsia="黑体"/>
       <w:i/>
       <w:iCs/>
       <w:color w:themeColor="accent1" w:themeShade="7F" w:val="243F60"/>
@@ -4166,7 +4483,7 @@
     <w:semiHidden/>
     <w:rsid w:val="00FC693F"/>
     <w:rPr>
-      <w:rFonts w:asciiTheme="majorHAnsi" w:cstheme="majorBidi" w:eastAsiaTheme="majorEastAsia" w:hAnsiTheme="majorHAnsi"/>
+      <w:rFonts w:asciiTheme="majorHAnsi" w:cstheme="majorBidi" w:hAnsiTheme="majorHAnsi" w:eastAsia="黑体"/>
       <w:i/>
       <w:iCs/>
       <w:color w:themeColor="text1" w:themeTint="BF" w:val="404040"/>
@@ -4180,7 +4497,7 @@
     <w:semiHidden/>
     <w:rsid w:val="00FC693F"/>
     <w:rPr>
-      <w:rFonts w:asciiTheme="majorHAnsi" w:cstheme="majorBidi" w:eastAsiaTheme="majorEastAsia" w:hAnsiTheme="majorHAnsi"/>
+      <w:rFonts w:asciiTheme="majorHAnsi" w:cstheme="majorBidi" w:hAnsiTheme="majorHAnsi" w:eastAsia="黑体"/>
       <w:color w:themeColor="accent1" w:val="4F81BD"/>
       <w:sz w:val="20"/>
       <w:szCs w:val="20"/>
@@ -4194,7 +4511,7 @@
     <w:semiHidden/>
     <w:rsid w:val="00FC693F"/>
     <w:rPr>
-      <w:rFonts w:asciiTheme="majorHAnsi" w:cstheme="majorBidi" w:eastAsiaTheme="majorEastAsia" w:hAnsiTheme="majorHAnsi"/>
+      <w:rFonts w:asciiTheme="majorHAnsi" w:cstheme="majorBidi" w:hAnsiTheme="majorHAnsi" w:eastAsia="黑体"/>
       <w:i/>
       <w:iCs/>
       <w:color w:themeColor="text1" w:themeTint="BF" w:val="404040"/>
@@ -4215,6 +4532,7 @@
       <w:spacing w:line="240" w:lineRule="auto"/>
     </w:pPr>
     <w:rPr>
+      <w:rFonts w:eastAsia="黑体"/>
       <w:b/>
       <w:bCs/>
       <w:color w:themeColor="accent1" w:val="4F81BD"/>
@@ -4229,6 +4547,7 @@
     <w:qFormat/>
     <w:rsid w:val="00FC693F"/>
     <w:rPr>
+      <w:rFonts w:eastAsia="黑体"/>
       <w:b/>
       <w:bCs/>
     </w:rPr>
@@ -4240,6 +4559,7 @@
     <w:qFormat/>
     <w:rsid w:val="00FC693F"/>
     <w:rPr>
+      <w:rFonts w:eastAsia="黑体"/>
       <w:i/>
       <w:iCs/>
     </w:rPr>
@@ -4260,6 +4580,7 @@
       <w:ind w:left="936" w:right="936"/>
     </w:pPr>
     <w:rPr>
+      <w:rFonts w:eastAsia="黑体"/>
       <w:b/>
       <w:bCs/>
       <w:i/>
@@ -4274,6 +4595,7 @@
     <w:uiPriority w:val="30"/>
     <w:rsid w:val="00FC693F"/>
     <w:rPr>
+      <w:rFonts w:eastAsia="黑体"/>
       <w:b/>
       <w:bCs/>
       <w:i/>
@@ -4288,6 +4610,7 @@
     <w:qFormat/>
     <w:rsid w:val="00FC693F"/>
     <w:rPr>
+      <w:rFonts w:eastAsia="黑体"/>
       <w:i/>
       <w:iCs/>
       <w:color w:themeColor="text1" w:themeTint="7F" w:val="808080"/>
@@ -4300,6 +4623,7 @@
     <w:qFormat/>
     <w:rsid w:val="00FC693F"/>
     <w:rPr>
+      <w:rFonts w:eastAsia="黑体"/>
       <w:b/>
       <w:bCs/>
       <w:i/>
@@ -4314,6 +4638,7 @@
     <w:qFormat/>
     <w:rsid w:val="00FC693F"/>
     <w:rPr>
+      <w:rFonts w:eastAsia="黑体"/>
       <w:smallCaps/>
       <w:color w:themeColor="accent2" w:val="C0504D"/>
       <w:u w:val="single"/>
@@ -4326,6 +4651,7 @@
     <w:qFormat/>
     <w:rsid w:val="00FC693F"/>
     <w:rPr>
+      <w:rFonts w:eastAsia="黑体"/>
       <w:b/>
       <w:bCs/>
       <w:smallCaps/>
@@ -4341,6 +4667,7 @@
     <w:qFormat/>
     <w:rsid w:val="00FC693F"/>
     <w:rPr>
+      <w:rFonts w:eastAsia="黑体"/>
       <w:b/>
       <w:bCs/>
       <w:smallCaps/>
@@ -4395,6 +4722,7 @@
       <w:spacing w:after="0" w:line="240" w:lineRule="auto"/>
     </w:pPr>
     <w:rPr>
+      <w:rFonts w:eastAsia="黑体"/>
       <w:color w:themeColor="text1" w:themeShade="BF" w:val="000000"/>
     </w:rPr>
     <w:tblPr>
@@ -4417,6 +4745,7 @@
         <w:spacing w:after="0" w:before="0" w:line="240" w:lineRule="auto"/>
       </w:pPr>
       <w:rPr>
+        <w:rFonts w:eastAsia="黑体"/>
         <w:b/>
         <w:bCs/>
       </w:rPr>
@@ -4437,6 +4766,7 @@
         <w:spacing w:after="0" w:before="0" w:line="240" w:lineRule="auto"/>
       </w:pPr>
       <w:rPr>
+        <w:rFonts w:eastAsia="黑体"/>
         <w:b/>
         <w:bCs/>
       </w:rPr>
@@ -4454,12 +4784,14 @@
     </w:tblStylePr>
     <w:tblStylePr w:type="firstCol">
       <w:rPr>
+        <w:rFonts w:eastAsia="黑体"/>
         <w:b/>
         <w:bCs/>
       </w:rPr>
     </w:tblStylePr>
     <w:tblStylePr w:type="lastCol">
       <w:rPr>
+        <w:rFonts w:eastAsia="黑体"/>
         <w:b/>
         <w:bCs/>
       </w:rPr>
@@ -4498,6 +4830,7 @@
       <w:spacing w:after="0" w:line="240" w:lineRule="auto"/>
     </w:pPr>
     <w:rPr>
+      <w:rFonts w:eastAsia="黑体"/>
       <w:color w:themeColor="accent1" w:themeShade="BF" w:val="365F91"/>
     </w:rPr>
     <w:tblPr>
@@ -4520,6 +4853,7 @@
         <w:spacing w:after="0" w:before="0" w:line="240" w:lineRule="auto"/>
       </w:pPr>
       <w:rPr>
+        <w:rFonts w:eastAsia="黑体"/>
         <w:b/>
         <w:bCs/>
       </w:rPr>
@@ -4540,6 +4874,7 @@
         <w:spacing w:after="0" w:before="0" w:line="240" w:lineRule="auto"/>
       </w:pPr>
       <w:rPr>
+        <w:rFonts w:eastAsia="黑体"/>
         <w:b/>
         <w:bCs/>
       </w:rPr>
@@ -4557,12 +4892,14 @@
     </w:tblStylePr>
     <w:tblStylePr w:type="firstCol">
       <w:rPr>
+        <w:rFonts w:eastAsia="黑体"/>
         <w:b/>
         <w:bCs/>
       </w:rPr>
     </w:tblStylePr>
     <w:tblStylePr w:type="lastCol">
       <w:rPr>
+        <w:rFonts w:eastAsia="黑体"/>
         <w:b/>
         <w:bCs/>
       </w:rPr>
@@ -4601,6 +4938,7 @@
       <w:spacing w:after="0" w:line="240" w:lineRule="auto"/>
     </w:pPr>
     <w:rPr>
+      <w:rFonts w:eastAsia="黑体"/>
       <w:color w:themeColor="accent2" w:themeShade="BF" w:val="943634"/>
     </w:rPr>
     <w:tblPr>
@@ -4623,6 +4961,7 @@
         <w:spacing w:after="0" w:before="0" w:line="240" w:lineRule="auto"/>
       </w:pPr>
       <w:rPr>
+        <w:rFonts w:eastAsia="黑体"/>
         <w:b/>
         <w:bCs/>
       </w:rPr>
@@ -4643,6 +4982,7 @@
         <w:spacing w:after="0" w:before="0" w:line="240" w:lineRule="auto"/>
       </w:pPr>
       <w:rPr>
+        <w:rFonts w:eastAsia="黑体"/>
         <w:b/>
         <w:bCs/>
       </w:rPr>
@@ -4660,12 +5000,14 @@
     </w:tblStylePr>
     <w:tblStylePr w:type="firstCol">
       <w:rPr>
+        <w:rFonts w:eastAsia="黑体"/>
         <w:b/>
         <w:bCs/>
       </w:rPr>
     </w:tblStylePr>
     <w:tblStylePr w:type="lastCol">
       <w:rPr>
+        <w:rFonts w:eastAsia="黑体"/>
         <w:b/>
         <w:bCs/>
       </w:rPr>
@@ -4704,6 +5046,7 @@
       <w:spacing w:after="0" w:line="240" w:lineRule="auto"/>
     </w:pPr>
     <w:rPr>
+      <w:rFonts w:eastAsia="黑体"/>
       <w:color w:themeColor="accent3" w:themeShade="BF" w:val="76923C"/>
     </w:rPr>
     <w:tblPr>
@@ -4726,6 +5069,7 @@
         <w:spacing w:after="0" w:before="0" w:line="240" w:lineRule="auto"/>
       </w:pPr>
       <w:rPr>
+        <w:rFonts w:eastAsia="黑体"/>
         <w:b/>
         <w:bCs/>
       </w:rPr>
@@ -4746,6 +5090,7 @@
         <w:spacing w:after="0" w:before="0" w:line="240" w:lineRule="auto"/>
       </w:pPr>
       <w:rPr>
+        <w:rFonts w:eastAsia="黑体"/>
         <w:b/>
         <w:bCs/>
       </w:rPr>
@@ -4763,12 +5108,14 @@
     </w:tblStylePr>
     <w:tblStylePr w:type="firstCol">
       <w:rPr>
+        <w:rFonts w:eastAsia="黑体"/>
         <w:b/>
         <w:bCs/>
       </w:rPr>
     </w:tblStylePr>
     <w:tblStylePr w:type="lastCol">
       <w:rPr>
+        <w:rFonts w:eastAsia="黑体"/>
         <w:b/>
         <w:bCs/>
       </w:rPr>
@@ -4807,6 +5154,7 @@
       <w:spacing w:after="0" w:line="240" w:lineRule="auto"/>
     </w:pPr>
     <w:rPr>
+      <w:rFonts w:eastAsia="黑体"/>
       <w:color w:themeColor="accent4" w:themeShade="BF" w:val="5F497A"/>
     </w:rPr>
     <w:tblPr>
@@ -4829,6 +5177,7 @@
         <w:spacing w:after="0" w:before="0" w:line="240" w:lineRule="auto"/>
       </w:pPr>
       <w:rPr>
+        <w:rFonts w:eastAsia="黑体"/>
         <w:b/>
         <w:bCs/>
       </w:rPr>
@@ -4849,6 +5198,7 @@
         <w:spacing w:after="0" w:before="0" w:line="240" w:lineRule="auto"/>
       </w:pPr>
       <w:rPr>
+        <w:rFonts w:eastAsia="黑体"/>
         <w:b/>
         <w:bCs/>
       </w:rPr>
@@ -4866,12 +5216,14 @@
     </w:tblStylePr>
     <w:tblStylePr w:type="firstCol">
       <w:rPr>
+        <w:rFonts w:eastAsia="黑体"/>
         <w:b/>
         <w:bCs/>
       </w:rPr>
     </w:tblStylePr>
     <w:tblStylePr w:type="lastCol">
       <w:rPr>
+        <w:rFonts w:eastAsia="黑体"/>
         <w:b/>
         <w:bCs/>
       </w:rPr>
@@ -4910,6 +5262,7 @@
       <w:spacing w:after="0" w:line="240" w:lineRule="auto"/>
     </w:pPr>
     <w:rPr>
+      <w:rFonts w:eastAsia="黑体"/>
       <w:color w:themeColor="accent5" w:themeShade="BF" w:val="31849B"/>
     </w:rPr>
     <w:tblPr>
@@ -4932,6 +5285,7 @@
         <w:spacing w:after="0" w:before="0" w:line="240" w:lineRule="auto"/>
       </w:pPr>
       <w:rPr>
+        <w:rFonts w:eastAsia="黑体"/>
         <w:b/>
         <w:bCs/>
       </w:rPr>
@@ -4952,6 +5306,7 @@
         <w:spacing w:after="0" w:before="0" w:line="240" w:lineRule="auto"/>
       </w:pPr>
       <w:rPr>
+        <w:rFonts w:eastAsia="黑体"/>
         <w:b/>
         <w:bCs/>
       </w:rPr>
@@ -4969,12 +5324,14 @@
     </w:tblStylePr>
     <w:tblStylePr w:type="firstCol">
       <w:rPr>
+        <w:rFonts w:eastAsia="黑体"/>
         <w:b/>
         <w:bCs/>
       </w:rPr>
     </w:tblStylePr>
     <w:tblStylePr w:type="lastCol">
       <w:rPr>
+        <w:rFonts w:eastAsia="黑体"/>
         <w:b/>
         <w:bCs/>
       </w:rPr>
@@ -5013,6 +5370,7 @@
       <w:spacing w:after="0" w:line="240" w:lineRule="auto"/>
     </w:pPr>
     <w:rPr>
+      <w:rFonts w:eastAsia="黑体"/>
       <w:color w:themeColor="accent6" w:themeShade="BF" w:val="E36C0A"/>
     </w:rPr>
     <w:tblPr>
@@ -5035,6 +5393,7 @@
         <w:spacing w:after="0" w:before="0" w:line="240" w:lineRule="auto"/>
       </w:pPr>
       <w:rPr>
+        <w:rFonts w:eastAsia="黑体"/>
         <w:b/>
         <w:bCs/>
       </w:rPr>
@@ -5055,6 +5414,7 @@
         <w:spacing w:after="0" w:before="0" w:line="240" w:lineRule="auto"/>
       </w:pPr>
       <w:rPr>
+        <w:rFonts w:eastAsia="黑体"/>
         <w:b/>
         <w:bCs/>
       </w:rPr>
@@ -5072,12 +5432,14 @@
     </w:tblStylePr>
     <w:tblStylePr w:type="firstCol">
       <w:rPr>
+        <w:rFonts w:eastAsia="黑体"/>
         <w:b/>
         <w:bCs/>
       </w:rPr>
     </w:tblStylePr>
     <w:tblStylePr w:type="lastCol">
       <w:rPr>
+        <w:rFonts w:eastAsia="黑体"/>
         <w:b/>
         <w:bCs/>
       </w:rPr>
@@ -5137,6 +5499,7 @@
         <w:spacing w:after="0" w:before="0" w:line="240" w:lineRule="auto"/>
       </w:pPr>
       <w:rPr>
+        <w:rFonts w:eastAsia="黑体"/>
         <w:b/>
         <w:bCs/>
         <w:color w:themeColor="background1" w:val="FFFFFF"/>
@@ -5151,6 +5514,7 @@
         <w:spacing w:after="0" w:before="0" w:line="240" w:lineRule="auto"/>
       </w:pPr>
       <w:rPr>
+        <w:rFonts w:eastAsia="黑体"/>
         <w:b/>
         <w:bCs/>
       </w:rPr>
@@ -5166,12 +5530,14 @@
     </w:tblStylePr>
     <w:tblStylePr w:type="firstCol">
       <w:rPr>
+        <w:rFonts w:eastAsia="黑体"/>
         <w:b/>
         <w:bCs/>
       </w:rPr>
     </w:tblStylePr>
     <w:tblStylePr w:type="lastCol">
       <w:rPr>
+        <w:rFonts w:eastAsia="黑体"/>
         <w:b/>
         <w:bCs/>
       </w:rPr>
@@ -5229,6 +5595,7 @@
         <w:spacing w:after="0" w:before="0" w:line="240" w:lineRule="auto"/>
       </w:pPr>
       <w:rPr>
+        <w:rFonts w:eastAsia="黑体"/>
         <w:b/>
         <w:bCs/>
         <w:color w:themeColor="background1" w:val="FFFFFF"/>
@@ -5243,6 +5610,7 @@
         <w:spacing w:after="0" w:before="0" w:line="240" w:lineRule="auto"/>
       </w:pPr>
       <w:rPr>
+        <w:rFonts w:eastAsia="黑体"/>
         <w:b/>
         <w:bCs/>
       </w:rPr>
@@ -5258,12 +5626,14 @@
     </w:tblStylePr>
     <w:tblStylePr w:type="firstCol">
       <w:rPr>
+        <w:rFonts w:eastAsia="黑体"/>
         <w:b/>
         <w:bCs/>
       </w:rPr>
     </w:tblStylePr>
     <w:tblStylePr w:type="lastCol">
       <w:rPr>
+        <w:rFonts w:eastAsia="黑体"/>
         <w:b/>
         <w:bCs/>
       </w:rPr>
@@ -5321,6 +5691,7 @@
         <w:spacing w:after="0" w:before="0" w:line="240" w:lineRule="auto"/>
       </w:pPr>
       <w:rPr>
+        <w:rFonts w:eastAsia="黑体"/>
         <w:b/>
         <w:bCs/>
         <w:color w:themeColor="background1" w:val="FFFFFF"/>
@@ -5335,6 +5706,7 @@
         <w:spacing w:after="0" w:before="0" w:line="240" w:lineRule="auto"/>
       </w:pPr>
       <w:rPr>
+        <w:rFonts w:eastAsia="黑体"/>
         <w:b/>
         <w:bCs/>
       </w:rPr>
@@ -5350,12 +5722,14 @@
     </w:tblStylePr>
     <w:tblStylePr w:type="firstCol">
       <w:rPr>
+        <w:rFonts w:eastAsia="黑体"/>
         <w:b/>
         <w:bCs/>
       </w:rPr>
     </w:tblStylePr>
     <w:tblStylePr w:type="lastCol">
       <w:rPr>
+        <w:rFonts w:eastAsia="黑体"/>
         <w:b/>
         <w:bCs/>
       </w:rPr>
@@ -5413,6 +5787,7 @@
         <w:spacing w:after="0" w:before="0" w:line="240" w:lineRule="auto"/>
       </w:pPr>
       <w:rPr>
+        <w:rFonts w:eastAsia="黑体"/>
         <w:b/>
         <w:bCs/>
         <w:color w:themeColor="background1" w:val="FFFFFF"/>
@@ -5427,6 +5802,7 @@
         <w:spacing w:after="0" w:before="0" w:line="240" w:lineRule="auto"/>
       </w:pPr>
       <w:rPr>
+        <w:rFonts w:eastAsia="黑体"/>
         <w:b/>
         <w:bCs/>
       </w:rPr>
@@ -5442,12 +5818,14 @@
     </w:tblStylePr>
     <w:tblStylePr w:type="firstCol">
       <w:rPr>
+        <w:rFonts w:eastAsia="黑体"/>
         <w:b/>
         <w:bCs/>
       </w:rPr>
     </w:tblStylePr>
     <w:tblStylePr w:type="lastCol">
       <w:rPr>
+        <w:rFonts w:eastAsia="黑体"/>
         <w:b/>
         <w:bCs/>
       </w:rPr>
@@ -5505,6 +5883,7 @@
         <w:spacing w:after="0" w:before="0" w:line="240" w:lineRule="auto"/>
       </w:pPr>
       <w:rPr>
+        <w:rFonts w:eastAsia="黑体"/>
         <w:b/>
         <w:bCs/>
         <w:color w:themeColor="background1" w:val="FFFFFF"/>
@@ -5519,6 +5898,7 @@
         <w:spacing w:after="0" w:before="0" w:line="240" w:lineRule="auto"/>
       </w:pPr>
       <w:rPr>
+        <w:rFonts w:eastAsia="黑体"/>
         <w:b/>
         <w:bCs/>
       </w:rPr>
@@ -5534,12 +5914,14 @@
     </w:tblStylePr>
     <w:tblStylePr w:type="firstCol">
       <w:rPr>
+        <w:rFonts w:eastAsia="黑体"/>
         <w:b/>
         <w:bCs/>
       </w:rPr>
     </w:tblStylePr>
     <w:tblStylePr w:type="lastCol">
       <w:rPr>
+        <w:rFonts w:eastAsia="黑体"/>
         <w:b/>
         <w:bCs/>
       </w:rPr>
@@ -5597,6 +5979,7 @@
         <w:spacing w:after="0" w:before="0" w:line="240" w:lineRule="auto"/>
       </w:pPr>
       <w:rPr>
+        <w:rFonts w:eastAsia="黑体"/>
         <w:b/>
         <w:bCs/>
         <w:color w:themeColor="background1" w:val="FFFFFF"/>
@@ -5611,6 +5994,7 @@
         <w:spacing w:after="0" w:before="0" w:line="240" w:lineRule="auto"/>
       </w:pPr>
       <w:rPr>
+        <w:rFonts w:eastAsia="黑体"/>
         <w:b/>
         <w:bCs/>
       </w:rPr>
@@ -5626,12 +6010,14 @@
     </w:tblStylePr>
     <w:tblStylePr w:type="firstCol">
       <w:rPr>
+        <w:rFonts w:eastAsia="黑体"/>
         <w:b/>
         <w:bCs/>
       </w:rPr>
     </w:tblStylePr>
     <w:tblStylePr w:type="lastCol">
       <w:rPr>
+        <w:rFonts w:eastAsia="黑体"/>
         <w:b/>
         <w:bCs/>
       </w:rPr>
@@ -5689,6 +6075,7 @@
         <w:spacing w:after="0" w:before="0" w:line="240" w:lineRule="auto"/>
       </w:pPr>
       <w:rPr>
+        <w:rFonts w:eastAsia="黑体"/>
         <w:b/>
         <w:bCs/>
         <w:color w:themeColor="background1" w:val="FFFFFF"/>
@@ -5703,6 +6090,7 @@
         <w:spacing w:after="0" w:before="0" w:line="240" w:lineRule="auto"/>
       </w:pPr>
       <w:rPr>
+        <w:rFonts w:eastAsia="黑体"/>
         <w:b/>
         <w:bCs/>
       </w:rPr>
@@ -5718,12 +6106,14 @@
     </w:tblStylePr>
     <w:tblStylePr w:type="firstCol">
       <w:rPr>
+        <w:rFonts w:eastAsia="黑体"/>
         <w:b/>
         <w:bCs/>
       </w:rPr>
     </w:tblStylePr>
     <w:tblStylePr w:type="lastCol">
       <w:rPr>
+        <w:rFonts w:eastAsia="黑体"/>
         <w:b/>
         <w:bCs/>
       </w:rPr>
@@ -5783,7 +6173,7 @@
         <w:spacing w:after="0" w:before="0" w:line="240" w:lineRule="auto"/>
       </w:pPr>
       <w:rPr>
-        <w:rFonts w:asciiTheme="majorHAnsi" w:cstheme="majorBidi" w:eastAsiaTheme="majorEastAsia" w:hAnsiTheme="majorHAnsi"/>
+        <w:rFonts w:asciiTheme="majorHAnsi" w:cstheme="majorBidi" w:hAnsiTheme="majorHAnsi" w:eastAsia="黑体"/>
         <w:b/>
         <w:bCs/>
       </w:rPr>
@@ -5804,7 +6194,7 @@
         <w:spacing w:after="0" w:before="0" w:line="240" w:lineRule="auto"/>
       </w:pPr>
       <w:rPr>
-        <w:rFonts w:asciiTheme="majorHAnsi" w:cstheme="majorBidi" w:eastAsiaTheme="majorEastAsia" w:hAnsiTheme="majorHAnsi"/>
+        <w:rFonts w:asciiTheme="majorHAnsi" w:cstheme="majorBidi" w:hAnsiTheme="majorHAnsi" w:eastAsia="黑体"/>
         <w:b/>
         <w:bCs/>
       </w:rPr>
@@ -5822,14 +6212,14 @@
     </w:tblStylePr>
     <w:tblStylePr w:type="firstCol">
       <w:rPr>
-        <w:rFonts w:asciiTheme="majorHAnsi" w:cstheme="majorBidi" w:eastAsiaTheme="majorEastAsia" w:hAnsiTheme="majorHAnsi"/>
+        <w:rFonts w:asciiTheme="majorHAnsi" w:cstheme="majorBidi" w:hAnsiTheme="majorHAnsi" w:eastAsia="黑体"/>
         <w:b/>
         <w:bCs/>
       </w:rPr>
     </w:tblStylePr>
     <w:tblStylePr w:type="lastCol">
       <w:rPr>
-        <w:rFonts w:asciiTheme="majorHAnsi" w:cstheme="majorBidi" w:eastAsiaTheme="majorEastAsia" w:hAnsiTheme="majorHAnsi"/>
+        <w:rFonts w:asciiTheme="majorHAnsi" w:cstheme="majorBidi" w:hAnsiTheme="majorHAnsi" w:eastAsia="黑体"/>
         <w:b/>
         <w:bCs/>
       </w:rPr>
@@ -5913,7 +6303,7 @@
         <w:spacing w:after="0" w:before="0" w:line="240" w:lineRule="auto"/>
       </w:pPr>
       <w:rPr>
-        <w:rFonts w:asciiTheme="majorHAnsi" w:cstheme="majorBidi" w:eastAsiaTheme="majorEastAsia" w:hAnsiTheme="majorHAnsi"/>
+        <w:rFonts w:asciiTheme="majorHAnsi" w:cstheme="majorBidi" w:hAnsiTheme="majorHAnsi" w:eastAsia="黑体"/>
         <w:b/>
         <w:bCs/>
       </w:rPr>
@@ -5934,7 +6324,7 @@
         <w:spacing w:after="0" w:before="0" w:line="240" w:lineRule="auto"/>
       </w:pPr>
       <w:rPr>
-        <w:rFonts w:asciiTheme="majorHAnsi" w:cstheme="majorBidi" w:eastAsiaTheme="majorEastAsia" w:hAnsiTheme="majorHAnsi"/>
+        <w:rFonts w:asciiTheme="majorHAnsi" w:cstheme="majorBidi" w:hAnsiTheme="majorHAnsi" w:eastAsia="黑体"/>
         <w:b/>
         <w:bCs/>
       </w:rPr>
@@ -5952,14 +6342,14 @@
     </w:tblStylePr>
     <w:tblStylePr w:type="firstCol">
       <w:rPr>
-        <w:rFonts w:asciiTheme="majorHAnsi" w:cstheme="majorBidi" w:eastAsiaTheme="majorEastAsia" w:hAnsiTheme="majorHAnsi"/>
+        <w:rFonts w:asciiTheme="majorHAnsi" w:cstheme="majorBidi" w:hAnsiTheme="majorHAnsi" w:eastAsia="黑体"/>
         <w:b/>
         <w:bCs/>
       </w:rPr>
     </w:tblStylePr>
     <w:tblStylePr w:type="lastCol">
       <w:rPr>
-        <w:rFonts w:asciiTheme="majorHAnsi" w:cstheme="majorBidi" w:eastAsiaTheme="majorEastAsia" w:hAnsiTheme="majorHAnsi"/>
+        <w:rFonts w:asciiTheme="majorHAnsi" w:cstheme="majorBidi" w:hAnsiTheme="majorHAnsi" w:eastAsia="黑体"/>
         <w:b/>
         <w:bCs/>
       </w:rPr>
@@ -6043,7 +6433,7 @@
         <w:spacing w:after="0" w:before="0" w:line="240" w:lineRule="auto"/>
       </w:pPr>
       <w:rPr>
-        <w:rFonts w:asciiTheme="majorHAnsi" w:cstheme="majorBidi" w:eastAsiaTheme="majorEastAsia" w:hAnsiTheme="majorHAnsi"/>
+        <w:rFonts w:asciiTheme="majorHAnsi" w:cstheme="majorBidi" w:hAnsiTheme="majorHAnsi" w:eastAsia="黑体"/>
         <w:b/>
         <w:bCs/>
       </w:rPr>
@@ -6064,7 +6454,7 @@
         <w:spacing w:after="0" w:before="0" w:line="240" w:lineRule="auto"/>
       </w:pPr>
       <w:rPr>
-        <w:rFonts w:asciiTheme="majorHAnsi" w:cstheme="majorBidi" w:eastAsiaTheme="majorEastAsia" w:hAnsiTheme="majorHAnsi"/>
+        <w:rFonts w:asciiTheme="majorHAnsi" w:cstheme="majorBidi" w:hAnsiTheme="majorHAnsi" w:eastAsia="黑体"/>
         <w:b/>
         <w:bCs/>
       </w:rPr>
@@ -6082,14 +6472,14 @@
     </w:tblStylePr>
     <w:tblStylePr w:type="firstCol">
       <w:rPr>
-        <w:rFonts w:asciiTheme="majorHAnsi" w:cstheme="majorBidi" w:eastAsiaTheme="majorEastAsia" w:hAnsiTheme="majorHAnsi"/>
+        <w:rFonts w:asciiTheme="majorHAnsi" w:cstheme="majorBidi" w:hAnsiTheme="majorHAnsi" w:eastAsia="黑体"/>
         <w:b/>
         <w:bCs/>
       </w:rPr>
     </w:tblStylePr>
     <w:tblStylePr w:type="lastCol">
       <w:rPr>
-        <w:rFonts w:asciiTheme="majorHAnsi" w:cstheme="majorBidi" w:eastAsiaTheme="majorEastAsia" w:hAnsiTheme="majorHAnsi"/>
+        <w:rFonts w:asciiTheme="majorHAnsi" w:cstheme="majorBidi" w:hAnsiTheme="majorHAnsi" w:eastAsia="黑体"/>
         <w:b/>
         <w:bCs/>
       </w:rPr>
@@ -6173,7 +6563,7 @@
         <w:spacing w:after="0" w:before="0" w:line="240" w:lineRule="auto"/>
       </w:pPr>
       <w:rPr>
-        <w:rFonts w:asciiTheme="majorHAnsi" w:cstheme="majorBidi" w:eastAsiaTheme="majorEastAsia" w:hAnsiTheme="majorHAnsi"/>
+        <w:rFonts w:asciiTheme="majorHAnsi" w:cstheme="majorBidi" w:hAnsiTheme="majorHAnsi" w:eastAsia="黑体"/>
         <w:b/>
         <w:bCs/>
       </w:rPr>
@@ -6194,7 +6584,7 @@
         <w:spacing w:after="0" w:before="0" w:line="240" w:lineRule="auto"/>
       </w:pPr>
       <w:rPr>
-        <w:rFonts w:asciiTheme="majorHAnsi" w:cstheme="majorBidi" w:eastAsiaTheme="majorEastAsia" w:hAnsiTheme="majorHAnsi"/>
+        <w:rFonts w:asciiTheme="majorHAnsi" w:cstheme="majorBidi" w:hAnsiTheme="majorHAnsi" w:eastAsia="黑体"/>
         <w:b/>
         <w:bCs/>
       </w:rPr>
@@ -6212,14 +6602,14 @@
     </w:tblStylePr>
     <w:tblStylePr w:type="firstCol">
       <w:rPr>
-        <w:rFonts w:asciiTheme="majorHAnsi" w:cstheme="majorBidi" w:eastAsiaTheme="majorEastAsia" w:hAnsiTheme="majorHAnsi"/>
+        <w:rFonts w:asciiTheme="majorHAnsi" w:cstheme="majorBidi" w:hAnsiTheme="majorHAnsi" w:eastAsia="黑体"/>
         <w:b/>
         <w:bCs/>
       </w:rPr>
     </w:tblStylePr>
     <w:tblStylePr w:type="lastCol">
       <w:rPr>
-        <w:rFonts w:asciiTheme="majorHAnsi" w:cstheme="majorBidi" w:eastAsiaTheme="majorEastAsia" w:hAnsiTheme="majorHAnsi"/>
+        <w:rFonts w:asciiTheme="majorHAnsi" w:cstheme="majorBidi" w:hAnsiTheme="majorHAnsi" w:eastAsia="黑体"/>
         <w:b/>
         <w:bCs/>
       </w:rPr>
@@ -6303,7 +6693,7 @@
         <w:spacing w:after="0" w:before="0" w:line="240" w:lineRule="auto"/>
       </w:pPr>
       <w:rPr>
-        <w:rFonts w:asciiTheme="majorHAnsi" w:cstheme="majorBidi" w:eastAsiaTheme="majorEastAsia" w:hAnsiTheme="majorHAnsi"/>
+        <w:rFonts w:asciiTheme="majorHAnsi" w:cstheme="majorBidi" w:hAnsiTheme="majorHAnsi" w:eastAsia="黑体"/>
         <w:b/>
         <w:bCs/>
       </w:rPr>
@@ -6324,7 +6714,7 @@
         <w:spacing w:after="0" w:before="0" w:line="240" w:lineRule="auto"/>
       </w:pPr>
       <w:rPr>
-        <w:rFonts w:asciiTheme="majorHAnsi" w:cstheme="majorBidi" w:eastAsiaTheme="majorEastAsia" w:hAnsiTheme="majorHAnsi"/>
+        <w:rFonts w:asciiTheme="majorHAnsi" w:cstheme="majorBidi" w:hAnsiTheme="majorHAnsi" w:eastAsia="黑体"/>
         <w:b/>
         <w:bCs/>
       </w:rPr>
@@ -6342,14 +6732,14 @@
     </w:tblStylePr>
     <w:tblStylePr w:type="firstCol">
       <w:rPr>
-        <w:rFonts w:asciiTheme="majorHAnsi" w:cstheme="majorBidi" w:eastAsiaTheme="majorEastAsia" w:hAnsiTheme="majorHAnsi"/>
+        <w:rFonts w:asciiTheme="majorHAnsi" w:cstheme="majorBidi" w:hAnsiTheme="majorHAnsi" w:eastAsia="黑体"/>
         <w:b/>
         <w:bCs/>
       </w:rPr>
     </w:tblStylePr>
     <w:tblStylePr w:type="lastCol">
       <w:rPr>
-        <w:rFonts w:asciiTheme="majorHAnsi" w:cstheme="majorBidi" w:eastAsiaTheme="majorEastAsia" w:hAnsiTheme="majorHAnsi"/>
+        <w:rFonts w:asciiTheme="majorHAnsi" w:cstheme="majorBidi" w:hAnsiTheme="majorHAnsi" w:eastAsia="黑体"/>
         <w:b/>
         <w:bCs/>
       </w:rPr>
@@ -6433,7 +6823,7 @@
         <w:spacing w:after="0" w:before="0" w:line="240" w:lineRule="auto"/>
       </w:pPr>
       <w:rPr>
-        <w:rFonts w:asciiTheme="majorHAnsi" w:cstheme="majorBidi" w:eastAsiaTheme="majorEastAsia" w:hAnsiTheme="majorHAnsi"/>
+        <w:rFonts w:asciiTheme="majorHAnsi" w:cstheme="majorBidi" w:hAnsiTheme="majorHAnsi" w:eastAsia="黑体"/>
         <w:b/>
         <w:bCs/>
       </w:rPr>
@@ -6454,7 +6844,7 @@
         <w:spacing w:after="0" w:before="0" w:line="240" w:lineRule="auto"/>
       </w:pPr>
       <w:rPr>
-        <w:rFonts w:asciiTheme="majorHAnsi" w:cstheme="majorBidi" w:eastAsiaTheme="majorEastAsia" w:hAnsiTheme="majorHAnsi"/>
+        <w:rFonts w:asciiTheme="majorHAnsi" w:cstheme="majorBidi" w:hAnsiTheme="majorHAnsi" w:eastAsia="黑体"/>
         <w:b/>
         <w:bCs/>
       </w:rPr>
@@ -6472,14 +6862,14 @@
     </w:tblStylePr>
     <w:tblStylePr w:type="firstCol">
       <w:rPr>
-        <w:rFonts w:asciiTheme="majorHAnsi" w:cstheme="majorBidi" w:eastAsiaTheme="majorEastAsia" w:hAnsiTheme="majorHAnsi"/>
+        <w:rFonts w:asciiTheme="majorHAnsi" w:cstheme="majorBidi" w:hAnsiTheme="majorHAnsi" w:eastAsia="黑体"/>
         <w:b/>
         <w:bCs/>
       </w:rPr>
     </w:tblStylePr>
     <w:tblStylePr w:type="lastCol">
       <w:rPr>
-        <w:rFonts w:asciiTheme="majorHAnsi" w:cstheme="majorBidi" w:eastAsiaTheme="majorEastAsia" w:hAnsiTheme="majorHAnsi"/>
+        <w:rFonts w:asciiTheme="majorHAnsi" w:cstheme="majorBidi" w:hAnsiTheme="majorHAnsi" w:eastAsia="黑体"/>
         <w:b/>
         <w:bCs/>
       </w:rPr>
@@ -6563,7 +6953,7 @@
         <w:spacing w:after="0" w:before="0" w:line="240" w:lineRule="auto"/>
       </w:pPr>
       <w:rPr>
-        <w:rFonts w:asciiTheme="majorHAnsi" w:cstheme="majorBidi" w:eastAsiaTheme="majorEastAsia" w:hAnsiTheme="majorHAnsi"/>
+        <w:rFonts w:asciiTheme="majorHAnsi" w:cstheme="majorBidi" w:hAnsiTheme="majorHAnsi" w:eastAsia="黑体"/>
         <w:b/>
         <w:bCs/>
       </w:rPr>
@@ -6584,7 +6974,7 @@
         <w:spacing w:after="0" w:before="0" w:line="240" w:lineRule="auto"/>
       </w:pPr>
       <w:rPr>
-        <w:rFonts w:asciiTheme="majorHAnsi" w:cstheme="majorBidi" w:eastAsiaTheme="majorEastAsia" w:hAnsiTheme="majorHAnsi"/>
+        <w:rFonts w:asciiTheme="majorHAnsi" w:cstheme="majorBidi" w:hAnsiTheme="majorHAnsi" w:eastAsia="黑体"/>
         <w:b/>
         <w:bCs/>
       </w:rPr>
@@ -6602,14 +6992,14 @@
     </w:tblStylePr>
     <w:tblStylePr w:type="firstCol">
       <w:rPr>
-        <w:rFonts w:asciiTheme="majorHAnsi" w:cstheme="majorBidi" w:eastAsiaTheme="majorEastAsia" w:hAnsiTheme="majorHAnsi"/>
+        <w:rFonts w:asciiTheme="majorHAnsi" w:cstheme="majorBidi" w:hAnsiTheme="majorHAnsi" w:eastAsia="黑体"/>
         <w:b/>
         <w:bCs/>
       </w:rPr>
     </w:tblStylePr>
     <w:tblStylePr w:type="lastCol">
       <w:rPr>
-        <w:rFonts w:asciiTheme="majorHAnsi" w:cstheme="majorBidi" w:eastAsiaTheme="majorEastAsia" w:hAnsiTheme="majorHAnsi"/>
+        <w:rFonts w:asciiTheme="majorHAnsi" w:cstheme="majorBidi" w:hAnsiTheme="majorHAnsi" w:eastAsia="黑体"/>
         <w:b/>
         <w:bCs/>
       </w:rPr>
@@ -6692,6 +7082,7 @@
         <w:spacing w:after="0" w:before="0" w:line="240" w:lineRule="auto"/>
       </w:pPr>
       <w:rPr>
+        <w:rFonts w:eastAsia="黑体"/>
         <w:b/>
         <w:bCs/>
         <w:color w:themeColor="background1" w:val="FFFFFF"/>
@@ -6714,6 +7105,7 @@
         <w:spacing w:after="0" w:before="0" w:line="240" w:lineRule="auto"/>
       </w:pPr>
       <w:rPr>
+        <w:rFonts w:eastAsia="黑体"/>
         <w:b/>
         <w:bCs/>
       </w:rPr>
@@ -6731,12 +7123,14 @@
     </w:tblStylePr>
     <w:tblStylePr w:type="firstCol">
       <w:rPr>
+        <w:rFonts w:eastAsia="黑体"/>
         <w:b/>
         <w:bCs/>
       </w:rPr>
     </w:tblStylePr>
     <w:tblStylePr w:type="lastCol">
       <w:rPr>
+        <w:rFonts w:eastAsia="黑体"/>
         <w:b/>
         <w:bCs/>
       </w:rPr>
@@ -6798,6 +7192,7 @@
         <w:spacing w:after="0" w:before="0" w:line="240" w:lineRule="auto"/>
       </w:pPr>
       <w:rPr>
+        <w:rFonts w:eastAsia="黑体"/>
         <w:b/>
         <w:bCs/>
         <w:color w:themeColor="background1" w:val="FFFFFF"/>
@@ -6820,6 +7215,7 @@
         <w:spacing w:after="0" w:before="0" w:line="240" w:lineRule="auto"/>
       </w:pPr>
       <w:rPr>
+        <w:rFonts w:eastAsia="黑体"/>
         <w:b/>
         <w:bCs/>
       </w:rPr>
@@ -6837,12 +7233,14 @@
     </w:tblStylePr>
     <w:tblStylePr w:type="firstCol">
       <w:rPr>
+        <w:rFonts w:eastAsia="黑体"/>
         <w:b/>
         <w:bCs/>
       </w:rPr>
     </w:tblStylePr>
     <w:tblStylePr w:type="lastCol">
       <w:rPr>
+        <w:rFonts w:eastAsia="黑体"/>
         <w:b/>
         <w:bCs/>
       </w:rPr>
@@ -6904,6 +7302,7 @@
         <w:spacing w:after="0" w:before="0" w:line="240" w:lineRule="auto"/>
       </w:pPr>
       <w:rPr>
+        <w:rFonts w:eastAsia="黑体"/>
         <w:b/>
         <w:bCs/>
         <w:color w:themeColor="background1" w:val="FFFFFF"/>
@@ -6926,6 +7325,7 @@
         <w:spacing w:after="0" w:before="0" w:line="240" w:lineRule="auto"/>
       </w:pPr>
       <w:rPr>
+        <w:rFonts w:eastAsia="黑体"/>
         <w:b/>
         <w:bCs/>
       </w:rPr>
@@ -6943,12 +7343,14 @@
     </w:tblStylePr>
     <w:tblStylePr w:type="firstCol">
       <w:rPr>
+        <w:rFonts w:eastAsia="黑体"/>
         <w:b/>
         <w:bCs/>
       </w:rPr>
     </w:tblStylePr>
     <w:tblStylePr w:type="lastCol">
       <w:rPr>
+        <w:rFonts w:eastAsia="黑体"/>
         <w:b/>
         <w:bCs/>
       </w:rPr>
@@ -7010,6 +7412,7 @@
         <w:spacing w:after="0" w:before="0" w:line="240" w:lineRule="auto"/>
       </w:pPr>
       <w:rPr>
+        <w:rFonts w:eastAsia="黑体"/>
         <w:b/>
         <w:bCs/>
         <w:color w:themeColor="background1" w:val="FFFFFF"/>
@@ -7032,6 +7435,7 @@
         <w:spacing w:after="0" w:before="0" w:line="240" w:lineRule="auto"/>
       </w:pPr>
       <w:rPr>
+        <w:rFonts w:eastAsia="黑体"/>
         <w:b/>
         <w:bCs/>
       </w:rPr>
@@ -7049,12 +7453,14 @@
     </w:tblStylePr>
     <w:tblStylePr w:type="firstCol">
       <w:rPr>
+        <w:rFonts w:eastAsia="黑体"/>
         <w:b/>
         <w:bCs/>
       </w:rPr>
     </w:tblStylePr>
     <w:tblStylePr w:type="lastCol">
       <w:rPr>
+        <w:rFonts w:eastAsia="黑体"/>
         <w:b/>
         <w:bCs/>
       </w:rPr>
@@ -7116,6 +7522,7 @@
         <w:spacing w:after="0" w:before="0" w:line="240" w:lineRule="auto"/>
       </w:pPr>
       <w:rPr>
+        <w:rFonts w:eastAsia="黑体"/>
         <w:b/>
         <w:bCs/>
         <w:color w:themeColor="background1" w:val="FFFFFF"/>
@@ -7138,6 +7545,7 @@
         <w:spacing w:after="0" w:before="0" w:line="240" w:lineRule="auto"/>
       </w:pPr>
       <w:rPr>
+        <w:rFonts w:eastAsia="黑体"/>
         <w:b/>
         <w:bCs/>
       </w:rPr>
@@ -7155,12 +7563,14 @@
     </w:tblStylePr>
     <w:tblStylePr w:type="firstCol">
       <w:rPr>
+        <w:rFonts w:eastAsia="黑体"/>
         <w:b/>
         <w:bCs/>
       </w:rPr>
     </w:tblStylePr>
     <w:tblStylePr w:type="lastCol">
       <w:rPr>
+        <w:rFonts w:eastAsia="黑体"/>
         <w:b/>
         <w:bCs/>
       </w:rPr>
@@ -7222,6 +7632,7 @@
         <w:spacing w:after="0" w:before="0" w:line="240" w:lineRule="auto"/>
       </w:pPr>
       <w:rPr>
+        <w:rFonts w:eastAsia="黑体"/>
         <w:b/>
         <w:bCs/>
         <w:color w:themeColor="background1" w:val="FFFFFF"/>
@@ -7244,6 +7655,7 @@
         <w:spacing w:after="0" w:before="0" w:line="240" w:lineRule="auto"/>
       </w:pPr>
       <w:rPr>
+        <w:rFonts w:eastAsia="黑体"/>
         <w:b/>
         <w:bCs/>
       </w:rPr>
@@ -7261,12 +7673,14 @@
     </w:tblStylePr>
     <w:tblStylePr w:type="firstCol">
       <w:rPr>
+        <w:rFonts w:eastAsia="黑体"/>
         <w:b/>
         <w:bCs/>
       </w:rPr>
     </w:tblStylePr>
     <w:tblStylePr w:type="lastCol">
       <w:rPr>
+        <w:rFonts w:eastAsia="黑体"/>
         <w:b/>
         <w:bCs/>
       </w:rPr>
@@ -7328,6 +7742,7 @@
         <w:spacing w:after="0" w:before="0" w:line="240" w:lineRule="auto"/>
       </w:pPr>
       <w:rPr>
+        <w:rFonts w:eastAsia="黑体"/>
         <w:b/>
         <w:bCs/>
         <w:color w:themeColor="background1" w:val="FFFFFF"/>
@@ -7350,6 +7765,7 @@
         <w:spacing w:after="0" w:before="0" w:line="240" w:lineRule="auto"/>
       </w:pPr>
       <w:rPr>
+        <w:rFonts w:eastAsia="黑体"/>
         <w:b/>
         <w:bCs/>
       </w:rPr>
@@ -7367,12 +7783,14 @@
     </w:tblStylePr>
     <w:tblStylePr w:type="firstCol">
       <w:rPr>
+        <w:rFonts w:eastAsia="黑体"/>
         <w:b/>
         <w:bCs/>
       </w:rPr>
     </w:tblStylePr>
     <w:tblStylePr w:type="lastCol">
       <w:rPr>
+        <w:rFonts w:eastAsia="黑体"/>
         <w:b/>
         <w:bCs/>
       </w:rPr>
@@ -7431,6 +7849,7 @@
         <w:spacing w:after="0" w:before="0" w:line="240" w:lineRule="auto"/>
       </w:pPr>
       <w:rPr>
+        <w:rFonts w:eastAsia="黑体"/>
         <w:b/>
         <w:bCs/>
         <w:color w:themeColor="background1" w:val="FFFFFF"/>
@@ -7453,6 +7872,7 @@
         <w:spacing w:after="0" w:before="0" w:line="240" w:lineRule="auto"/>
       </w:pPr>
       <w:rPr>
+        <w:rFonts w:eastAsia="黑体"/>
         <w:color w:val="auto"/>
       </w:rPr>
       <w:tblPr/>
@@ -7470,6 +7890,7 @@
     </w:tblStylePr>
     <w:tblStylePr w:type="firstCol">
       <w:rPr>
+        <w:rFonts w:eastAsia="黑体"/>
         <w:b/>
         <w:bCs/>
         <w:color w:themeColor="background1" w:val="FFFFFF"/>
@@ -7489,6 +7910,7 @@
     </w:tblStylePr>
     <w:tblStylePr w:type="lastCol">
       <w:rPr>
+        <w:rFonts w:eastAsia="黑体"/>
         <w:b/>
         <w:bCs/>
         <w:color w:themeColor="background1" w:val="FFFFFF"/>
@@ -7537,6 +7959,7 @@
     </w:tblStylePr>
     <w:tblStylePr w:type="nwCell">
       <w:rPr>
+        <w:rFonts w:eastAsia="黑体"/>
         <w:color w:themeColor="background1" w:val="FFFFFF"/>
       </w:rPr>
       <w:tblPr/>
@@ -7580,6 +8003,7 @@
         <w:spacing w:after="0" w:before="0" w:line="240" w:lineRule="auto"/>
       </w:pPr>
       <w:rPr>
+        <w:rFonts w:eastAsia="黑体"/>
         <w:b/>
         <w:bCs/>
         <w:color w:themeColor="background1" w:val="FFFFFF"/>
@@ -7602,6 +8026,7 @@
         <w:spacing w:after="0" w:before="0" w:line="240" w:lineRule="auto"/>
       </w:pPr>
       <w:rPr>
+        <w:rFonts w:eastAsia="黑体"/>
         <w:color w:val="auto"/>
       </w:rPr>
       <w:tblPr/>
@@ -7619,6 +8044,7 @@
     </w:tblStylePr>
     <w:tblStylePr w:type="firstCol">
       <w:rPr>
+        <w:rFonts w:eastAsia="黑体"/>
         <w:b/>
         <w:bCs/>
         <w:color w:themeColor="background1" w:val="FFFFFF"/>
@@ -7638,6 +8064,7 @@
     </w:tblStylePr>
     <w:tblStylePr w:type="lastCol">
       <w:rPr>
+        <w:rFonts w:eastAsia="黑体"/>
         <w:b/>
         <w:bCs/>
         <w:color w:themeColor="background1" w:val="FFFFFF"/>
@@ -7686,6 +8113,7 @@
     </w:tblStylePr>
     <w:tblStylePr w:type="nwCell">
       <w:rPr>
+        <w:rFonts w:eastAsia="黑体"/>
         <w:color w:themeColor="background1" w:val="FFFFFF"/>
       </w:rPr>
       <w:tblPr/>
@@ -7729,6 +8157,7 @@
         <w:spacing w:after="0" w:before="0" w:line="240" w:lineRule="auto"/>
       </w:pPr>
       <w:rPr>
+        <w:rFonts w:eastAsia="黑体"/>
         <w:b/>
         <w:bCs/>
         <w:color w:themeColor="background1" w:val="FFFFFF"/>
@@ -7751,6 +8180,7 @@
         <w:spacing w:after="0" w:before="0" w:line="240" w:lineRule="auto"/>
       </w:pPr>
       <w:rPr>
+        <w:rFonts w:eastAsia="黑体"/>
         <w:color w:val="auto"/>
       </w:rPr>
       <w:tblPr/>
@@ -7768,6 +8198,7 @@
     </w:tblStylePr>
     <w:tblStylePr w:type="firstCol">
       <w:rPr>
+        <w:rFonts w:eastAsia="黑体"/>
         <w:b/>
         <w:bCs/>
         <w:color w:themeColor="background1" w:val="FFFFFF"/>
@@ -7787,6 +8218,7 @@
     </w:tblStylePr>
     <w:tblStylePr w:type="lastCol">
       <w:rPr>
+        <w:rFonts w:eastAsia="黑体"/>
         <w:b/>
         <w:bCs/>
         <w:color w:themeColor="background1" w:val="FFFFFF"/>
@@ -7835,6 +8267,7 @@
     </w:tblStylePr>
     <w:tblStylePr w:type="nwCell">
       <w:rPr>
+        <w:rFonts w:eastAsia="黑体"/>
         <w:color w:themeColor="background1" w:val="FFFFFF"/>
       </w:rPr>
       <w:tblPr/>
@@ -7878,6 +8311,7 @@
         <w:spacing w:after="0" w:before="0" w:line="240" w:lineRule="auto"/>
       </w:pPr>
       <w:rPr>
+        <w:rFonts w:eastAsia="黑体"/>
         <w:b/>
         <w:bCs/>
         <w:color w:themeColor="background1" w:val="FFFFFF"/>
@@ -7900,6 +8334,7 @@
         <w:spacing w:after="0" w:before="0" w:line="240" w:lineRule="auto"/>
       </w:pPr>
       <w:rPr>
+        <w:rFonts w:eastAsia="黑体"/>
         <w:color w:val="auto"/>
       </w:rPr>
       <w:tblPr/>
@@ -7917,6 +8352,7 @@
     </w:tblStylePr>
     <w:tblStylePr w:type="firstCol">
       <w:rPr>
+        <w:rFonts w:eastAsia="黑体"/>
         <w:b/>
         <w:bCs/>
         <w:color w:themeColor="background1" w:val="FFFFFF"/>
@@ -7936,6 +8372,7 @@
     </w:tblStylePr>
     <w:tblStylePr w:type="lastCol">
       <w:rPr>
+        <w:rFonts w:eastAsia="黑体"/>
         <w:b/>
         <w:bCs/>
         <w:color w:themeColor="background1" w:val="FFFFFF"/>
@@ -7984,6 +8421,7 @@
     </w:tblStylePr>
     <w:tblStylePr w:type="nwCell">
       <w:rPr>
+        <w:rFonts w:eastAsia="黑体"/>
         <w:color w:themeColor="background1" w:val="FFFFFF"/>
       </w:rPr>
       <w:tblPr/>
@@ -8027,6 +8465,7 @@
         <w:spacing w:after="0" w:before="0" w:line="240" w:lineRule="auto"/>
       </w:pPr>
       <w:rPr>
+        <w:rFonts w:eastAsia="黑体"/>
         <w:b/>
         <w:bCs/>
         <w:color w:themeColor="background1" w:val="FFFFFF"/>
@@ -8049,6 +8488,7 @@
         <w:spacing w:after="0" w:before="0" w:line="240" w:lineRule="auto"/>
       </w:pPr>
       <w:rPr>
+        <w:rFonts w:eastAsia="黑体"/>
         <w:color w:val="auto"/>
       </w:rPr>
       <w:tblPr/>
@@ -8066,6 +8506,7 @@
     </w:tblStylePr>
     <w:tblStylePr w:type="firstCol">
       <w:rPr>
+        <w:rFonts w:eastAsia="黑体"/>
         <w:b/>
         <w:bCs/>
         <w:color w:themeColor="background1" w:val="FFFFFF"/>
@@ -8085,6 +8526,7 @@
     </w:tblStylePr>
     <w:tblStylePr w:type="lastCol">
       <w:rPr>
+        <w:rFonts w:eastAsia="黑体"/>
         <w:b/>
         <w:bCs/>
         <w:color w:themeColor="background1" w:val="FFFFFF"/>
@@ -8133,6 +8575,7 @@
     </w:tblStylePr>
     <w:tblStylePr w:type="nwCell">
       <w:rPr>
+        <w:rFonts w:eastAsia="黑体"/>
         <w:color w:themeColor="background1" w:val="FFFFFF"/>
       </w:rPr>
       <w:tblPr/>
@@ -8176,6 +8619,7 @@
         <w:spacing w:after="0" w:before="0" w:line="240" w:lineRule="auto"/>
       </w:pPr>
       <w:rPr>
+        <w:rFonts w:eastAsia="黑体"/>
         <w:b/>
         <w:bCs/>
         <w:color w:themeColor="background1" w:val="FFFFFF"/>
@@ -8198,6 +8642,7 @@
         <w:spacing w:after="0" w:before="0" w:line="240" w:lineRule="auto"/>
       </w:pPr>
       <w:rPr>
+        <w:rFonts w:eastAsia="黑体"/>
         <w:color w:val="auto"/>
       </w:rPr>
       <w:tblPr/>
@@ -8215,6 +8660,7 @@
     </w:tblStylePr>
     <w:tblStylePr w:type="firstCol">
       <w:rPr>
+        <w:rFonts w:eastAsia="黑体"/>
         <w:b/>
         <w:bCs/>
         <w:color w:themeColor="background1" w:val="FFFFFF"/>
@@ -8234,6 +8680,7 @@
     </w:tblStylePr>
     <w:tblStylePr w:type="lastCol">
       <w:rPr>
+        <w:rFonts w:eastAsia="黑体"/>
         <w:b/>
         <w:bCs/>
         <w:color w:themeColor="background1" w:val="FFFFFF"/>
@@ -8282,6 +8729,7 @@
     </w:tblStylePr>
     <w:tblStylePr w:type="nwCell">
       <w:rPr>
+        <w:rFonts w:eastAsia="黑体"/>
         <w:color w:themeColor="background1" w:val="FFFFFF"/>
       </w:rPr>
       <w:tblPr/>
@@ -8325,6 +8773,7 @@
         <w:spacing w:after="0" w:before="0" w:line="240" w:lineRule="auto"/>
       </w:pPr>
       <w:rPr>
+        <w:rFonts w:eastAsia="黑体"/>
         <w:b/>
         <w:bCs/>
         <w:color w:themeColor="background1" w:val="FFFFFF"/>
@@ -8347,6 +8796,7 @@
         <w:spacing w:after="0" w:before="0" w:line="240" w:lineRule="auto"/>
       </w:pPr>
       <w:rPr>
+        <w:rFonts w:eastAsia="黑体"/>
         <w:color w:val="auto"/>
       </w:rPr>
       <w:tblPr/>
@@ -8364,6 +8814,7 @@
     </w:tblStylePr>
     <w:tblStylePr w:type="firstCol">
       <w:rPr>
+        <w:rFonts w:eastAsia="黑体"/>
         <w:b/>
         <w:bCs/>
         <w:color w:themeColor="background1" w:val="FFFFFF"/>
@@ -8383,6 +8834,7 @@
     </w:tblStylePr>
     <w:tblStylePr w:type="lastCol">
       <w:rPr>
+        <w:rFonts w:eastAsia="黑体"/>
         <w:b/>
         <w:bCs/>
         <w:color w:themeColor="background1" w:val="FFFFFF"/>
@@ -8431,6 +8883,7 @@
     </w:tblStylePr>
     <w:tblStylePr w:type="nwCell">
       <w:rPr>
+        <w:rFonts w:eastAsia="黑体"/>
         <w:color w:themeColor="background1" w:val="FFFFFF"/>
       </w:rPr>
       <w:tblPr/>
@@ -8455,6 +8908,7 @@
       <w:spacing w:after="0" w:line="240" w:lineRule="auto"/>
     </w:pPr>
     <w:rPr>
+      <w:rFonts w:eastAsia="黑体"/>
       <w:color w:themeColor="text1" w:val="000000"/>
     </w:rPr>
     <w:tblPr>
@@ -8474,7 +8928,7 @@
     </w:tblPr>
     <w:tblStylePr w:type="firstRow">
       <w:rPr>
-        <w:rFonts w:asciiTheme="majorHAnsi" w:cstheme="majorBidi" w:eastAsiaTheme="majorEastAsia" w:hAnsiTheme="majorHAnsi"/>
+        <w:rFonts w:asciiTheme="majorHAnsi" w:cstheme="majorBidi" w:hAnsiTheme="majorHAnsi" w:eastAsia="黑体"/>
       </w:rPr>
       <w:tblPr/>
       <w:tcPr>
@@ -8486,6 +8940,7 @@
     </w:tblStylePr>
     <w:tblStylePr w:type="lastRow">
       <w:rPr>
+        <w:rFonts w:eastAsia="黑体"/>
         <w:b/>
         <w:bCs/>
         <w:color w:themeColor="text2" w:val="1F497D"/>
@@ -8500,12 +8955,14 @@
     </w:tblStylePr>
     <w:tblStylePr w:type="firstCol">
       <w:rPr>
+        <w:rFonts w:eastAsia="黑体"/>
         <w:b/>
         <w:bCs/>
       </w:rPr>
     </w:tblStylePr>
     <w:tblStylePr w:type="lastCol">
       <w:rPr>
+        <w:rFonts w:eastAsia="黑体"/>
         <w:b/>
         <w:bCs/>
       </w:rPr>
@@ -8539,6 +8996,7 @@
       <w:spacing w:after="0" w:line="240" w:lineRule="auto"/>
     </w:pPr>
     <w:rPr>
+      <w:rFonts w:eastAsia="黑体"/>
       <w:color w:themeColor="text1" w:val="000000"/>
     </w:rPr>
     <w:tblPr>
@@ -8558,7 +9016,7 @@
     </w:tblPr>
     <w:tblStylePr w:type="firstRow">
       <w:rPr>
-        <w:rFonts w:asciiTheme="majorHAnsi" w:cstheme="majorBidi" w:eastAsiaTheme="majorEastAsia" w:hAnsiTheme="majorHAnsi"/>
+        <w:rFonts w:asciiTheme="majorHAnsi" w:cstheme="majorBidi" w:hAnsiTheme="majorHAnsi" w:eastAsia="黑体"/>
       </w:rPr>
       <w:tblPr/>
       <w:tcPr>
@@ -8570,6 +9028,7 @@
     </w:tblStylePr>
     <w:tblStylePr w:type="lastRow">
       <w:rPr>
+        <w:rFonts w:eastAsia="黑体"/>
         <w:b/>
         <w:bCs/>
         <w:color w:themeColor="text2" w:val="1F497D"/>
@@ -8584,12 +9043,14 @@
     </w:tblStylePr>
     <w:tblStylePr w:type="firstCol">
       <w:rPr>
+        <w:rFonts w:eastAsia="黑体"/>
         <w:b/>
         <w:bCs/>
       </w:rPr>
     </w:tblStylePr>
     <w:tblStylePr w:type="lastCol">
       <w:rPr>
+        <w:rFonts w:eastAsia="黑体"/>
         <w:b/>
         <w:bCs/>
       </w:rPr>
@@ -8623,6 +9084,7 @@
       <w:spacing w:after="0" w:line="240" w:lineRule="auto"/>
     </w:pPr>
     <w:rPr>
+      <w:rFonts w:eastAsia="黑体"/>
       <w:color w:themeColor="text1" w:val="000000"/>
     </w:rPr>
     <w:tblPr>
@@ -8642,7 +9104,7 @@
     </w:tblPr>
     <w:tblStylePr w:type="firstRow">
       <w:rPr>
-        <w:rFonts w:asciiTheme="majorHAnsi" w:cstheme="majorBidi" w:eastAsiaTheme="majorEastAsia" w:hAnsiTheme="majorHAnsi"/>
+        <w:rFonts w:asciiTheme="majorHAnsi" w:cstheme="majorBidi" w:hAnsiTheme="majorHAnsi" w:eastAsia="黑体"/>
       </w:rPr>
       <w:tblPr/>
       <w:tcPr>
@@ -8654,6 +9116,7 @@
     </w:tblStylePr>
     <w:tblStylePr w:type="lastRow">
       <w:rPr>
+        <w:rFonts w:eastAsia="黑体"/>
         <w:b/>
         <w:bCs/>
         <w:color w:themeColor="text2" w:val="1F497D"/>
@@ -8668,12 +9131,14 @@
     </w:tblStylePr>
     <w:tblStylePr w:type="firstCol">
       <w:rPr>
+        <w:rFonts w:eastAsia="黑体"/>
         <w:b/>
         <w:bCs/>
       </w:rPr>
     </w:tblStylePr>
     <w:tblStylePr w:type="lastCol">
       <w:rPr>
+        <w:rFonts w:eastAsia="黑体"/>
         <w:b/>
         <w:bCs/>
       </w:rPr>
@@ -8707,6 +9172,7 @@
       <w:spacing w:after="0" w:line="240" w:lineRule="auto"/>
     </w:pPr>
     <w:rPr>
+      <w:rFonts w:eastAsia="黑体"/>
       <w:color w:themeColor="text1" w:val="000000"/>
     </w:rPr>
     <w:tblPr>
@@ -8726,7 +9192,7 @@
     </w:tblPr>
     <w:tblStylePr w:type="firstRow">
       <w:rPr>
-        <w:rFonts w:asciiTheme="majorHAnsi" w:cstheme="majorBidi" w:eastAsiaTheme="majorEastAsia" w:hAnsiTheme="majorHAnsi"/>
+        <w:rFonts w:asciiTheme="majorHAnsi" w:cstheme="majorBidi" w:hAnsiTheme="majorHAnsi" w:eastAsia="黑体"/>
       </w:rPr>
       <w:tblPr/>
       <w:tcPr>
@@ -8738,6 +9204,7 @@
     </w:tblStylePr>
     <w:tblStylePr w:type="lastRow">
       <w:rPr>
+        <w:rFonts w:eastAsia="黑体"/>
         <w:b/>
         <w:bCs/>
         <w:color w:themeColor="text2" w:val="1F497D"/>
@@ -8752,12 +9219,14 @@
     </w:tblStylePr>
     <w:tblStylePr w:type="firstCol">
       <w:rPr>
+        <w:rFonts w:eastAsia="黑体"/>
         <w:b/>
         <w:bCs/>
       </w:rPr>
     </w:tblStylePr>
     <w:tblStylePr w:type="lastCol">
       <w:rPr>
+        <w:rFonts w:eastAsia="黑体"/>
         <w:b/>
         <w:bCs/>
       </w:rPr>
@@ -8791,6 +9260,7 @@
       <w:spacing w:after="0" w:line="240" w:lineRule="auto"/>
     </w:pPr>
     <w:rPr>
+      <w:rFonts w:eastAsia="黑体"/>
       <w:color w:themeColor="text1" w:val="000000"/>
     </w:rPr>
     <w:tblPr>
@@ -8810,7 +9280,7 @@
     </w:tblPr>
     <w:tblStylePr w:type="firstRow">
       <w:rPr>
-        <w:rFonts w:asciiTheme="majorHAnsi" w:cstheme="majorBidi" w:eastAsiaTheme="majorEastAsia" w:hAnsiTheme="majorHAnsi"/>
+        <w:rFonts w:asciiTheme="majorHAnsi" w:cstheme="majorBidi" w:hAnsiTheme="majorHAnsi" w:eastAsia="黑体"/>
       </w:rPr>
       <w:tblPr/>
       <w:tcPr>
@@ -8822,6 +9292,7 @@
     </w:tblStylePr>
     <w:tblStylePr w:type="lastRow">
       <w:rPr>
+        <w:rFonts w:eastAsia="黑体"/>
         <w:b/>
         <w:bCs/>
         <w:color w:themeColor="text2" w:val="1F497D"/>
@@ -8836,12 +9307,14 @@
     </w:tblStylePr>
     <w:tblStylePr w:type="firstCol">
       <w:rPr>
+        <w:rFonts w:eastAsia="黑体"/>
         <w:b/>
         <w:bCs/>
       </w:rPr>
     </w:tblStylePr>
     <w:tblStylePr w:type="lastCol">
       <w:rPr>
+        <w:rFonts w:eastAsia="黑体"/>
         <w:b/>
         <w:bCs/>
       </w:rPr>
@@ -8875,6 +9348,7 @@
       <w:spacing w:after="0" w:line="240" w:lineRule="auto"/>
     </w:pPr>
     <w:rPr>
+      <w:rFonts w:eastAsia="黑体"/>
       <w:color w:themeColor="text1" w:val="000000"/>
     </w:rPr>
     <w:tblPr>
@@ -8894,7 +9368,7 @@
     </w:tblPr>
     <w:tblStylePr w:type="firstRow">
       <w:rPr>
-        <w:rFonts w:asciiTheme="majorHAnsi" w:cstheme="majorBidi" w:eastAsiaTheme="majorEastAsia" w:hAnsiTheme="majorHAnsi"/>
+        <w:rFonts w:asciiTheme="majorHAnsi" w:cstheme="majorBidi" w:hAnsiTheme="majorHAnsi" w:eastAsia="黑体"/>
       </w:rPr>
       <w:tblPr/>
       <w:tcPr>
@@ -8906,6 +9380,7 @@
     </w:tblStylePr>
     <w:tblStylePr w:type="lastRow">
       <w:rPr>
+        <w:rFonts w:eastAsia="黑体"/>
         <w:b/>
         <w:bCs/>
         <w:color w:themeColor="text2" w:val="1F497D"/>
@@ -8920,12 +9395,14 @@
     </w:tblStylePr>
     <w:tblStylePr w:type="firstCol">
       <w:rPr>
+        <w:rFonts w:eastAsia="黑体"/>
         <w:b/>
         <w:bCs/>
       </w:rPr>
     </w:tblStylePr>
     <w:tblStylePr w:type="lastCol">
       <w:rPr>
+        <w:rFonts w:eastAsia="黑体"/>
         <w:b/>
         <w:bCs/>
       </w:rPr>
@@ -8959,6 +9436,7 @@
       <w:spacing w:after="0" w:line="240" w:lineRule="auto"/>
     </w:pPr>
     <w:rPr>
+      <w:rFonts w:eastAsia="黑体"/>
       <w:color w:themeColor="text1" w:val="000000"/>
     </w:rPr>
     <w:tblPr>
@@ -8978,7 +9456,7 @@
     </w:tblPr>
     <w:tblStylePr w:type="firstRow">
       <w:rPr>
-        <w:rFonts w:asciiTheme="majorHAnsi" w:cstheme="majorBidi" w:eastAsiaTheme="majorEastAsia" w:hAnsiTheme="majorHAnsi"/>
+        <w:rFonts w:asciiTheme="majorHAnsi" w:cstheme="majorBidi" w:hAnsiTheme="majorHAnsi" w:eastAsia="黑体"/>
       </w:rPr>
       <w:tblPr/>
       <w:tcPr>
@@ -8990,6 +9468,7 @@
     </w:tblStylePr>
     <w:tblStylePr w:type="lastRow">
       <w:rPr>
+        <w:rFonts w:eastAsia="黑体"/>
         <w:b/>
         <w:bCs/>
         <w:color w:themeColor="text2" w:val="1F497D"/>
@@ -9004,12 +9483,14 @@
     </w:tblStylePr>
     <w:tblStylePr w:type="firstCol">
       <w:rPr>
+        <w:rFonts w:eastAsia="黑体"/>
         <w:b/>
         <w:bCs/>
       </w:rPr>
     </w:tblStylePr>
     <w:tblStylePr w:type="lastCol">
       <w:rPr>
+        <w:rFonts w:eastAsia="黑体"/>
         <w:b/>
         <w:bCs/>
       </w:rPr>
@@ -9043,7 +9524,7 @@
       <w:spacing w:after="0" w:line="240" w:lineRule="auto"/>
     </w:pPr>
     <w:rPr>
-      <w:rFonts w:asciiTheme="majorHAnsi" w:cstheme="majorBidi" w:eastAsiaTheme="majorEastAsia" w:hAnsiTheme="majorHAnsi"/>
+      <w:rFonts w:asciiTheme="majorHAnsi" w:cstheme="majorBidi" w:hAnsiTheme="majorHAnsi" w:eastAsia="黑体"/>
       <w:color w:themeColor="text1" w:val="000000"/>
     </w:rPr>
     <w:tblPr>
@@ -9065,6 +9546,7 @@
     </w:tblPr>
     <w:tblStylePr w:type="firstRow">
       <w:rPr>
+        <w:rFonts w:eastAsia="黑体"/>
         <w:sz w:val="24"/>
         <w:szCs w:val="24"/>
       </w:rPr>
@@ -9171,7 +9653,7 @@
       <w:spacing w:after="0" w:line="240" w:lineRule="auto"/>
     </w:pPr>
     <w:rPr>
-      <w:rFonts w:asciiTheme="majorHAnsi" w:cstheme="majorBidi" w:eastAsiaTheme="majorEastAsia" w:hAnsiTheme="majorHAnsi"/>
+      <w:rFonts w:asciiTheme="majorHAnsi" w:cstheme="majorBidi" w:hAnsiTheme="majorHAnsi" w:eastAsia="黑体"/>
       <w:color w:themeColor="text1" w:val="000000"/>
     </w:rPr>
     <w:tblPr>
@@ -9193,6 +9675,7 @@
     </w:tblPr>
     <w:tblStylePr w:type="firstRow">
       <w:rPr>
+        <w:rFonts w:eastAsia="黑体"/>
         <w:sz w:val="24"/>
         <w:szCs w:val="24"/>
       </w:rPr>
@@ -9299,7 +9782,7 @@
       <w:spacing w:after="0" w:line="240" w:lineRule="auto"/>
     </w:pPr>
     <w:rPr>
-      <w:rFonts w:asciiTheme="majorHAnsi" w:cstheme="majorBidi" w:eastAsiaTheme="majorEastAsia" w:hAnsiTheme="majorHAnsi"/>
+      <w:rFonts w:asciiTheme="majorHAnsi" w:cstheme="majorBidi" w:hAnsiTheme="majorHAnsi" w:eastAsia="黑体"/>
       <w:color w:themeColor="text1" w:val="000000"/>
     </w:rPr>
     <w:tblPr>
@@ -9321,6 +9804,7 @@
     </w:tblPr>
     <w:tblStylePr w:type="firstRow">
       <w:rPr>
+        <w:rFonts w:eastAsia="黑体"/>
         <w:sz w:val="24"/>
         <w:szCs w:val="24"/>
       </w:rPr>
@@ -9427,7 +9911,7 @@
       <w:spacing w:after="0" w:line="240" w:lineRule="auto"/>
     </w:pPr>
     <w:rPr>
-      <w:rFonts w:asciiTheme="majorHAnsi" w:cstheme="majorBidi" w:eastAsiaTheme="majorEastAsia" w:hAnsiTheme="majorHAnsi"/>
+      <w:rFonts w:asciiTheme="majorHAnsi" w:cstheme="majorBidi" w:hAnsiTheme="majorHAnsi" w:eastAsia="黑体"/>
       <w:color w:themeColor="text1" w:val="000000"/>
     </w:rPr>
     <w:tblPr>
@@ -9449,6 +9933,7 @@
     </w:tblPr>
     <w:tblStylePr w:type="firstRow">
       <w:rPr>
+        <w:rFonts w:eastAsia="黑体"/>
         <w:sz w:val="24"/>
         <w:szCs w:val="24"/>
       </w:rPr>
@@ -9555,7 +10040,7 @@
       <w:spacing w:after="0" w:line="240" w:lineRule="auto"/>
     </w:pPr>
     <w:rPr>
-      <w:rFonts w:asciiTheme="majorHAnsi" w:cstheme="majorBidi" w:eastAsiaTheme="majorEastAsia" w:hAnsiTheme="majorHAnsi"/>
+      <w:rFonts w:asciiTheme="majorHAnsi" w:cstheme="majorBidi" w:hAnsiTheme="majorHAnsi" w:eastAsia="黑体"/>
       <w:color w:themeColor="text1" w:val="000000"/>
     </w:rPr>
     <w:tblPr>
@@ -9577,6 +10062,7 @@
     </w:tblPr>
     <w:tblStylePr w:type="firstRow">
       <w:rPr>
+        <w:rFonts w:eastAsia="黑体"/>
         <w:sz w:val="24"/>
         <w:szCs w:val="24"/>
       </w:rPr>
@@ -9683,7 +10169,7 @@
       <w:spacing w:after="0" w:line="240" w:lineRule="auto"/>
     </w:pPr>
     <w:rPr>
-      <w:rFonts w:asciiTheme="majorHAnsi" w:cstheme="majorBidi" w:eastAsiaTheme="majorEastAsia" w:hAnsiTheme="majorHAnsi"/>
+      <w:rFonts w:asciiTheme="majorHAnsi" w:cstheme="majorBidi" w:hAnsiTheme="majorHAnsi" w:eastAsia="黑体"/>
       <w:color w:themeColor="text1" w:val="000000"/>
     </w:rPr>
     <w:tblPr>
@@ -9705,6 +10191,7 @@
     </w:tblPr>
     <w:tblStylePr w:type="firstRow">
       <w:rPr>
+        <w:rFonts w:eastAsia="黑体"/>
         <w:sz w:val="24"/>
         <w:szCs w:val="24"/>
       </w:rPr>
@@ -9811,7 +10298,7 @@
       <w:spacing w:after="0" w:line="240" w:lineRule="auto"/>
     </w:pPr>
     <w:rPr>
-      <w:rFonts w:asciiTheme="majorHAnsi" w:cstheme="majorBidi" w:eastAsiaTheme="majorEastAsia" w:hAnsiTheme="majorHAnsi"/>
+      <w:rFonts w:asciiTheme="majorHAnsi" w:cstheme="majorBidi" w:hAnsiTheme="majorHAnsi" w:eastAsia="黑体"/>
       <w:color w:themeColor="text1" w:val="000000"/>
     </w:rPr>
     <w:tblPr>
@@ -9833,6 +10320,7 @@
     </w:tblPr>
     <w:tblStylePr w:type="firstRow">
       <w:rPr>
+        <w:rFonts w:eastAsia="黑体"/>
         <w:sz w:val="24"/>
         <w:szCs w:val="24"/>
       </w:rPr>
@@ -9962,12 +10450,14 @@
     </w:tcPr>
     <w:tblStylePr w:type="firstRow">
       <w:rPr>
+        <w:rFonts w:eastAsia="黑体"/>
         <w:b/>
         <w:bCs/>
       </w:rPr>
     </w:tblStylePr>
     <w:tblStylePr w:type="lastRow">
       <w:rPr>
+        <w:rFonts w:eastAsia="黑体"/>
         <w:b/>
         <w:bCs/>
       </w:rPr>
@@ -9980,12 +10470,14 @@
     </w:tblStylePr>
     <w:tblStylePr w:type="firstCol">
       <w:rPr>
+        <w:rFonts w:eastAsia="黑体"/>
         <w:b/>
         <w:bCs/>
       </w:rPr>
     </w:tblStylePr>
     <w:tblStylePr w:type="lastCol">
       <w:rPr>
+        <w:rFonts w:eastAsia="黑体"/>
         <w:b/>
         <w:bCs/>
       </w:rPr>
@@ -10035,12 +10527,14 @@
     </w:tcPr>
     <w:tblStylePr w:type="firstRow">
       <w:rPr>
+        <w:rFonts w:eastAsia="黑体"/>
         <w:b/>
         <w:bCs/>
       </w:rPr>
     </w:tblStylePr>
     <w:tblStylePr w:type="lastRow">
       <w:rPr>
+        <w:rFonts w:eastAsia="黑体"/>
         <w:b/>
         <w:bCs/>
       </w:rPr>
@@ -10053,12 +10547,14 @@
     </w:tblStylePr>
     <w:tblStylePr w:type="firstCol">
       <w:rPr>
+        <w:rFonts w:eastAsia="黑体"/>
         <w:b/>
         <w:bCs/>
       </w:rPr>
     </w:tblStylePr>
     <w:tblStylePr w:type="lastCol">
       <w:rPr>
+        <w:rFonts w:eastAsia="黑体"/>
         <w:b/>
         <w:bCs/>
       </w:rPr>
@@ -10108,12 +10604,14 @@
     </w:tcPr>
     <w:tblStylePr w:type="firstRow">
       <w:rPr>
+        <w:rFonts w:eastAsia="黑体"/>
         <w:b/>
         <w:bCs/>
       </w:rPr>
     </w:tblStylePr>
     <w:tblStylePr w:type="lastRow">
       <w:rPr>
+        <w:rFonts w:eastAsia="黑体"/>
         <w:b/>
         <w:bCs/>
       </w:rPr>
@@ -10126,12 +10624,14 @@
     </w:tblStylePr>
     <w:tblStylePr w:type="firstCol">
       <w:rPr>
+        <w:rFonts w:eastAsia="黑体"/>
         <w:b/>
         <w:bCs/>
       </w:rPr>
     </w:tblStylePr>
     <w:tblStylePr w:type="lastCol">
       <w:rPr>
+        <w:rFonts w:eastAsia="黑体"/>
         <w:b/>
         <w:bCs/>
       </w:rPr>
@@ -10181,12 +10681,14 @@
     </w:tcPr>
     <w:tblStylePr w:type="firstRow">
       <w:rPr>
+        <w:rFonts w:eastAsia="黑体"/>
         <w:b/>
         <w:bCs/>
       </w:rPr>
     </w:tblStylePr>
     <w:tblStylePr w:type="lastRow">
       <w:rPr>
+        <w:rFonts w:eastAsia="黑体"/>
         <w:b/>
         <w:bCs/>
       </w:rPr>
@@ -10199,12 +10701,14 @@
     </w:tblStylePr>
     <w:tblStylePr w:type="firstCol">
       <w:rPr>
+        <w:rFonts w:eastAsia="黑体"/>
         <w:b/>
         <w:bCs/>
       </w:rPr>
     </w:tblStylePr>
     <w:tblStylePr w:type="lastCol">
       <w:rPr>
+        <w:rFonts w:eastAsia="黑体"/>
         <w:b/>
         <w:bCs/>
       </w:rPr>
@@ -10254,12 +10758,14 @@
     </w:tcPr>
     <w:tblStylePr w:type="firstRow">
       <w:rPr>
+        <w:rFonts w:eastAsia="黑体"/>
         <w:b/>
         <w:bCs/>
       </w:rPr>
     </w:tblStylePr>
     <w:tblStylePr w:type="lastRow">
       <w:rPr>
+        <w:rFonts w:eastAsia="黑体"/>
         <w:b/>
         <w:bCs/>
       </w:rPr>
@@ -10272,12 +10778,14 @@
     </w:tblStylePr>
     <w:tblStylePr w:type="firstCol">
       <w:rPr>
+        <w:rFonts w:eastAsia="黑体"/>
         <w:b/>
         <w:bCs/>
       </w:rPr>
     </w:tblStylePr>
     <w:tblStylePr w:type="lastCol">
       <w:rPr>
+        <w:rFonts w:eastAsia="黑体"/>
         <w:b/>
         <w:bCs/>
       </w:rPr>
@@ -10327,12 +10835,14 @@
     </w:tcPr>
     <w:tblStylePr w:type="firstRow">
       <w:rPr>
+        <w:rFonts w:eastAsia="黑体"/>
         <w:b/>
         <w:bCs/>
       </w:rPr>
     </w:tblStylePr>
     <w:tblStylePr w:type="lastRow">
       <w:rPr>
+        <w:rFonts w:eastAsia="黑体"/>
         <w:b/>
         <w:bCs/>
       </w:rPr>
@@ -10345,12 +10855,14 @@
     </w:tblStylePr>
     <w:tblStylePr w:type="firstCol">
       <w:rPr>
+        <w:rFonts w:eastAsia="黑体"/>
         <w:b/>
         <w:bCs/>
       </w:rPr>
     </w:tblStylePr>
     <w:tblStylePr w:type="lastCol">
       <w:rPr>
+        <w:rFonts w:eastAsia="黑体"/>
         <w:b/>
         <w:bCs/>
       </w:rPr>
@@ -10400,12 +10912,14 @@
     </w:tcPr>
     <w:tblStylePr w:type="firstRow">
       <w:rPr>
+        <w:rFonts w:eastAsia="黑体"/>
         <w:b/>
         <w:bCs/>
       </w:rPr>
     </w:tblStylePr>
     <w:tblStylePr w:type="lastRow">
       <w:rPr>
+        <w:rFonts w:eastAsia="黑体"/>
         <w:b/>
         <w:bCs/>
       </w:rPr>
@@ -10418,12 +10932,14 @@
     </w:tblStylePr>
     <w:tblStylePr w:type="firstCol">
       <w:rPr>
+        <w:rFonts w:eastAsia="黑体"/>
         <w:b/>
         <w:bCs/>
       </w:rPr>
     </w:tblStylePr>
     <w:tblStylePr w:type="lastCol">
       <w:rPr>
+        <w:rFonts w:eastAsia="黑体"/>
         <w:b/>
         <w:bCs/>
       </w:rPr>
@@ -10450,7 +10966,7 @@
       <w:spacing w:after="0" w:line="240" w:lineRule="auto"/>
     </w:pPr>
     <w:rPr>
-      <w:rFonts w:asciiTheme="majorHAnsi" w:cstheme="majorBidi" w:eastAsiaTheme="majorEastAsia" w:hAnsiTheme="majorHAnsi"/>
+      <w:rFonts w:asciiTheme="majorHAnsi" w:cstheme="majorBidi" w:hAnsiTheme="majorHAnsi" w:eastAsia="黑体"/>
       <w:color w:themeColor="text1" w:val="000000"/>
     </w:rPr>
     <w:tblPr>
@@ -10477,6 +10993,7 @@
     </w:tcPr>
     <w:tblStylePr w:type="firstRow">
       <w:rPr>
+        <w:rFonts w:eastAsia="黑体"/>
         <w:b/>
         <w:bCs/>
         <w:color w:themeColor="text1" w:val="000000"/>
@@ -10488,6 +11005,7 @@
     </w:tblStylePr>
     <w:tblStylePr w:type="lastRow">
       <w:rPr>
+        <w:rFonts w:eastAsia="黑体"/>
         <w:b/>
         <w:bCs/>
         <w:color w:themeColor="text1" w:val="000000"/>
@@ -10507,6 +11025,7 @@
     </w:tblStylePr>
     <w:tblStylePr w:type="firstCol">
       <w:rPr>
+        <w:rFonts w:eastAsia="黑体"/>
         <w:b/>
         <w:bCs/>
         <w:color w:themeColor="text1" w:val="000000"/>
@@ -10526,6 +11045,7 @@
     </w:tblStylePr>
     <w:tblStylePr w:type="lastCol">
       <w:rPr>
+        <w:rFonts w:eastAsia="黑体"/>
         <w:b w:val="0"/>
         <w:bCs w:val="0"/>
         <w:color w:themeColor="text1" w:val="000000"/>
@@ -10575,7 +11095,7 @@
       <w:spacing w:after="0" w:line="240" w:lineRule="auto"/>
     </w:pPr>
     <w:rPr>
-      <w:rFonts w:asciiTheme="majorHAnsi" w:cstheme="majorBidi" w:eastAsiaTheme="majorEastAsia" w:hAnsiTheme="majorHAnsi"/>
+      <w:rFonts w:asciiTheme="majorHAnsi" w:cstheme="majorBidi" w:hAnsiTheme="majorHAnsi" w:eastAsia="黑体"/>
       <w:color w:themeColor="text1" w:val="000000"/>
     </w:rPr>
     <w:tblPr>
@@ -10602,6 +11122,7 @@
     </w:tcPr>
     <w:tblStylePr w:type="firstRow">
       <w:rPr>
+        <w:rFonts w:eastAsia="黑体"/>
         <w:b/>
         <w:bCs/>
         <w:color w:themeColor="text1" w:val="000000"/>
@@ -10613,6 +11134,7 @@
     </w:tblStylePr>
     <w:tblStylePr w:type="lastRow">
       <w:rPr>
+        <w:rFonts w:eastAsia="黑体"/>
         <w:b/>
         <w:bCs/>
         <w:color w:themeColor="text1" w:val="000000"/>
@@ -10632,6 +11154,7 @@
     </w:tblStylePr>
     <w:tblStylePr w:type="firstCol">
       <w:rPr>
+        <w:rFonts w:eastAsia="黑体"/>
         <w:b/>
         <w:bCs/>
         <w:color w:themeColor="text1" w:val="000000"/>
@@ -10651,6 +11174,7 @@
     </w:tblStylePr>
     <w:tblStylePr w:type="lastCol">
       <w:rPr>
+        <w:rFonts w:eastAsia="黑体"/>
         <w:b w:val="0"/>
         <w:bCs w:val="0"/>
         <w:color w:themeColor="text1" w:val="000000"/>
@@ -10700,7 +11224,7 @@
       <w:spacing w:after="0" w:line="240" w:lineRule="auto"/>
     </w:pPr>
     <w:rPr>
-      <w:rFonts w:asciiTheme="majorHAnsi" w:cstheme="majorBidi" w:eastAsiaTheme="majorEastAsia" w:hAnsiTheme="majorHAnsi"/>
+      <w:rFonts w:asciiTheme="majorHAnsi" w:cstheme="majorBidi" w:hAnsiTheme="majorHAnsi" w:eastAsia="黑体"/>
       <w:color w:themeColor="text1" w:val="000000"/>
     </w:rPr>
     <w:tblPr>
@@ -10727,6 +11251,7 @@
     </w:tcPr>
     <w:tblStylePr w:type="firstRow">
       <w:rPr>
+        <w:rFonts w:eastAsia="黑体"/>
         <w:b/>
         <w:bCs/>
         <w:color w:themeColor="text1" w:val="000000"/>
@@ -10738,6 +11263,7 @@
     </w:tblStylePr>
     <w:tblStylePr w:type="lastRow">
       <w:rPr>
+        <w:rFonts w:eastAsia="黑体"/>
         <w:b/>
         <w:bCs/>
         <w:color w:themeColor="text1" w:val="000000"/>
@@ -10757,6 +11283,7 @@
     </w:tblStylePr>
     <w:tblStylePr w:type="firstCol">
       <w:rPr>
+        <w:rFonts w:eastAsia="黑体"/>
         <w:b/>
         <w:bCs/>
         <w:color w:themeColor="text1" w:val="000000"/>
@@ -10776,6 +11303,7 @@
     </w:tblStylePr>
     <w:tblStylePr w:type="lastCol">
       <w:rPr>
+        <w:rFonts w:eastAsia="黑体"/>
         <w:b w:val="0"/>
         <w:bCs w:val="0"/>
         <w:color w:themeColor="text1" w:val="000000"/>
@@ -10825,7 +11353,7 @@
       <w:spacing w:after="0" w:line="240" w:lineRule="auto"/>
     </w:pPr>
     <w:rPr>
-      <w:rFonts w:asciiTheme="majorHAnsi" w:cstheme="majorBidi" w:eastAsiaTheme="majorEastAsia" w:hAnsiTheme="majorHAnsi"/>
+      <w:rFonts w:asciiTheme="majorHAnsi" w:cstheme="majorBidi" w:hAnsiTheme="majorHAnsi" w:eastAsia="黑体"/>
       <w:color w:themeColor="text1" w:val="000000"/>
     </w:rPr>
     <w:tblPr>
@@ -10852,6 +11380,7 @@
     </w:tcPr>
     <w:tblStylePr w:type="firstRow">
       <w:rPr>
+        <w:rFonts w:eastAsia="黑体"/>
         <w:b/>
         <w:bCs/>
         <w:color w:themeColor="text1" w:val="000000"/>
@@ -10863,6 +11392,7 @@
     </w:tblStylePr>
     <w:tblStylePr w:type="lastRow">
       <w:rPr>
+        <w:rFonts w:eastAsia="黑体"/>
         <w:b/>
         <w:bCs/>
         <w:color w:themeColor="text1" w:val="000000"/>
@@ -10882,6 +11412,7 @@
     </w:tblStylePr>
     <w:tblStylePr w:type="firstCol">
       <w:rPr>
+        <w:rFonts w:eastAsia="黑体"/>
         <w:b/>
         <w:bCs/>
         <w:color w:themeColor="text1" w:val="000000"/>
@@ -10901,6 +11432,7 @@
     </w:tblStylePr>
     <w:tblStylePr w:type="lastCol">
       <w:rPr>
+        <w:rFonts w:eastAsia="黑体"/>
         <w:b w:val="0"/>
         <w:bCs w:val="0"/>
         <w:color w:themeColor="text1" w:val="000000"/>
@@ -10950,7 +11482,7 @@
       <w:spacing w:after="0" w:line="240" w:lineRule="auto"/>
     </w:pPr>
     <w:rPr>
-      <w:rFonts w:asciiTheme="majorHAnsi" w:cstheme="majorBidi" w:eastAsiaTheme="majorEastAsia" w:hAnsiTheme="majorHAnsi"/>
+      <w:rFonts w:asciiTheme="majorHAnsi" w:cstheme="majorBidi" w:hAnsiTheme="majorHAnsi" w:eastAsia="黑体"/>
       <w:color w:themeColor="text1" w:val="000000"/>
     </w:rPr>
     <w:tblPr>
@@ -10977,6 +11509,7 @@
     </w:tcPr>
     <w:tblStylePr w:type="firstRow">
       <w:rPr>
+        <w:rFonts w:eastAsia="黑体"/>
         <w:b/>
         <w:bCs/>
         <w:color w:themeColor="text1" w:val="000000"/>
@@ -10988,6 +11521,7 @@
     </w:tblStylePr>
     <w:tblStylePr w:type="lastRow">
       <w:rPr>
+        <w:rFonts w:eastAsia="黑体"/>
         <w:b/>
         <w:bCs/>
         <w:color w:themeColor="text1" w:val="000000"/>
@@ -11007,6 +11541,7 @@
     </w:tblStylePr>
     <w:tblStylePr w:type="firstCol">
       <w:rPr>
+        <w:rFonts w:eastAsia="黑体"/>
         <w:b/>
         <w:bCs/>
         <w:color w:themeColor="text1" w:val="000000"/>
@@ -11026,6 +11561,7 @@
     </w:tblStylePr>
     <w:tblStylePr w:type="lastCol">
       <w:rPr>
+        <w:rFonts w:eastAsia="黑体"/>
         <w:b w:val="0"/>
         <w:bCs w:val="0"/>
         <w:color w:themeColor="text1" w:val="000000"/>
@@ -11075,7 +11611,7 @@
       <w:spacing w:after="0" w:line="240" w:lineRule="auto"/>
     </w:pPr>
     <w:rPr>
-      <w:rFonts w:asciiTheme="majorHAnsi" w:cstheme="majorBidi" w:eastAsiaTheme="majorEastAsia" w:hAnsiTheme="majorHAnsi"/>
+      <w:rFonts w:asciiTheme="majorHAnsi" w:cstheme="majorBidi" w:hAnsiTheme="majorHAnsi" w:eastAsia="黑体"/>
       <w:color w:themeColor="text1" w:val="000000"/>
     </w:rPr>
     <w:tblPr>
@@ -11102,6 +11638,7 @@
     </w:tcPr>
     <w:tblStylePr w:type="firstRow">
       <w:rPr>
+        <w:rFonts w:eastAsia="黑体"/>
         <w:b/>
         <w:bCs/>
         <w:color w:themeColor="text1" w:val="000000"/>
@@ -11113,6 +11650,7 @@
     </w:tblStylePr>
     <w:tblStylePr w:type="lastRow">
       <w:rPr>
+        <w:rFonts w:eastAsia="黑体"/>
         <w:b/>
         <w:bCs/>
         <w:color w:themeColor="text1" w:val="000000"/>
@@ -11132,6 +11670,7 @@
     </w:tblStylePr>
     <w:tblStylePr w:type="firstCol">
       <w:rPr>
+        <w:rFonts w:eastAsia="黑体"/>
         <w:b/>
         <w:bCs/>
         <w:color w:themeColor="text1" w:val="000000"/>
@@ -11151,6 +11690,7 @@
     </w:tblStylePr>
     <w:tblStylePr w:type="lastCol">
       <w:rPr>
+        <w:rFonts w:eastAsia="黑体"/>
         <w:b w:val="0"/>
         <w:bCs w:val="0"/>
         <w:color w:themeColor="text1" w:val="000000"/>
@@ -11200,7 +11740,7 @@
       <w:spacing w:after="0" w:line="240" w:lineRule="auto"/>
     </w:pPr>
     <w:rPr>
-      <w:rFonts w:asciiTheme="majorHAnsi" w:cstheme="majorBidi" w:eastAsiaTheme="majorEastAsia" w:hAnsiTheme="majorHAnsi"/>
+      <w:rFonts w:asciiTheme="majorHAnsi" w:cstheme="majorBidi" w:hAnsiTheme="majorHAnsi" w:eastAsia="黑体"/>
       <w:color w:themeColor="text1" w:val="000000"/>
     </w:rPr>
     <w:tblPr>
@@ -11227,6 +11767,7 @@
     </w:tcPr>
     <w:tblStylePr w:type="firstRow">
       <w:rPr>
+        <w:rFonts w:eastAsia="黑体"/>
         <w:b/>
         <w:bCs/>
         <w:color w:themeColor="text1" w:val="000000"/>
@@ -11238,6 +11779,7 @@
     </w:tblStylePr>
     <w:tblStylePr w:type="lastRow">
       <w:rPr>
+        <w:rFonts w:eastAsia="黑体"/>
         <w:b/>
         <w:bCs/>
         <w:color w:themeColor="text1" w:val="000000"/>
@@ -11257,6 +11799,7 @@
     </w:tblStylePr>
     <w:tblStylePr w:type="firstCol">
       <w:rPr>
+        <w:rFonts w:eastAsia="黑体"/>
         <w:b/>
         <w:bCs/>
         <w:color w:themeColor="text1" w:val="000000"/>
@@ -11276,6 +11819,7 @@
     </w:tblStylePr>
     <w:tblStylePr w:type="lastCol">
       <w:rPr>
+        <w:rFonts w:eastAsia="黑体"/>
         <w:b w:val="0"/>
         <w:bCs w:val="0"/>
         <w:color w:themeColor="text1" w:val="000000"/>
@@ -11348,6 +11892,7 @@
     </w:tcPr>
     <w:tblStylePr w:type="firstRow">
       <w:rPr>
+        <w:rFonts w:eastAsia="黑体"/>
         <w:b/>
         <w:bCs/>
         <w:i w:val="0"/>
@@ -11369,6 +11914,7 @@
     </w:tblStylePr>
     <w:tblStylePr w:type="lastRow">
       <w:rPr>
+        <w:rFonts w:eastAsia="黑体"/>
         <w:b/>
         <w:bCs/>
         <w:i w:val="0"/>
@@ -11390,6 +11936,7 @@
     </w:tblStylePr>
     <w:tblStylePr w:type="firstCol">
       <w:rPr>
+        <w:rFonts w:eastAsia="黑体"/>
         <w:b/>
         <w:bCs/>
         <w:i w:val="0"/>
@@ -11409,6 +11956,7 @@
     </w:tblStylePr>
     <w:tblStylePr w:type="lastCol">
       <w:rPr>
+        <w:rFonts w:eastAsia="黑体"/>
         <w:b/>
         <w:bCs/>
         <w:i w:val="0"/>
@@ -11489,6 +12037,7 @@
     </w:tcPr>
     <w:tblStylePr w:type="firstRow">
       <w:rPr>
+        <w:rFonts w:eastAsia="黑体"/>
         <w:b/>
         <w:bCs/>
         <w:i w:val="0"/>
@@ -11510,6 +12059,7 @@
     </w:tblStylePr>
     <w:tblStylePr w:type="lastRow">
       <w:rPr>
+        <w:rFonts w:eastAsia="黑体"/>
         <w:b/>
         <w:bCs/>
         <w:i w:val="0"/>
@@ -11531,6 +12081,7 @@
     </w:tblStylePr>
     <w:tblStylePr w:type="firstCol">
       <w:rPr>
+        <w:rFonts w:eastAsia="黑体"/>
         <w:b/>
         <w:bCs/>
         <w:i w:val="0"/>
@@ -11550,6 +12101,7 @@
     </w:tblStylePr>
     <w:tblStylePr w:type="lastCol">
       <w:rPr>
+        <w:rFonts w:eastAsia="黑体"/>
         <w:b/>
         <w:bCs/>
         <w:i w:val="0"/>
@@ -11630,6 +12182,7 @@
     </w:tcPr>
     <w:tblStylePr w:type="firstRow">
       <w:rPr>
+        <w:rFonts w:eastAsia="黑体"/>
         <w:b/>
         <w:bCs/>
         <w:i w:val="0"/>
@@ -11651,6 +12204,7 @@
     </w:tblStylePr>
     <w:tblStylePr w:type="lastRow">
       <w:rPr>
+        <w:rFonts w:eastAsia="黑体"/>
         <w:b/>
         <w:bCs/>
         <w:i w:val="0"/>
@@ -11672,6 +12226,7 @@
     </w:tblStylePr>
     <w:tblStylePr w:type="firstCol">
       <w:rPr>
+        <w:rFonts w:eastAsia="黑体"/>
         <w:b/>
         <w:bCs/>
         <w:i w:val="0"/>
@@ -11691,6 +12246,7 @@
     </w:tblStylePr>
     <w:tblStylePr w:type="lastCol">
       <w:rPr>
+        <w:rFonts w:eastAsia="黑体"/>
         <w:b/>
         <w:bCs/>
         <w:i w:val="0"/>
@@ -11771,6 +12327,7 @@
     </w:tcPr>
     <w:tblStylePr w:type="firstRow">
       <w:rPr>
+        <w:rFonts w:eastAsia="黑体"/>
         <w:b/>
         <w:bCs/>
         <w:i w:val="0"/>
@@ -11792,6 +12349,7 @@
     </w:tblStylePr>
     <w:tblStylePr w:type="lastRow">
       <w:rPr>
+        <w:rFonts w:eastAsia="黑体"/>
         <w:b/>
         <w:bCs/>
         <w:i w:val="0"/>
@@ -11813,6 +12371,7 @@
     </w:tblStylePr>
     <w:tblStylePr w:type="firstCol">
       <w:rPr>
+        <w:rFonts w:eastAsia="黑体"/>
         <w:b/>
         <w:bCs/>
         <w:i w:val="0"/>
@@ -11832,6 +12391,7 @@
     </w:tblStylePr>
     <w:tblStylePr w:type="lastCol">
       <w:rPr>
+        <w:rFonts w:eastAsia="黑体"/>
         <w:b/>
         <w:bCs/>
         <w:i w:val="0"/>
@@ -11912,6 +12472,7 @@
     </w:tcPr>
     <w:tblStylePr w:type="firstRow">
       <w:rPr>
+        <w:rFonts w:eastAsia="黑体"/>
         <w:b/>
         <w:bCs/>
         <w:i w:val="0"/>
@@ -11933,6 +12494,7 @@
     </w:tblStylePr>
     <w:tblStylePr w:type="lastRow">
       <w:rPr>
+        <w:rFonts w:eastAsia="黑体"/>
         <w:b/>
         <w:bCs/>
         <w:i w:val="0"/>
@@ -11954,6 +12516,7 @@
     </w:tblStylePr>
     <w:tblStylePr w:type="firstCol">
       <w:rPr>
+        <w:rFonts w:eastAsia="黑体"/>
         <w:b/>
         <w:bCs/>
         <w:i w:val="0"/>
@@ -11973,6 +12536,7 @@
     </w:tblStylePr>
     <w:tblStylePr w:type="lastCol">
       <w:rPr>
+        <w:rFonts w:eastAsia="黑体"/>
         <w:b/>
         <w:bCs/>
         <w:i w:val="0"/>
@@ -12053,6 +12617,7 @@
     </w:tcPr>
     <w:tblStylePr w:type="firstRow">
       <w:rPr>
+        <w:rFonts w:eastAsia="黑体"/>
         <w:b/>
         <w:bCs/>
         <w:i w:val="0"/>
@@ -12074,6 +12639,7 @@
     </w:tblStylePr>
     <w:tblStylePr w:type="lastRow">
       <w:rPr>
+        <w:rFonts w:eastAsia="黑体"/>
         <w:b/>
         <w:bCs/>
         <w:i w:val="0"/>
@@ -12095,6 +12661,7 @@
     </w:tblStylePr>
     <w:tblStylePr w:type="firstCol">
       <w:rPr>
+        <w:rFonts w:eastAsia="黑体"/>
         <w:b/>
         <w:bCs/>
         <w:i w:val="0"/>
@@ -12114,6 +12681,7 @@
     </w:tblStylePr>
     <w:tblStylePr w:type="lastCol">
       <w:rPr>
+        <w:rFonts w:eastAsia="黑体"/>
         <w:b/>
         <w:bCs/>
         <w:i w:val="0"/>
@@ -12194,6 +12762,7 @@
     </w:tcPr>
     <w:tblStylePr w:type="firstRow">
       <w:rPr>
+        <w:rFonts w:eastAsia="黑体"/>
         <w:b/>
         <w:bCs/>
         <w:i w:val="0"/>
@@ -12215,6 +12784,7 @@
     </w:tblStylePr>
     <w:tblStylePr w:type="lastRow">
       <w:rPr>
+        <w:rFonts w:eastAsia="黑体"/>
         <w:b/>
         <w:bCs/>
         <w:i w:val="0"/>
@@ -12236,6 +12806,7 @@
     </w:tblStylePr>
     <w:tblStylePr w:type="firstCol">
       <w:rPr>
+        <w:rFonts w:eastAsia="黑体"/>
         <w:b/>
         <w:bCs/>
         <w:i w:val="0"/>
@@ -12255,6 +12826,7 @@
     </w:tblStylePr>
     <w:tblStylePr w:type="lastCol">
       <w:rPr>
+        <w:rFonts w:eastAsia="黑体"/>
         <w:b/>
         <w:bCs/>
         <w:i w:val="0"/>
@@ -12312,6 +12884,7 @@
       <w:spacing w:after="0" w:line="240" w:lineRule="auto"/>
     </w:pPr>
     <w:rPr>
+      <w:rFonts w:eastAsia="黑体"/>
       <w:color w:themeColor="background1" w:val="FFFFFF"/>
     </w:rPr>
     <w:tblPr>
@@ -12330,6 +12903,7 @@
     </w:tcPr>
     <w:tblStylePr w:type="firstRow">
       <w:rPr>
+        <w:rFonts w:eastAsia="黑体"/>
         <w:b/>
         <w:bCs/>
       </w:rPr>
@@ -12426,6 +13000,7 @@
       <w:spacing w:after="0" w:line="240" w:lineRule="auto"/>
     </w:pPr>
     <w:rPr>
+      <w:rFonts w:eastAsia="黑体"/>
       <w:color w:themeColor="background1" w:val="FFFFFF"/>
     </w:rPr>
     <w:tblPr>
@@ -12444,6 +13019,7 @@
     </w:tcPr>
     <w:tblStylePr w:type="firstRow">
       <w:rPr>
+        <w:rFonts w:eastAsia="黑体"/>
         <w:b/>
         <w:bCs/>
       </w:rPr>
@@ -12540,6 +13116,7 @@
       <w:spacing w:after="0" w:line="240" w:lineRule="auto"/>
     </w:pPr>
     <w:rPr>
+      <w:rFonts w:eastAsia="黑体"/>
       <w:color w:themeColor="background1" w:val="FFFFFF"/>
     </w:rPr>
     <w:tblPr>
@@ -12558,6 +13135,7 @@
     </w:tcPr>
     <w:tblStylePr w:type="firstRow">
       <w:rPr>
+        <w:rFonts w:eastAsia="黑体"/>
         <w:b/>
         <w:bCs/>
       </w:rPr>
@@ -12654,6 +13232,7 @@
       <w:spacing w:after="0" w:line="240" w:lineRule="auto"/>
     </w:pPr>
     <w:rPr>
+      <w:rFonts w:eastAsia="黑体"/>
       <w:color w:themeColor="background1" w:val="FFFFFF"/>
     </w:rPr>
     <w:tblPr>
@@ -12672,6 +13251,7 @@
     </w:tcPr>
     <w:tblStylePr w:type="firstRow">
       <w:rPr>
+        <w:rFonts w:eastAsia="黑体"/>
         <w:b/>
         <w:bCs/>
       </w:rPr>
@@ -12768,6 +13348,7 @@
       <w:spacing w:after="0" w:line="240" w:lineRule="auto"/>
     </w:pPr>
     <w:rPr>
+      <w:rFonts w:eastAsia="黑体"/>
       <w:color w:themeColor="background1" w:val="FFFFFF"/>
     </w:rPr>
     <w:tblPr>
@@ -12786,6 +13367,7 @@
     </w:tcPr>
     <w:tblStylePr w:type="firstRow">
       <w:rPr>
+        <w:rFonts w:eastAsia="黑体"/>
         <w:b/>
         <w:bCs/>
       </w:rPr>
@@ -12882,6 +13464,7 @@
       <w:spacing w:after="0" w:line="240" w:lineRule="auto"/>
     </w:pPr>
     <w:rPr>
+      <w:rFonts w:eastAsia="黑体"/>
       <w:color w:themeColor="background1" w:val="FFFFFF"/>
     </w:rPr>
     <w:tblPr>
@@ -12900,6 +13483,7 @@
     </w:tcPr>
     <w:tblStylePr w:type="firstRow">
       <w:rPr>
+        <w:rFonts w:eastAsia="黑体"/>
         <w:b/>
         <w:bCs/>
       </w:rPr>
@@ -12996,6 +13580,7 @@
       <w:spacing w:after="0" w:line="240" w:lineRule="auto"/>
     </w:pPr>
     <w:rPr>
+      <w:rFonts w:eastAsia="黑体"/>
       <w:color w:themeColor="background1" w:val="FFFFFF"/>
     </w:rPr>
     <w:tblPr>
@@ -13014,6 +13599,7 @@
     </w:tcPr>
     <w:tblStylePr w:type="firstRow">
       <w:rPr>
+        <w:rFonts w:eastAsia="黑体"/>
         <w:b/>
         <w:bCs/>
       </w:rPr>
@@ -13110,6 +13696,7 @@
       <w:spacing w:after="0" w:line="240" w:lineRule="auto"/>
     </w:pPr>
     <w:rPr>
+      <w:rFonts w:eastAsia="黑体"/>
       <w:color w:themeColor="text1" w:val="000000"/>
     </w:rPr>
     <w:tblPr>
@@ -13136,6 +13723,7 @@
     </w:tcPr>
     <w:tblStylePr w:type="firstRow">
       <w:rPr>
+        <w:rFonts w:eastAsia="黑体"/>
         <w:b/>
         <w:bCs/>
       </w:rPr>
@@ -13154,6 +13742,7 @@
     </w:tblStylePr>
     <w:tblStylePr w:type="lastRow">
       <w:rPr>
+        <w:rFonts w:eastAsia="黑体"/>
         <w:b/>
         <w:bCs/>
         <w:color w:themeColor="background1" w:val="FFFFFF"/>
@@ -13168,6 +13757,7 @@
     </w:tblStylePr>
     <w:tblStylePr w:type="firstCol">
       <w:rPr>
+        <w:rFonts w:eastAsia="黑体"/>
         <w:color w:themeColor="background1" w:val="FFFFFF"/>
       </w:rPr>
       <w:tblPr/>
@@ -13185,6 +13775,7 @@
     </w:tblStylePr>
     <w:tblStylePr w:type="lastCol">
       <w:rPr>
+        <w:rFonts w:eastAsia="黑体"/>
         <w:color w:themeColor="background1" w:val="FFFFFF"/>
       </w:rPr>
       <w:tblPr/>
@@ -13214,11 +13805,13 @@
     </w:tblStylePr>
     <w:tblStylePr w:type="neCell">
       <w:rPr>
+        <w:rFonts w:eastAsia="黑体"/>
         <w:color w:themeColor="text1" w:val="000000"/>
       </w:rPr>
     </w:tblStylePr>
     <w:tblStylePr w:type="nwCell">
       <w:rPr>
+        <w:rFonts w:eastAsia="黑体"/>
         <w:color w:themeColor="text1" w:val="000000"/>
       </w:rPr>
     </w:tblStylePr>
@@ -13232,6 +13825,7 @@
       <w:spacing w:after="0" w:line="240" w:lineRule="auto"/>
     </w:pPr>
     <w:rPr>
+      <w:rFonts w:eastAsia="黑体"/>
       <w:color w:themeColor="text1" w:val="000000"/>
     </w:rPr>
     <w:tblPr>
@@ -13258,6 +13852,7 @@
     </w:tcPr>
     <w:tblStylePr w:type="firstRow">
       <w:rPr>
+        <w:rFonts w:eastAsia="黑体"/>
         <w:b/>
         <w:bCs/>
       </w:rPr>
@@ -13276,6 +13871,7 @@
     </w:tblStylePr>
     <w:tblStylePr w:type="lastRow">
       <w:rPr>
+        <w:rFonts w:eastAsia="黑体"/>
         <w:b/>
         <w:bCs/>
         <w:color w:themeColor="background1" w:val="FFFFFF"/>
@@ -13290,6 +13886,7 @@
     </w:tblStylePr>
     <w:tblStylePr w:type="firstCol">
       <w:rPr>
+        <w:rFonts w:eastAsia="黑体"/>
         <w:color w:themeColor="background1" w:val="FFFFFF"/>
       </w:rPr>
       <w:tblPr/>
@@ -13307,6 +13904,7 @@
     </w:tblStylePr>
     <w:tblStylePr w:type="lastCol">
       <w:rPr>
+        <w:rFonts w:eastAsia="黑体"/>
         <w:color w:themeColor="background1" w:val="FFFFFF"/>
       </w:rPr>
       <w:tblPr/>
@@ -13336,11 +13934,13 @@
     </w:tblStylePr>
     <w:tblStylePr w:type="neCell">
       <w:rPr>
+        <w:rFonts w:eastAsia="黑体"/>
         <w:color w:themeColor="text1" w:val="000000"/>
       </w:rPr>
     </w:tblStylePr>
     <w:tblStylePr w:type="nwCell">
       <w:rPr>
+        <w:rFonts w:eastAsia="黑体"/>
         <w:color w:themeColor="text1" w:val="000000"/>
       </w:rPr>
     </w:tblStylePr>
@@ -13354,6 +13954,7 @@
       <w:spacing w:after="0" w:line="240" w:lineRule="auto"/>
     </w:pPr>
     <w:rPr>
+      <w:rFonts w:eastAsia="黑体"/>
       <w:color w:themeColor="text1" w:val="000000"/>
     </w:rPr>
     <w:tblPr>
@@ -13380,6 +13981,7 @@
     </w:tcPr>
     <w:tblStylePr w:type="firstRow">
       <w:rPr>
+        <w:rFonts w:eastAsia="黑体"/>
         <w:b/>
         <w:bCs/>
       </w:rPr>
@@ -13398,6 +14000,7 @@
     </w:tblStylePr>
     <w:tblStylePr w:type="lastRow">
       <w:rPr>
+        <w:rFonts w:eastAsia="黑体"/>
         <w:b/>
         <w:bCs/>
         <w:color w:themeColor="background1" w:val="FFFFFF"/>
@@ -13412,6 +14015,7 @@
     </w:tblStylePr>
     <w:tblStylePr w:type="firstCol">
       <w:rPr>
+        <w:rFonts w:eastAsia="黑体"/>
         <w:color w:themeColor="background1" w:val="FFFFFF"/>
       </w:rPr>
       <w:tblPr/>
@@ -13429,6 +14033,7 @@
     </w:tblStylePr>
     <w:tblStylePr w:type="lastCol">
       <w:rPr>
+        <w:rFonts w:eastAsia="黑体"/>
         <w:color w:themeColor="background1" w:val="FFFFFF"/>
       </w:rPr>
       <w:tblPr/>
@@ -13458,11 +14063,13 @@
     </w:tblStylePr>
     <w:tblStylePr w:type="neCell">
       <w:rPr>
+        <w:rFonts w:eastAsia="黑体"/>
         <w:color w:themeColor="text1" w:val="000000"/>
       </w:rPr>
     </w:tblStylePr>
     <w:tblStylePr w:type="nwCell">
       <w:rPr>
+        <w:rFonts w:eastAsia="黑体"/>
         <w:color w:themeColor="text1" w:val="000000"/>
       </w:rPr>
     </w:tblStylePr>
@@ -13476,6 +14083,7 @@
       <w:spacing w:after="0" w:line="240" w:lineRule="auto"/>
     </w:pPr>
     <w:rPr>
+      <w:rFonts w:eastAsia="黑体"/>
       <w:color w:themeColor="text1" w:val="000000"/>
     </w:rPr>
     <w:tblPr>
@@ -13502,6 +14110,7 @@
     </w:tcPr>
     <w:tblStylePr w:type="firstRow">
       <w:rPr>
+        <w:rFonts w:eastAsia="黑体"/>
         <w:b/>
         <w:bCs/>
       </w:rPr>
@@ -13520,6 +14129,7 @@
     </w:tblStylePr>
     <w:tblStylePr w:type="lastRow">
       <w:rPr>
+        <w:rFonts w:eastAsia="黑体"/>
         <w:b/>
         <w:bCs/>
         <w:color w:themeColor="background1" w:val="FFFFFF"/>
@@ -13534,6 +14144,7 @@
     </w:tblStylePr>
     <w:tblStylePr w:type="firstCol">
       <w:rPr>
+        <w:rFonts w:eastAsia="黑体"/>
         <w:color w:themeColor="background1" w:val="FFFFFF"/>
       </w:rPr>
       <w:tblPr/>
@@ -13551,6 +14162,7 @@
     </w:tblStylePr>
     <w:tblStylePr w:type="lastCol">
       <w:rPr>
+        <w:rFonts w:eastAsia="黑体"/>
         <w:color w:themeColor="background1" w:val="FFFFFF"/>
       </w:rPr>
       <w:tblPr/>
@@ -13588,6 +14200,7 @@
       <w:spacing w:after="0" w:line="240" w:lineRule="auto"/>
     </w:pPr>
     <w:rPr>
+      <w:rFonts w:eastAsia="黑体"/>
       <w:color w:themeColor="text1" w:val="000000"/>
     </w:rPr>
     <w:tblPr>
@@ -13614,6 +14227,7 @@
     </w:tcPr>
     <w:tblStylePr w:type="firstRow">
       <w:rPr>
+        <w:rFonts w:eastAsia="黑体"/>
         <w:b/>
         <w:bCs/>
       </w:rPr>
@@ -13632,6 +14246,7 @@
     </w:tblStylePr>
     <w:tblStylePr w:type="lastRow">
       <w:rPr>
+        <w:rFonts w:eastAsia="黑体"/>
         <w:b/>
         <w:bCs/>
         <w:color w:themeColor="background1" w:val="FFFFFF"/>
@@ -13646,6 +14261,7 @@
     </w:tblStylePr>
     <w:tblStylePr w:type="firstCol">
       <w:rPr>
+        <w:rFonts w:eastAsia="黑体"/>
         <w:color w:themeColor="background1" w:val="FFFFFF"/>
       </w:rPr>
       <w:tblPr/>
@@ -13663,6 +14279,7 @@
     </w:tblStylePr>
     <w:tblStylePr w:type="lastCol">
       <w:rPr>
+        <w:rFonts w:eastAsia="黑体"/>
         <w:color w:themeColor="background1" w:val="FFFFFF"/>
       </w:rPr>
       <w:tblPr/>
@@ -13692,11 +14309,13 @@
     </w:tblStylePr>
     <w:tblStylePr w:type="neCell">
       <w:rPr>
+        <w:rFonts w:eastAsia="黑体"/>
         <w:color w:themeColor="text1" w:val="000000"/>
       </w:rPr>
     </w:tblStylePr>
     <w:tblStylePr w:type="nwCell">
       <w:rPr>
+        <w:rFonts w:eastAsia="黑体"/>
         <w:color w:themeColor="text1" w:val="000000"/>
       </w:rPr>
     </w:tblStylePr>
@@ -13710,6 +14329,7 @@
       <w:spacing w:after="0" w:line="240" w:lineRule="auto"/>
     </w:pPr>
     <w:rPr>
+      <w:rFonts w:eastAsia="黑体"/>
       <w:color w:themeColor="text1" w:val="000000"/>
     </w:rPr>
     <w:tblPr>
@@ -13736,6 +14356,7 @@
     </w:tcPr>
     <w:tblStylePr w:type="firstRow">
       <w:rPr>
+        <w:rFonts w:eastAsia="黑体"/>
         <w:b/>
         <w:bCs/>
       </w:rPr>
@@ -13754,6 +14375,7 @@
     </w:tblStylePr>
     <w:tblStylePr w:type="lastRow">
       <w:rPr>
+        <w:rFonts w:eastAsia="黑体"/>
         <w:b/>
         <w:bCs/>
         <w:color w:themeColor="background1" w:val="FFFFFF"/>
@@ -13768,6 +14390,7 @@
     </w:tblStylePr>
     <w:tblStylePr w:type="firstCol">
       <w:rPr>
+        <w:rFonts w:eastAsia="黑体"/>
         <w:color w:themeColor="background1" w:val="FFFFFF"/>
       </w:rPr>
       <w:tblPr/>
@@ -13785,6 +14408,7 @@
     </w:tblStylePr>
     <w:tblStylePr w:type="lastCol">
       <w:rPr>
+        <w:rFonts w:eastAsia="黑体"/>
         <w:color w:themeColor="background1" w:val="FFFFFF"/>
       </w:rPr>
       <w:tblPr/>
@@ -13814,11 +14438,13 @@
     </w:tblStylePr>
     <w:tblStylePr w:type="neCell">
       <w:rPr>
+        <w:rFonts w:eastAsia="黑体"/>
         <w:color w:themeColor="text1" w:val="000000"/>
       </w:rPr>
     </w:tblStylePr>
     <w:tblStylePr w:type="nwCell">
       <w:rPr>
+        <w:rFonts w:eastAsia="黑体"/>
         <w:color w:themeColor="text1" w:val="000000"/>
       </w:rPr>
     </w:tblStylePr>
@@ -13832,6 +14458,7 @@
       <w:spacing w:after="0" w:line="240" w:lineRule="auto"/>
     </w:pPr>
     <w:rPr>
+      <w:rFonts w:eastAsia="黑体"/>
       <w:color w:themeColor="text1" w:val="000000"/>
     </w:rPr>
     <w:tblPr>
@@ -13858,6 +14485,7 @@
     </w:tcPr>
     <w:tblStylePr w:type="firstRow">
       <w:rPr>
+        <w:rFonts w:eastAsia="黑体"/>
         <w:b/>
         <w:bCs/>
       </w:rPr>
@@ -13876,6 +14504,7 @@
     </w:tblStylePr>
     <w:tblStylePr w:type="lastRow">
       <w:rPr>
+        <w:rFonts w:eastAsia="黑体"/>
         <w:b/>
         <w:bCs/>
         <w:color w:themeColor="background1" w:val="FFFFFF"/>
@@ -13890,6 +14519,7 @@
     </w:tblStylePr>
     <w:tblStylePr w:type="firstCol">
       <w:rPr>
+        <w:rFonts w:eastAsia="黑体"/>
         <w:color w:themeColor="background1" w:val="FFFFFF"/>
       </w:rPr>
       <w:tblPr/>
@@ -13907,6 +14537,7 @@
     </w:tblStylePr>
     <w:tblStylePr w:type="lastCol">
       <w:rPr>
+        <w:rFonts w:eastAsia="黑体"/>
         <w:color w:themeColor="background1" w:val="FFFFFF"/>
       </w:rPr>
       <w:tblPr/>
@@ -13936,11 +14567,13 @@
     </w:tblStylePr>
     <w:tblStylePr w:type="neCell">
       <w:rPr>
+        <w:rFonts w:eastAsia="黑体"/>
         <w:color w:themeColor="text1" w:val="000000"/>
       </w:rPr>
     </w:tblStylePr>
     <w:tblStylePr w:type="nwCell">
       <w:rPr>
+        <w:rFonts w:eastAsia="黑体"/>
         <w:color w:themeColor="text1" w:val="000000"/>
       </w:rPr>
     </w:tblStylePr>
@@ -13954,6 +14587,7 @@
       <w:spacing w:after="0" w:line="240" w:lineRule="auto"/>
     </w:pPr>
     <w:rPr>
+      <w:rFonts w:eastAsia="黑体"/>
       <w:color w:themeColor="text1" w:val="000000"/>
     </w:rPr>
     <w:tblPr>
@@ -13972,6 +14606,7 @@
     </w:tcPr>
     <w:tblStylePr w:type="firstRow">
       <w:rPr>
+        <w:rFonts w:eastAsia="黑体"/>
         <w:b/>
         <w:bCs/>
         <w:color w:themeColor="background1" w:val="FFFFFF"/>
@@ -13986,6 +14621,7 @@
     </w:tblStylePr>
     <w:tblStylePr w:type="lastRow">
       <w:rPr>
+        <w:rFonts w:eastAsia="黑体"/>
         <w:b/>
         <w:bCs/>
         <w:color w:themeColor="accent2" w:themeShade="CC" w:val="9E3A38"/>
@@ -14000,12 +14636,14 @@
     </w:tblStylePr>
     <w:tblStylePr w:type="firstCol">
       <w:rPr>
+        <w:rFonts w:eastAsia="黑体"/>
         <w:b/>
         <w:bCs/>
       </w:rPr>
     </w:tblStylePr>
     <w:tblStylePr w:type="lastCol">
       <w:rPr>
+        <w:rFonts w:eastAsia="黑体"/>
         <w:b/>
         <w:bCs/>
       </w:rPr>
@@ -14040,6 +14678,7 @@
       <w:spacing w:after="0" w:line="240" w:lineRule="auto"/>
     </w:pPr>
     <w:rPr>
+      <w:rFonts w:eastAsia="黑体"/>
       <w:color w:themeColor="text1" w:val="000000"/>
     </w:rPr>
     <w:tblPr>
@@ -14058,6 +14697,7 @@
     </w:tcPr>
     <w:tblStylePr w:type="firstRow">
       <w:rPr>
+        <w:rFonts w:eastAsia="黑体"/>
         <w:b/>
         <w:bCs/>
         <w:color w:themeColor="background1" w:val="FFFFFF"/>
@@ -14072,6 +14712,7 @@
     </w:tblStylePr>
     <w:tblStylePr w:type="lastRow">
       <w:rPr>
+        <w:rFonts w:eastAsia="黑体"/>
         <w:b/>
         <w:bCs/>
         <w:color w:themeColor="accent2" w:themeShade="CC" w:val="9E3A38"/>
@@ -14086,12 +14727,14 @@
     </w:tblStylePr>
     <w:tblStylePr w:type="firstCol">
       <w:rPr>
+        <w:rFonts w:eastAsia="黑体"/>
         <w:b/>
         <w:bCs/>
       </w:rPr>
     </w:tblStylePr>
     <w:tblStylePr w:type="lastCol">
       <w:rPr>
+        <w:rFonts w:eastAsia="黑体"/>
         <w:b/>
         <w:bCs/>
       </w:rPr>
@@ -14126,6 +14769,7 @@
       <w:spacing w:after="0" w:line="240" w:lineRule="auto"/>
     </w:pPr>
     <w:rPr>
+      <w:rFonts w:eastAsia="黑体"/>
       <w:color w:themeColor="text1" w:val="000000"/>
     </w:rPr>
     <w:tblPr>
@@ -14144,6 +14788,7 @@
     </w:tcPr>
     <w:tblStylePr w:type="firstRow">
       <w:rPr>
+        <w:rFonts w:eastAsia="黑体"/>
         <w:b/>
         <w:bCs/>
         <w:color w:themeColor="background1" w:val="FFFFFF"/>
@@ -14158,6 +14803,7 @@
     </w:tblStylePr>
     <w:tblStylePr w:type="lastRow">
       <w:rPr>
+        <w:rFonts w:eastAsia="黑体"/>
         <w:b/>
         <w:bCs/>
         <w:color w:themeColor="accent2" w:themeShade="CC" w:val="9E3A38"/>
@@ -14172,12 +14818,14 @@
     </w:tblStylePr>
     <w:tblStylePr w:type="firstCol">
       <w:rPr>
+        <w:rFonts w:eastAsia="黑体"/>
         <w:b/>
         <w:bCs/>
       </w:rPr>
     </w:tblStylePr>
     <w:tblStylePr w:type="lastCol">
       <w:rPr>
+        <w:rFonts w:eastAsia="黑体"/>
         <w:b/>
         <w:bCs/>
       </w:rPr>
@@ -14212,6 +14860,7 @@
       <w:spacing w:after="0" w:line="240" w:lineRule="auto"/>
     </w:pPr>
     <w:rPr>
+      <w:rFonts w:eastAsia="黑体"/>
       <w:color w:themeColor="text1" w:val="000000"/>
     </w:rPr>
     <w:tblPr>
@@ -14230,6 +14879,7 @@
     </w:tcPr>
     <w:tblStylePr w:type="firstRow">
       <w:rPr>
+        <w:rFonts w:eastAsia="黑体"/>
         <w:b/>
         <w:bCs/>
         <w:color w:themeColor="background1" w:val="FFFFFF"/>
@@ -14244,6 +14894,7 @@
     </w:tblStylePr>
     <w:tblStylePr w:type="lastRow">
       <w:rPr>
+        <w:rFonts w:eastAsia="黑体"/>
         <w:b/>
         <w:bCs/>
         <w:color w:themeColor="accent4" w:themeShade="CC" w:val="664E82"/>
@@ -14258,12 +14909,14 @@
     </w:tblStylePr>
     <w:tblStylePr w:type="firstCol">
       <w:rPr>
+        <w:rFonts w:eastAsia="黑体"/>
         <w:b/>
         <w:bCs/>
       </w:rPr>
     </w:tblStylePr>
     <w:tblStylePr w:type="lastCol">
       <w:rPr>
+        <w:rFonts w:eastAsia="黑体"/>
         <w:b/>
         <w:bCs/>
       </w:rPr>
@@ -14298,6 +14951,7 @@
       <w:spacing w:after="0" w:line="240" w:lineRule="auto"/>
     </w:pPr>
     <w:rPr>
+      <w:rFonts w:eastAsia="黑体"/>
       <w:color w:themeColor="text1" w:val="000000"/>
     </w:rPr>
     <w:tblPr>
@@ -14316,6 +14970,7 @@
     </w:tcPr>
     <w:tblStylePr w:type="firstRow">
       <w:rPr>
+        <w:rFonts w:eastAsia="黑体"/>
         <w:b/>
         <w:bCs/>
         <w:color w:themeColor="background1" w:val="FFFFFF"/>
@@ -14330,6 +14985,7 @@
     </w:tblStylePr>
     <w:tblStylePr w:type="lastRow">
       <w:rPr>
+        <w:rFonts w:eastAsia="黑体"/>
         <w:b/>
         <w:bCs/>
         <w:color w:themeColor="accent3" w:themeShade="CC" w:val="7E9C40"/>
@@ -14344,12 +15000,14 @@
     </w:tblStylePr>
     <w:tblStylePr w:type="firstCol">
       <w:rPr>
+        <w:rFonts w:eastAsia="黑体"/>
         <w:b/>
         <w:bCs/>
       </w:rPr>
     </w:tblStylePr>
     <w:tblStylePr w:type="lastCol">
       <w:rPr>
+        <w:rFonts w:eastAsia="黑体"/>
         <w:b/>
         <w:bCs/>
       </w:rPr>
@@ -14384,6 +15042,7 @@
       <w:spacing w:after="0" w:line="240" w:lineRule="auto"/>
     </w:pPr>
     <w:rPr>
+      <w:rFonts w:eastAsia="黑体"/>
       <w:color w:themeColor="text1" w:val="000000"/>
     </w:rPr>
     <w:tblPr>
@@ -14402,6 +15061,7 @@
     </w:tcPr>
     <w:tblStylePr w:type="firstRow">
       <w:rPr>
+        <w:rFonts w:eastAsia="黑体"/>
         <w:b/>
         <w:bCs/>
         <w:color w:themeColor="background1" w:val="FFFFFF"/>
@@ -14416,6 +15076,7 @@
     </w:tblStylePr>
     <w:tblStylePr w:type="lastRow">
       <w:rPr>
+        <w:rFonts w:eastAsia="黑体"/>
         <w:b/>
         <w:bCs/>
         <w:color w:themeColor="accent6" w:themeShade="CC" w:val="F2730A"/>
@@ -14430,12 +15091,14 @@
     </w:tblStylePr>
     <w:tblStylePr w:type="firstCol">
       <w:rPr>
+        <w:rFonts w:eastAsia="黑体"/>
         <w:b/>
         <w:bCs/>
       </w:rPr>
     </w:tblStylePr>
     <w:tblStylePr w:type="lastCol">
       <w:rPr>
+        <w:rFonts w:eastAsia="黑体"/>
         <w:b/>
         <w:bCs/>
       </w:rPr>
@@ -14470,6 +15133,7 @@
       <w:spacing w:after="0" w:line="240" w:lineRule="auto"/>
     </w:pPr>
     <w:rPr>
+      <w:rFonts w:eastAsia="黑体"/>
       <w:color w:themeColor="text1" w:val="000000"/>
     </w:rPr>
     <w:tblPr>
@@ -14488,6 +15152,7 @@
     </w:tcPr>
     <w:tblStylePr w:type="firstRow">
       <w:rPr>
+        <w:rFonts w:eastAsia="黑体"/>
         <w:b/>
         <w:bCs/>
         <w:color w:themeColor="background1" w:val="FFFFFF"/>
@@ -14502,6 +15167,7 @@
     </w:tblStylePr>
     <w:tblStylePr w:type="lastRow">
       <w:rPr>
+        <w:rFonts w:eastAsia="黑体"/>
         <w:b/>
         <w:bCs/>
         <w:color w:themeColor="accent5" w:themeShade="CC" w:val="348DA5"/>
@@ -14516,12 +15182,14 @@
     </w:tblStylePr>
     <w:tblStylePr w:type="firstCol">
       <w:rPr>
+        <w:rFonts w:eastAsia="黑体"/>
         <w:b/>
         <w:bCs/>
       </w:rPr>
     </w:tblStylePr>
     <w:tblStylePr w:type="lastCol">
       <w:rPr>
+        <w:rFonts w:eastAsia="黑体"/>
         <w:b/>
         <w:bCs/>
       </w:rPr>
@@ -14556,6 +15224,7 @@
       <w:spacing w:after="0" w:line="240" w:lineRule="auto"/>
     </w:pPr>
     <w:rPr>
+      <w:rFonts w:eastAsia="黑体"/>
       <w:color w:themeColor="text1" w:val="000000"/>
     </w:rPr>
     <w:tblPr>
@@ -14577,6 +15246,7 @@
     </w:tcPr>
     <w:tblStylePr w:type="firstRow">
       <w:rPr>
+        <w:rFonts w:eastAsia="黑体"/>
         <w:b/>
         <w:bCs/>
       </w:rPr>
@@ -14587,6 +15257,7 @@
     </w:tblStylePr>
     <w:tblStylePr w:type="lastRow">
       <w:rPr>
+        <w:rFonts w:eastAsia="黑体"/>
         <w:b/>
         <w:bCs/>
         <w:color w:themeColor="text1" w:val="000000"/>
@@ -14598,6 +15269,7 @@
     </w:tblStylePr>
     <w:tblStylePr w:type="firstCol">
       <w:rPr>
+        <w:rFonts w:eastAsia="黑体"/>
         <w:color w:themeColor="background1" w:val="FFFFFF"/>
       </w:rPr>
       <w:tblPr/>
@@ -14607,6 +15279,7 @@
     </w:tblStylePr>
     <w:tblStylePr w:type="lastCol">
       <w:rPr>
+        <w:rFonts w:eastAsia="黑体"/>
         <w:color w:themeColor="background1" w:val="FFFFFF"/>
       </w:rPr>
       <w:tblPr/>
@@ -14636,6 +15309,7 @@
       <w:spacing w:after="0" w:line="240" w:lineRule="auto"/>
     </w:pPr>
     <w:rPr>
+      <w:rFonts w:eastAsia="黑体"/>
       <w:color w:themeColor="text1" w:val="000000"/>
     </w:rPr>
     <w:tblPr>
@@ -14657,6 +15331,7 @@
     </w:tcPr>
     <w:tblStylePr w:type="firstRow">
       <w:rPr>
+        <w:rFonts w:eastAsia="黑体"/>
         <w:b/>
         <w:bCs/>
       </w:rPr>
@@ -14667,6 +15342,7 @@
     </w:tblStylePr>
     <w:tblStylePr w:type="lastRow">
       <w:rPr>
+        <w:rFonts w:eastAsia="黑体"/>
         <w:b/>
         <w:bCs/>
         <w:color w:themeColor="text1" w:val="000000"/>
@@ -14678,6 +15354,7 @@
     </w:tblStylePr>
     <w:tblStylePr w:type="firstCol">
       <w:rPr>
+        <w:rFonts w:eastAsia="黑体"/>
         <w:color w:themeColor="background1" w:val="FFFFFF"/>
       </w:rPr>
       <w:tblPr/>
@@ -14687,6 +15364,7 @@
     </w:tblStylePr>
     <w:tblStylePr w:type="lastCol">
       <w:rPr>
+        <w:rFonts w:eastAsia="黑体"/>
         <w:color w:themeColor="background1" w:val="FFFFFF"/>
       </w:rPr>
       <w:tblPr/>
@@ -14716,6 +15394,7 @@
       <w:spacing w:after="0" w:line="240" w:lineRule="auto"/>
     </w:pPr>
     <w:rPr>
+      <w:rFonts w:eastAsia="黑体"/>
       <w:color w:themeColor="text1" w:val="000000"/>
     </w:rPr>
     <w:tblPr>
@@ -14737,6 +15416,7 @@
     </w:tcPr>
     <w:tblStylePr w:type="firstRow">
       <w:rPr>
+        <w:rFonts w:eastAsia="黑体"/>
         <w:b/>
         <w:bCs/>
       </w:rPr>
@@ -14747,6 +15427,7 @@
     </w:tblStylePr>
     <w:tblStylePr w:type="lastRow">
       <w:rPr>
+        <w:rFonts w:eastAsia="黑体"/>
         <w:b/>
         <w:bCs/>
         <w:color w:themeColor="text1" w:val="000000"/>
@@ -14758,6 +15439,7 @@
     </w:tblStylePr>
     <w:tblStylePr w:type="firstCol">
       <w:rPr>
+        <w:rFonts w:eastAsia="黑体"/>
         <w:color w:themeColor="background1" w:val="FFFFFF"/>
       </w:rPr>
       <w:tblPr/>
@@ -14767,6 +15449,7 @@
     </w:tblStylePr>
     <w:tblStylePr w:type="lastCol">
       <w:rPr>
+        <w:rFonts w:eastAsia="黑体"/>
         <w:color w:themeColor="background1" w:val="FFFFFF"/>
       </w:rPr>
       <w:tblPr/>
@@ -14796,6 +15479,7 @@
       <w:spacing w:after="0" w:line="240" w:lineRule="auto"/>
     </w:pPr>
     <w:rPr>
+      <w:rFonts w:eastAsia="黑体"/>
       <w:color w:themeColor="text1" w:val="000000"/>
     </w:rPr>
     <w:tblPr>
@@ -14817,6 +15501,7 @@
     </w:tcPr>
     <w:tblStylePr w:type="firstRow">
       <w:rPr>
+        <w:rFonts w:eastAsia="黑体"/>
         <w:b/>
         <w:bCs/>
       </w:rPr>
@@ -14827,6 +15512,7 @@
     </w:tblStylePr>
     <w:tblStylePr w:type="lastRow">
       <w:rPr>
+        <w:rFonts w:eastAsia="黑体"/>
         <w:b/>
         <w:bCs/>
         <w:color w:themeColor="text1" w:val="000000"/>
@@ -14838,6 +15524,7 @@
     </w:tblStylePr>
     <w:tblStylePr w:type="firstCol">
       <w:rPr>
+        <w:rFonts w:eastAsia="黑体"/>
         <w:color w:themeColor="background1" w:val="FFFFFF"/>
       </w:rPr>
       <w:tblPr/>
@@ -14847,6 +15534,7 @@
     </w:tblStylePr>
     <w:tblStylePr w:type="lastCol">
       <w:rPr>
+        <w:rFonts w:eastAsia="黑体"/>
         <w:color w:themeColor="background1" w:val="FFFFFF"/>
       </w:rPr>
       <w:tblPr/>
@@ -14876,6 +15564,7 @@
       <w:spacing w:after="0" w:line="240" w:lineRule="auto"/>
     </w:pPr>
     <w:rPr>
+      <w:rFonts w:eastAsia="黑体"/>
       <w:color w:themeColor="text1" w:val="000000"/>
     </w:rPr>
     <w:tblPr>
@@ -14897,6 +15586,7 @@
     </w:tcPr>
     <w:tblStylePr w:type="firstRow">
       <w:rPr>
+        <w:rFonts w:eastAsia="黑体"/>
         <w:b/>
         <w:bCs/>
       </w:rPr>
@@ -14907,6 +15597,7 @@
     </w:tblStylePr>
     <w:tblStylePr w:type="lastRow">
       <w:rPr>
+        <w:rFonts w:eastAsia="黑体"/>
         <w:b/>
         <w:bCs/>
         <w:color w:themeColor="text1" w:val="000000"/>
@@ -14918,6 +15609,7 @@
     </w:tblStylePr>
     <w:tblStylePr w:type="firstCol">
       <w:rPr>
+        <w:rFonts w:eastAsia="黑体"/>
         <w:color w:themeColor="background1" w:val="FFFFFF"/>
       </w:rPr>
       <w:tblPr/>
@@ -14927,6 +15619,7 @@
     </w:tblStylePr>
     <w:tblStylePr w:type="lastCol">
       <w:rPr>
+        <w:rFonts w:eastAsia="黑体"/>
         <w:color w:themeColor="background1" w:val="FFFFFF"/>
       </w:rPr>
       <w:tblPr/>
@@ -14956,6 +15649,7 @@
       <w:spacing w:after="0" w:line="240" w:lineRule="auto"/>
     </w:pPr>
     <w:rPr>
+      <w:rFonts w:eastAsia="黑体"/>
       <w:color w:themeColor="text1" w:val="000000"/>
     </w:rPr>
     <w:tblPr>
@@ -14977,6 +15671,7 @@
     </w:tcPr>
     <w:tblStylePr w:type="firstRow">
       <w:rPr>
+        <w:rFonts w:eastAsia="黑体"/>
         <w:b/>
         <w:bCs/>
       </w:rPr>
@@ -14987,6 +15682,7 @@
     </w:tblStylePr>
     <w:tblStylePr w:type="lastRow">
       <w:rPr>
+        <w:rFonts w:eastAsia="黑体"/>
         <w:b/>
         <w:bCs/>
         <w:color w:themeColor="text1" w:val="000000"/>
@@ -14998,6 +15694,7 @@
     </w:tblStylePr>
     <w:tblStylePr w:type="firstCol">
       <w:rPr>
+        <w:rFonts w:eastAsia="黑体"/>
         <w:color w:themeColor="background1" w:val="FFFFFF"/>
       </w:rPr>
       <w:tblPr/>
@@ -15007,6 +15704,7 @@
     </w:tblStylePr>
     <w:tblStylePr w:type="lastCol">
       <w:rPr>
+        <w:rFonts w:eastAsia="黑体"/>
         <w:color w:themeColor="background1" w:val="FFFFFF"/>
       </w:rPr>
       <w:tblPr/>
@@ -15036,6 +15734,7 @@
       <w:spacing w:after="0" w:line="240" w:lineRule="auto"/>
     </w:pPr>
     <w:rPr>
+      <w:rFonts w:eastAsia="黑体"/>
       <w:color w:themeColor="text1" w:val="000000"/>
     </w:rPr>
     <w:tblPr>
@@ -15057,6 +15756,7 @@
     </w:tcPr>
     <w:tblStylePr w:type="firstRow">
       <w:rPr>
+        <w:rFonts w:eastAsia="黑体"/>
         <w:b/>
         <w:bCs/>
       </w:rPr>
@@ -15067,6 +15767,7 @@
     </w:tblStylePr>
     <w:tblStylePr w:type="lastRow">
       <w:rPr>
+        <w:rFonts w:eastAsia="黑体"/>
         <w:b/>
         <w:bCs/>
         <w:color w:themeColor="text1" w:val="000000"/>
@@ -15078,6 +15779,7 @@
     </w:tblStylePr>
     <w:tblStylePr w:type="firstCol">
       <w:rPr>
+        <w:rFonts w:eastAsia="黑体"/>
         <w:color w:themeColor="background1" w:val="FFFFFF"/>
       </w:rPr>
       <w:tblPr/>
@@ -15087,6 +15789,7 @@
     </w:tblStylePr>
     <w:tblStylePr w:type="lastCol">
       <w:rPr>
+        <w:rFonts w:eastAsia="黑体"/>
         <w:color w:themeColor="background1" w:val="FFFFFF"/>
       </w:rPr>
       <w:tblPr/>
@@ -15119,6 +15822,7 @@
     <w:name w:val="KeywordTok"/>
     <w:basedOn w:val="VerbatimChar"/>
     <w:rPr>
+      <w:rFonts w:eastAsia="黑体"/>
       <w:b/>
       <w:color w:val="007020"/>
     </w:rPr>
@@ -15127,6 +15831,7 @@
     <w:name w:val="DataTypeTok"/>
     <w:basedOn w:val="VerbatimChar"/>
     <w:rPr>
+      <w:rFonts w:eastAsia="黑体"/>
       <w:color w:val="902000"/>
     </w:rPr>
   </w:style>
@@ -15134,6 +15839,7 @@
     <w:name w:val="DecValTok"/>
     <w:basedOn w:val="VerbatimChar"/>
     <w:rPr>
+      <w:rFonts w:eastAsia="黑体"/>
       <w:color w:val="40a070"/>
     </w:rPr>
   </w:style>
@@ -15141,6 +15847,7 @@
     <w:name w:val="BaseNTok"/>
     <w:basedOn w:val="VerbatimChar"/>
     <w:rPr>
+      <w:rFonts w:eastAsia="黑体"/>
       <w:color w:val="40a070"/>
     </w:rPr>
   </w:style>
@@ -15148,6 +15855,7 @@
     <w:name w:val="FloatTok"/>
     <w:basedOn w:val="VerbatimChar"/>
     <w:rPr>
+      <w:rFonts w:eastAsia="黑体"/>
       <w:color w:val="40a070"/>
     </w:rPr>
   </w:style>
@@ -15155,6 +15863,7 @@
     <w:name w:val="ConstantTok"/>
     <w:basedOn w:val="VerbatimChar"/>
     <w:rPr>
+      <w:rFonts w:eastAsia="黑体"/>
       <w:color w:val="880000"/>
     </w:rPr>
   </w:style>
@@ -15162,6 +15871,7 @@
     <w:name w:val="CharTok"/>
     <w:basedOn w:val="VerbatimChar"/>
     <w:rPr>
+      <w:rFonts w:eastAsia="黑体"/>
       <w:color w:val="4070a0"/>
     </w:rPr>
   </w:style>
@@ -15169,6 +15879,7 @@
     <w:name w:val="SpecialCharTok"/>
     <w:basedOn w:val="VerbatimChar"/>
     <w:rPr>
+      <w:rFonts w:eastAsia="黑体"/>
       <w:color w:val="4070a0"/>
     </w:rPr>
   </w:style>
@@ -15176,6 +15887,7 @@
     <w:name w:val="StringTok"/>
     <w:basedOn w:val="VerbatimChar"/>
     <w:rPr>
+      <w:rFonts w:eastAsia="黑体"/>
       <w:color w:val="4070a0"/>
     </w:rPr>
   </w:style>
@@ -15183,6 +15895,7 @@
     <w:name w:val="VerbatimStringTok"/>
     <w:basedOn w:val="VerbatimChar"/>
     <w:rPr>
+      <w:rFonts w:eastAsia="黑体"/>
       <w:color w:val="4070a0"/>
     </w:rPr>
   </w:style>
@@ -15190,6 +15903,7 @@
     <w:name w:val="SpecialStringTok"/>
     <w:basedOn w:val="VerbatimChar"/>
     <w:rPr>
+      <w:rFonts w:eastAsia="黑体"/>
       <w:color w:val="bb6688"/>
     </w:rPr>
   </w:style>
@@ -15197,6 +15911,7 @@
     <w:name w:val="ImportTok"/>
     <w:basedOn w:val="VerbatimChar"/>
     <w:rPr>
+      <w:rFonts w:eastAsia="黑体"/>
       <w:b/>
       <w:color w:val="008000"/>
     </w:rPr>
@@ -15205,6 +15920,7 @@
     <w:name w:val="CommentTok"/>
     <w:basedOn w:val="VerbatimChar"/>
     <w:rPr>
+      <w:rFonts w:eastAsia="黑体"/>
       <w:i/>
       <w:color w:val="60a0b0"/>
     </w:rPr>
@@ -15213,6 +15929,7 @@
     <w:name w:val="DocumentationTok"/>
     <w:basedOn w:val="VerbatimChar"/>
     <w:rPr>
+      <w:rFonts w:eastAsia="黑体"/>
       <w:i/>
       <w:color w:val="ba2121"/>
     </w:rPr>
@@ -15221,6 +15938,7 @@
     <w:name w:val="AnnotationTok"/>
     <w:basedOn w:val="VerbatimChar"/>
     <w:rPr>
+      <w:rFonts w:eastAsia="黑体"/>
       <w:b/>
       <w:i/>
       <w:color w:val="60a0b0"/>
@@ -15230,6 +15948,7 @@
     <w:name w:val="CommentVarTok"/>
     <w:basedOn w:val="VerbatimChar"/>
     <w:rPr>
+      <w:rFonts w:eastAsia="黑体"/>
       <w:b/>
       <w:i/>
       <w:color w:val="60a0b0"/>
@@ -15239,6 +15958,7 @@
     <w:name w:val="OtherTok"/>
     <w:basedOn w:val="VerbatimChar"/>
     <w:rPr>
+      <w:rFonts w:eastAsia="黑体"/>
       <w:color w:val="007020"/>
     </w:rPr>
   </w:style>
@@ -15246,6 +15966,7 @@
     <w:name w:val="FunctionTok"/>
     <w:basedOn w:val="VerbatimChar"/>
     <w:rPr>
+      <w:rFonts w:eastAsia="黑体"/>
       <w:color w:val="06287e"/>
     </w:rPr>
   </w:style>
@@ -15253,6 +15974,7 @@
     <w:name w:val="VariableTok"/>
     <w:basedOn w:val="VerbatimChar"/>
     <w:rPr>
+      <w:rFonts w:eastAsia="黑体"/>
       <w:color w:val="19177c"/>
     </w:rPr>
   </w:style>
@@ -15260,6 +15982,7 @@
     <w:name w:val="ControlFlowTok"/>
     <w:basedOn w:val="VerbatimChar"/>
     <w:rPr>
+      <w:rFonts w:eastAsia="黑体"/>
       <w:b/>
       <w:color w:val="007020"/>
     </w:rPr>
@@ -15268,6 +15991,7 @@
     <w:name w:val="OperatorTok"/>
     <w:basedOn w:val="VerbatimChar"/>
     <w:rPr>
+      <w:rFonts w:eastAsia="黑体"/>
       <w:color w:val="666666"/>
     </w:rPr>
   </w:style>
@@ -15275,18 +15999,22 @@
     <w:name w:val="BuiltInTok"/>
     <w:basedOn w:val="VerbatimChar"/>
     <w:rPr>
+      <w:rFonts w:eastAsia="黑体"/>
       <w:color w:val="008000"/>
     </w:rPr>
   </w:style>
   <w:style w:type="character" w:customStyle="1" w:styleId="ExtensionTok">
     <w:name w:val="ExtensionTok"/>
     <w:basedOn w:val="VerbatimChar"/>
-    <w:rPr/>
+    <w:rPr>
+      <w:rFonts w:eastAsia="黑体"/>
+    </w:rPr>
   </w:style>
   <w:style w:type="character" w:customStyle="1" w:styleId="PreprocessorTok">
     <w:name w:val="PreprocessorTok"/>
     <w:basedOn w:val="VerbatimChar"/>
     <w:rPr>
+      <w:rFonts w:eastAsia="黑体"/>
       <w:color w:val="bc7a00"/>
     </w:rPr>
   </w:style>
@@ -15294,18 +16022,22 @@
     <w:name w:val="AttributeTok"/>
     <w:basedOn w:val="VerbatimChar"/>
     <w:rPr>
+      <w:rFonts w:eastAsia="黑体"/>
       <w:color w:val="7d9029"/>
     </w:rPr>
   </w:style>
   <w:style w:type="character" w:customStyle="1" w:styleId="RegionMarkerTok">
     <w:name w:val="RegionMarkerTok"/>
     <w:basedOn w:val="VerbatimChar"/>
-    <w:rPr/>
+    <w:rPr>
+      <w:rFonts w:eastAsia="黑体"/>
+    </w:rPr>
   </w:style>
   <w:style w:type="character" w:customStyle="1" w:styleId="InformationTok">
     <w:name w:val="InformationTok"/>
     <w:basedOn w:val="VerbatimChar"/>
     <w:rPr>
+      <w:rFonts w:eastAsia="黑体"/>
       <w:b/>
       <w:i/>
       <w:color w:val="60a0b0"/>
@@ -15315,6 +16047,7 @@
     <w:name w:val="WarningTok"/>
     <w:basedOn w:val="VerbatimChar"/>
     <w:rPr>
+      <w:rFonts w:eastAsia="黑体"/>
       <w:b/>
       <w:i/>
       <w:color w:val="60a0b0"/>
@@ -15324,6 +16057,7 @@
     <w:name w:val="AlertTok"/>
     <w:basedOn w:val="VerbatimChar"/>
     <w:rPr>
+      <w:rFonts w:eastAsia="黑体"/>
       <w:b/>
       <w:color w:val="ff0000"/>
     </w:rPr>
@@ -15332,6 +16066,7 @@
     <w:name w:val="ErrorTok"/>
     <w:basedOn w:val="VerbatimChar"/>
     <w:rPr>
+      <w:rFonts w:eastAsia="黑体"/>
       <w:b/>
       <w:color w:val="ff0000"/>
     </w:rPr>
@@ -15339,7 +16074,9 @@
   <w:style w:type="character" w:customStyle="1" w:styleId="NormalTok">
     <w:name w:val="NormalTok"/>
     <w:basedOn w:val="VerbatimChar"/>
-    <w:rPr/>
+    <w:rPr>
+      <w:rFonts w:eastAsia="黑体"/>
+    </w:rPr>
   </w:style>
 </w:styles>
 </file>
@@ -15388,12 +16125,12 @@
     <a:fontScheme name="Office">
       <a:majorFont>
         <a:latin typeface="Calibri"/>
-        <a:ea typeface=""/>
+        <a:ea typeface="黑体"/>
         <a:cs typeface=""/>
         <a:font script="Jpan" typeface="ＭＳ ゴシック"/>
         <a:font script="Hang" typeface="맑은 고딕"/>
-        <a:font script="Hans" typeface="宋体"/>
-        <a:font script="Hant" typeface="新細明體"/>
+        <a:font script="Hans" typeface="黑体"/>
+        <a:font script="Hant" typeface="黑体"/>
         <a:font script="Arab" typeface="Times New Roman"/>
         <a:font script="Hebr" typeface="Times New Roman"/>
         <a:font script="Thai" typeface="Angsana New"/>
@@ -15423,12 +16160,12 @@
       </a:majorFont>
       <a:minorFont>
         <a:latin typeface="Cambria"/>
-        <a:ea typeface=""/>
+        <a:ea typeface="黑体"/>
         <a:cs typeface=""/>
         <a:font script="Jpan" typeface="ＭＳ 明朝"/>
         <a:font script="Hang" typeface="맑은 고딕"/>
-        <a:font script="Hans" typeface="宋体"/>
-        <a:font script="Hant" typeface="新細明體"/>
+        <a:font script="Hans" typeface="黑体"/>
+        <a:font script="Hant" typeface="黑体"/>
         <a:font script="Arab" typeface="Arial"/>
         <a:font script="Hebr" typeface="Arial"/>
         <a:font script="Thai" typeface="Cordia New"/>

--- a/01-电源电路/02-开关电源/Buck降压/非同步Buck电路/非同步Buck电路.docx
+++ b/01-电源电路/02-开关电源/Buck降压/非同步Buck电路/非同步Buck电路.docx
@@ -3054,7 +3054,7 @@
           <w:color w:val="555555"/>
           <w:sz w:val="21"/>
         </w:rPr>
-        <w:t>材料收集者：杜文杰，WX手机：19519196569，QQ:3478827729</w:t>
+        <w:t>材料收集者：杜文杰，微信/手机：19519196569，QQ:3478827729</w:t>
       </w:r>
     </w:p>
     <w:sectPr>
